--- a/SARA - Documentação de Projeto.docx
+++ b/SARA - Documentação de Projeto.docx
@@ -1481,704 +1481,48 @@
     </w:p>
     <w:p>
       <w:pPr>
-        <w:pBdr>
-          <w:left w:val="single" w:color="1F4E79" w:sz="18" w:space="6"/>
-        </w:pBdr>
-        <w:shd w:fill="F2F2F2" w:val="clear"/>
-        <w:spacing w:after="0" w:before="0" w:line="240"/>
-        <w:ind w:left="120" w:right="120"/>
-      </w:pPr>
-      <w:r>
-        <w:rPr>
-          <w:rFonts w:ascii="Consolas" w:cs="Consolas" w:eastAsia="Consolas" w:hAnsi="Consolas"/>
-          <w:sz w:val="17"/>
-          <w:szCs w:val="17"/>
-        </w:rPr>
-        <w:t xml:space="preserve">@startuml CasosDeUso</w:t>
-      </w:r>
-    </w:p>
-    <w:p>
-      <w:pPr>
-        <w:pBdr>
-          <w:left w:val="single" w:color="1F4E79" w:sz="18" w:space="6"/>
-        </w:pBdr>
-        <w:shd w:fill="F2F2F2" w:val="clear"/>
-        <w:spacing w:after="0" w:before="0" w:line="240"/>
-        <w:ind w:left="120" w:right="120"/>
-      </w:pPr>
-      <w:r>
-        <w:rPr>
-          <w:rFonts w:ascii="Consolas" w:cs="Consolas" w:eastAsia="Consolas" w:hAnsi="Consolas"/>
-          <w:sz w:val="17"/>
-          <w:szCs w:val="17"/>
-        </w:rPr>
-        <w:t xml:space="preserve">left to right direction</w:t>
-      </w:r>
-    </w:p>
-    <w:p>
-      <w:pPr>
-        <w:pBdr>
-          <w:left w:val="single" w:color="1F4E79" w:sz="18" w:space="6"/>
-        </w:pBdr>
-        <w:shd w:fill="F2F2F2" w:val="clear"/>
-        <w:spacing w:after="0" w:before="0" w:line="240"/>
-        <w:ind w:left="120" w:right="120"/>
-      </w:pPr>
-      <w:r>
-        <w:rPr>
-          <w:rFonts w:ascii="Consolas" w:cs="Consolas" w:eastAsia="Consolas" w:hAnsi="Consolas"/>
-          <w:sz w:val="17"/>
-          <w:szCs w:val="17"/>
-        </w:rPr>
-        <w:t xml:space="preserve">skinparam packageStyle rectangle</w:t>
-      </w:r>
-    </w:p>
-    <w:p>
-      <w:pPr>
-        <w:pBdr>
-          <w:left w:val="single" w:color="1F4E79" w:sz="18" w:space="6"/>
-        </w:pBdr>
-        <w:shd w:fill="F2F2F2" w:val="clear"/>
-        <w:spacing w:after="0" w:before="0" w:line="240"/>
-        <w:ind w:left="120" w:right="120"/>
-      </w:pPr>
-      <w:r>
-        <w:rPr>
-          <w:rFonts w:ascii="Consolas" w:cs="Consolas" w:eastAsia="Consolas" w:hAnsi="Consolas"/>
-          <w:sz w:val="17"/>
-          <w:szCs w:val="17"/>
-        </w:rPr>
-        <w:t xml:space="preserve"> </w:t>
-      </w:r>
-    </w:p>
-    <w:p>
-      <w:pPr>
-        <w:pBdr>
-          <w:left w:val="single" w:color="1F4E79" w:sz="18" w:space="6"/>
-        </w:pBdr>
-        <w:shd w:fill="F2F2F2" w:val="clear"/>
-        <w:spacing w:after="0" w:before="0" w:line="240"/>
-        <w:ind w:left="120" w:right="120"/>
-      </w:pPr>
-      <w:r>
-        <w:rPr>
-          <w:rFonts w:ascii="Consolas" w:cs="Consolas" w:eastAsia="Consolas" w:hAnsi="Consolas"/>
-          <w:sz w:val="17"/>
-          <w:szCs w:val="17"/>
-        </w:rPr>
-        <w:t xml:space="preserve">actor "Cliente" as CLI</w:t>
-      </w:r>
-    </w:p>
-    <w:p>
-      <w:pPr>
-        <w:pBdr>
-          <w:left w:val="single" w:color="1F4E79" w:sz="18" w:space="6"/>
-        </w:pBdr>
-        <w:shd w:fill="F2F2F2" w:val="clear"/>
-        <w:spacing w:after="0" w:before="0" w:line="240"/>
-        <w:ind w:left="120" w:right="120"/>
-      </w:pPr>
-      <w:r>
-        <w:rPr>
-          <w:rFonts w:ascii="Consolas" w:cs="Consolas" w:eastAsia="Consolas" w:hAnsi="Consolas"/>
-          <w:sz w:val="17"/>
-          <w:szCs w:val="17"/>
-        </w:rPr>
-        <w:t xml:space="preserve">actor "Analista de Fraude" as ANA</w:t>
-      </w:r>
-    </w:p>
-    <w:p>
-      <w:pPr>
-        <w:pBdr>
-          <w:left w:val="single" w:color="1F4E79" w:sz="18" w:space="6"/>
-        </w:pBdr>
-        <w:shd w:fill="F2F2F2" w:val="clear"/>
-        <w:spacing w:after="0" w:before="0" w:line="240"/>
-        <w:ind w:left="120" w:right="120"/>
-      </w:pPr>
-      <w:r>
-        <w:rPr>
-          <w:rFonts w:ascii="Consolas" w:cs="Consolas" w:eastAsia="Consolas" w:hAnsi="Consolas"/>
-          <w:sz w:val="17"/>
-          <w:szCs w:val="17"/>
-        </w:rPr>
-        <w:t xml:space="preserve">actor "Gerente de Risco" as GER</w:t>
-      </w:r>
-    </w:p>
-    <w:p>
-      <w:pPr>
-        <w:pBdr>
-          <w:left w:val="single" w:color="1F4E79" w:sz="18" w:space="6"/>
-        </w:pBdr>
-        <w:shd w:fill="F2F2F2" w:val="clear"/>
-        <w:spacing w:after="0" w:before="0" w:line="240"/>
-        <w:ind w:left="120" w:right="120"/>
-      </w:pPr>
-      <w:r>
-        <w:rPr>
-          <w:rFonts w:ascii="Consolas" w:cs="Consolas" w:eastAsia="Consolas" w:hAnsi="Consolas"/>
-          <w:sz w:val="17"/>
-          <w:szCs w:val="17"/>
-        </w:rPr>
-        <w:t xml:space="preserve">actor "Administrador" as ADM</w:t>
-      </w:r>
-    </w:p>
-    <w:p>
-      <w:pPr>
-        <w:pBdr>
-          <w:left w:val="single" w:color="1F4E79" w:sz="18" w:space="6"/>
-        </w:pBdr>
-        <w:shd w:fill="F2F2F2" w:val="clear"/>
-        <w:spacing w:after="0" w:before="0" w:line="240"/>
-        <w:ind w:left="120" w:right="120"/>
-      </w:pPr>
-      <w:r>
-        <w:rPr>
-          <w:rFonts w:ascii="Consolas" w:cs="Consolas" w:eastAsia="Consolas" w:hAnsi="Consolas"/>
-          <w:sz w:val="17"/>
-          <w:szCs w:val="17"/>
-        </w:rPr>
-        <w:t xml:space="preserve">actor "Gateway de Pagamentos" as GTW</w:t>
-      </w:r>
-    </w:p>
-    <w:p>
-      <w:pPr>
-        <w:pBdr>
-          <w:left w:val="single" w:color="1F4E79" w:sz="18" w:space="6"/>
-        </w:pBdr>
-        <w:shd w:fill="F2F2F2" w:val="clear"/>
-        <w:spacing w:after="0" w:before="0" w:line="240"/>
-        <w:ind w:left="120" w:right="120"/>
-      </w:pPr>
-      <w:r>
-        <w:rPr>
-          <w:rFonts w:ascii="Consolas" w:cs="Consolas" w:eastAsia="Consolas" w:hAnsi="Consolas"/>
-          <w:sz w:val="17"/>
-          <w:szCs w:val="17"/>
-        </w:rPr>
-        <w:t xml:space="preserve">actor "Bureau / KYC" as KYC</w:t>
-      </w:r>
-    </w:p>
-    <w:p>
-      <w:pPr>
-        <w:pBdr>
-          <w:left w:val="single" w:color="1F4E79" w:sz="18" w:space="6"/>
-        </w:pBdr>
-        <w:shd w:fill="F2F2F2" w:val="clear"/>
-        <w:spacing w:after="0" w:before="0" w:line="240"/>
-        <w:ind w:left="120" w:right="120"/>
-      </w:pPr>
-      <w:r>
-        <w:rPr>
-          <w:rFonts w:ascii="Consolas" w:cs="Consolas" w:eastAsia="Consolas" w:hAnsi="Consolas"/>
-          <w:sz w:val="17"/>
-          <w:szCs w:val="17"/>
-        </w:rPr>
-        <w:t xml:space="preserve">actor "Serviço de Scoring (ML)" as ML</w:t>
-      </w:r>
-    </w:p>
-    <w:p>
-      <w:pPr>
-        <w:pBdr>
-          <w:left w:val="single" w:color="1F4E79" w:sz="18" w:space="6"/>
-        </w:pBdr>
-        <w:shd w:fill="F2F2F2" w:val="clear"/>
-        <w:spacing w:after="0" w:before="0" w:line="240"/>
-        <w:ind w:left="120" w:right="120"/>
-      </w:pPr>
-      <w:r>
-        <w:rPr>
-          <w:rFonts w:ascii="Consolas" w:cs="Consolas" w:eastAsia="Consolas" w:hAnsi="Consolas"/>
-          <w:sz w:val="17"/>
-          <w:szCs w:val="17"/>
-        </w:rPr>
-        <w:t xml:space="preserve"> </w:t>
-      </w:r>
-    </w:p>
-    <w:p>
-      <w:pPr>
-        <w:pBdr>
-          <w:left w:val="single" w:color="1F4E79" w:sz="18" w:space="6"/>
-        </w:pBdr>
-        <w:shd w:fill="F2F2F2" w:val="clear"/>
-        <w:spacing w:after="0" w:before="0" w:line="240"/>
-        <w:ind w:left="120" w:right="120"/>
-      </w:pPr>
-      <w:r>
-        <w:rPr>
-          <w:rFonts w:ascii="Consolas" w:cs="Consolas" w:eastAsia="Consolas" w:hAnsi="Consolas"/>
-          <w:sz w:val="17"/>
-          <w:szCs w:val="17"/>
-        </w:rPr>
-        <w:t xml:space="preserve">rectangle "SARA — Sistema de Análise de Risco e Antifraude" {</w:t>
-      </w:r>
-    </w:p>
-    <w:p>
-      <w:pPr>
-        <w:pBdr>
-          <w:left w:val="single" w:color="1F4E79" w:sz="18" w:space="6"/>
-        </w:pBdr>
-        <w:shd w:fill="F2F2F2" w:val="clear"/>
-        <w:spacing w:after="0" w:before="0" w:line="240"/>
-        <w:ind w:left="120" w:right="120"/>
-      </w:pPr>
-      <w:r>
-        <w:rPr>
-          <w:rFonts w:ascii="Consolas" w:cs="Consolas" w:eastAsia="Consolas" w:hAnsi="Consolas"/>
-          <w:sz w:val="17"/>
-          <w:szCs w:val="17"/>
-        </w:rPr>
-        <w:t xml:space="preserve">  usecase "UC-01 Avaliar risco da transação" as UC01</w:t>
-      </w:r>
-    </w:p>
-    <w:p>
-      <w:pPr>
-        <w:pBdr>
-          <w:left w:val="single" w:color="1F4E79" w:sz="18" w:space="6"/>
-        </w:pBdr>
-        <w:shd w:fill="F2F2F2" w:val="clear"/>
-        <w:spacing w:after="0" w:before="0" w:line="240"/>
-        <w:ind w:left="120" w:right="120"/>
-      </w:pPr>
-      <w:r>
-        <w:rPr>
-          <w:rFonts w:ascii="Consolas" w:cs="Consolas" w:eastAsia="Consolas" w:hAnsi="Consolas"/>
-          <w:sz w:val="17"/>
-          <w:szCs w:val="17"/>
-        </w:rPr>
-        <w:t xml:space="preserve">  usecase "UC-02 Gerar alerta de fraude" as UC02</w:t>
-      </w:r>
-    </w:p>
-    <w:p>
-      <w:pPr>
-        <w:pBdr>
-          <w:left w:val="single" w:color="1F4E79" w:sz="18" w:space="6"/>
-        </w:pBdr>
-        <w:shd w:fill="F2F2F2" w:val="clear"/>
-        <w:spacing w:after="0" w:before="0" w:line="240"/>
-        <w:ind w:left="120" w:right="120"/>
-      </w:pPr>
-      <w:r>
-        <w:rPr>
-          <w:rFonts w:ascii="Consolas" w:cs="Consolas" w:eastAsia="Consolas" w:hAnsi="Consolas"/>
-          <w:sz w:val="17"/>
-          <w:szCs w:val="17"/>
-        </w:rPr>
-        <w:t xml:space="preserve">  usecase "UC-03 Revisar caso de fraude" as UC03</w:t>
-      </w:r>
-    </w:p>
-    <w:p>
-      <w:pPr>
-        <w:pBdr>
-          <w:left w:val="single" w:color="1F4E79" w:sz="18" w:space="6"/>
-        </w:pBdr>
-        <w:shd w:fill="F2F2F2" w:val="clear"/>
-        <w:spacing w:after="0" w:before="0" w:line="240"/>
-        <w:ind w:left="120" w:right="120"/>
-      </w:pPr>
-      <w:r>
-        <w:rPr>
-          <w:rFonts w:ascii="Consolas" w:cs="Consolas" w:eastAsia="Consolas" w:hAnsi="Consolas"/>
-          <w:sz w:val="17"/>
-          <w:szCs w:val="17"/>
-        </w:rPr>
-        <w:t xml:space="preserve">  usecase "UC-04 Decidir transação manualmente" as UC04</w:t>
-      </w:r>
-    </w:p>
-    <w:p>
-      <w:pPr>
-        <w:pBdr>
-          <w:left w:val="single" w:color="1F4E79" w:sz="18" w:space="6"/>
-        </w:pBdr>
-        <w:shd w:fill="F2F2F2" w:val="clear"/>
-        <w:spacing w:after="0" w:before="0" w:line="240"/>
-        <w:ind w:left="120" w:right="120"/>
-      </w:pPr>
-      <w:r>
-        <w:rPr>
-          <w:rFonts w:ascii="Consolas" w:cs="Consolas" w:eastAsia="Consolas" w:hAnsi="Consolas"/>
-          <w:sz w:val="17"/>
-          <w:szCs w:val="17"/>
-        </w:rPr>
-        <w:t xml:space="preserve">  usecase "UC-05 Configurar regras de detecção" as UC05</w:t>
-      </w:r>
-    </w:p>
-    <w:p>
-      <w:pPr>
-        <w:pBdr>
-          <w:left w:val="single" w:color="1F4E79" w:sz="18" w:space="6"/>
-        </w:pBdr>
-        <w:shd w:fill="F2F2F2" w:val="clear"/>
-        <w:spacing w:after="0" w:before="0" w:line="240"/>
-        <w:ind w:left="120" w:right="120"/>
-      </w:pPr>
-      <w:r>
-        <w:rPr>
-          <w:rFonts w:ascii="Consolas" w:cs="Consolas" w:eastAsia="Consolas" w:hAnsi="Consolas"/>
-          <w:sz w:val="17"/>
-          <w:szCs w:val="17"/>
-        </w:rPr>
-        <w:t xml:space="preserve">  usecase "UC-06 Realizar verificação KYC" as UC06</w:t>
-      </w:r>
-    </w:p>
-    <w:p>
-      <w:pPr>
-        <w:pBdr>
-          <w:left w:val="single" w:color="1F4E79" w:sz="18" w:space="6"/>
-        </w:pBdr>
-        <w:shd w:fill="F2F2F2" w:val="clear"/>
-        <w:spacing w:after="0" w:before="0" w:line="240"/>
-        <w:ind w:left="120" w:right="120"/>
-      </w:pPr>
-      <w:r>
-        <w:rPr>
-          <w:rFonts w:ascii="Consolas" w:cs="Consolas" w:eastAsia="Consolas" w:hAnsi="Consolas"/>
-          <w:sz w:val="17"/>
-          <w:szCs w:val="17"/>
-        </w:rPr>
-        <w:t xml:space="preserve">  usecase "UC-07 Gerar relatórios e indicadores" as UC07</w:t>
-      </w:r>
-    </w:p>
-    <w:p>
-      <w:pPr>
-        <w:pBdr>
-          <w:left w:val="single" w:color="1F4E79" w:sz="18" w:space="6"/>
-        </w:pBdr>
-        <w:shd w:fill="F2F2F2" w:val="clear"/>
-        <w:spacing w:after="0" w:before="0" w:line="240"/>
-        <w:ind w:left="120" w:right="120"/>
-      </w:pPr>
-      <w:r>
-        <w:rPr>
-          <w:rFonts w:ascii="Consolas" w:cs="Consolas" w:eastAsia="Consolas" w:hAnsi="Consolas"/>
-          <w:sz w:val="17"/>
-          <w:szCs w:val="17"/>
-        </w:rPr>
-        <w:t xml:space="preserve">  usecase "UC-08 Gerenciar listas de restrição" as UC08</w:t>
-      </w:r>
-    </w:p>
-    <w:p>
-      <w:pPr>
-        <w:pBdr>
-          <w:left w:val="single" w:color="1F4E79" w:sz="18" w:space="6"/>
-        </w:pBdr>
-        <w:shd w:fill="F2F2F2" w:val="clear"/>
-        <w:spacing w:after="0" w:before="0" w:line="240"/>
-        <w:ind w:left="120" w:right="120"/>
-      </w:pPr>
-      <w:r>
-        <w:rPr>
-          <w:rFonts w:ascii="Consolas" w:cs="Consolas" w:eastAsia="Consolas" w:hAnsi="Consolas"/>
-          <w:sz w:val="17"/>
-          <w:szCs w:val="17"/>
-        </w:rPr>
-        <w:t xml:space="preserve">  usecase "UC-09 Notificar cliente sobre transação suspeita" as UC09</w:t>
-      </w:r>
-    </w:p>
-    <w:p>
-      <w:pPr>
-        <w:pBdr>
-          <w:left w:val="single" w:color="1F4E79" w:sz="18" w:space="6"/>
-        </w:pBdr>
-        <w:shd w:fill="F2F2F2" w:val="clear"/>
-        <w:spacing w:after="0" w:before="0" w:line="240"/>
-        <w:ind w:left="120" w:right="120"/>
-      </w:pPr>
-      <w:r>
-        <w:rPr>
-          <w:rFonts w:ascii="Consolas" w:cs="Consolas" w:eastAsia="Consolas" w:hAnsi="Consolas"/>
-          <w:sz w:val="17"/>
-          <w:szCs w:val="17"/>
-        </w:rPr>
-        <w:t xml:space="preserve">  usecase "UC-10 Registrar feedback da decisão" as UC10</w:t>
-      </w:r>
-    </w:p>
-    <w:p>
-      <w:pPr>
-        <w:pBdr>
-          <w:left w:val="single" w:color="1F4E79" w:sz="18" w:space="6"/>
-        </w:pBdr>
-        <w:shd w:fill="F2F2F2" w:val="clear"/>
-        <w:spacing w:after="0" w:before="0" w:line="240"/>
-        <w:ind w:left="120" w:right="120"/>
-      </w:pPr>
-      <w:r>
-        <w:rPr>
-          <w:rFonts w:ascii="Consolas" w:cs="Consolas" w:eastAsia="Consolas" w:hAnsi="Consolas"/>
-          <w:sz w:val="17"/>
-          <w:szCs w:val="17"/>
-        </w:rPr>
-        <w:t xml:space="preserve">}</w:t>
-      </w:r>
-    </w:p>
-    <w:p>
-      <w:pPr>
-        <w:pBdr>
-          <w:left w:val="single" w:color="1F4E79" w:sz="18" w:space="6"/>
-        </w:pBdr>
-        <w:shd w:fill="F2F2F2" w:val="clear"/>
-        <w:spacing w:after="0" w:before="0" w:line="240"/>
-        <w:ind w:left="120" w:right="120"/>
-      </w:pPr>
-      <w:r>
-        <w:rPr>
-          <w:rFonts w:ascii="Consolas" w:cs="Consolas" w:eastAsia="Consolas" w:hAnsi="Consolas"/>
-          <w:sz w:val="17"/>
-          <w:szCs w:val="17"/>
-        </w:rPr>
-        <w:t xml:space="preserve"> </w:t>
-      </w:r>
-    </w:p>
-    <w:p>
-      <w:pPr>
-        <w:pBdr>
-          <w:left w:val="single" w:color="1F4E79" w:sz="18" w:space="6"/>
-        </w:pBdr>
-        <w:shd w:fill="F2F2F2" w:val="clear"/>
-        <w:spacing w:after="0" w:before="0" w:line="240"/>
-        <w:ind w:left="120" w:right="120"/>
-      </w:pPr>
-      <w:r>
-        <w:rPr>
-          <w:rFonts w:ascii="Consolas" w:cs="Consolas" w:eastAsia="Consolas" w:hAnsi="Consolas"/>
-          <w:sz w:val="17"/>
-          <w:szCs w:val="17"/>
-        </w:rPr>
-        <w:t xml:space="preserve">GTW --&gt; UC01</w:t>
-      </w:r>
-    </w:p>
-    <w:p>
-      <w:pPr>
-        <w:pBdr>
-          <w:left w:val="single" w:color="1F4E79" w:sz="18" w:space="6"/>
-        </w:pBdr>
-        <w:shd w:fill="F2F2F2" w:val="clear"/>
-        <w:spacing w:after="0" w:before="0" w:line="240"/>
-        <w:ind w:left="120" w:right="120"/>
-      </w:pPr>
-      <w:r>
-        <w:rPr>
-          <w:rFonts w:ascii="Consolas" w:cs="Consolas" w:eastAsia="Consolas" w:hAnsi="Consolas"/>
-          <w:sz w:val="17"/>
-          <w:szCs w:val="17"/>
-        </w:rPr>
-        <w:t xml:space="preserve">UC01 ..&gt; ML : &lt;&lt;include&gt;&gt;</w:t>
-      </w:r>
-    </w:p>
-    <w:p>
-      <w:pPr>
-        <w:pBdr>
-          <w:left w:val="single" w:color="1F4E79" w:sz="18" w:space="6"/>
-        </w:pBdr>
-        <w:shd w:fill="F2F2F2" w:val="clear"/>
-        <w:spacing w:after="0" w:before="0" w:line="240"/>
-        <w:ind w:left="120" w:right="120"/>
-      </w:pPr>
-      <w:r>
-        <w:rPr>
-          <w:rFonts w:ascii="Consolas" w:cs="Consolas" w:eastAsia="Consolas" w:hAnsi="Consolas"/>
-          <w:sz w:val="17"/>
-          <w:szCs w:val="17"/>
-        </w:rPr>
-        <w:t xml:space="preserve">UC01 ..&gt; UC02 : &lt;&lt;extend&gt;&gt;</w:t>
-      </w:r>
-    </w:p>
-    <w:p>
-      <w:pPr>
-        <w:pBdr>
-          <w:left w:val="single" w:color="1F4E79" w:sz="18" w:space="6"/>
-        </w:pBdr>
-        <w:shd w:fill="F2F2F2" w:val="clear"/>
-        <w:spacing w:after="0" w:before="0" w:line="240"/>
-        <w:ind w:left="120" w:right="120"/>
-      </w:pPr>
-      <w:r>
-        <w:rPr>
-          <w:rFonts w:ascii="Consolas" w:cs="Consolas" w:eastAsia="Consolas" w:hAnsi="Consolas"/>
-          <w:sz w:val="17"/>
-          <w:szCs w:val="17"/>
-        </w:rPr>
-        <w:t xml:space="preserve">UC02 ..&gt; UC09 : &lt;&lt;include&gt;&gt;</w:t>
-      </w:r>
-    </w:p>
-    <w:p>
-      <w:pPr>
-        <w:pBdr>
-          <w:left w:val="single" w:color="1F4E79" w:sz="18" w:space="6"/>
-        </w:pBdr>
-        <w:shd w:fill="F2F2F2" w:val="clear"/>
-        <w:spacing w:after="0" w:before="0" w:line="240"/>
-        <w:ind w:left="120" w:right="120"/>
-      </w:pPr>
-      <w:r>
-        <w:rPr>
-          <w:rFonts w:ascii="Consolas" w:cs="Consolas" w:eastAsia="Consolas" w:hAnsi="Consolas"/>
-          <w:sz w:val="17"/>
-          <w:szCs w:val="17"/>
-        </w:rPr>
-        <w:t xml:space="preserve">ANA --&gt; UC03</w:t>
-      </w:r>
-    </w:p>
-    <w:p>
-      <w:pPr>
-        <w:pBdr>
-          <w:left w:val="single" w:color="1F4E79" w:sz="18" w:space="6"/>
-        </w:pBdr>
-        <w:shd w:fill="F2F2F2" w:val="clear"/>
-        <w:spacing w:after="0" w:before="0" w:line="240"/>
-        <w:ind w:left="120" w:right="120"/>
-      </w:pPr>
-      <w:r>
-        <w:rPr>
-          <w:rFonts w:ascii="Consolas" w:cs="Consolas" w:eastAsia="Consolas" w:hAnsi="Consolas"/>
-          <w:sz w:val="17"/>
-          <w:szCs w:val="17"/>
-        </w:rPr>
-        <w:t xml:space="preserve">UC03 ..&gt; UC04 : &lt;&lt;include&gt;&gt;</w:t>
-      </w:r>
-    </w:p>
-    <w:p>
-      <w:pPr>
-        <w:pBdr>
-          <w:left w:val="single" w:color="1F4E79" w:sz="18" w:space="6"/>
-        </w:pBdr>
-        <w:shd w:fill="F2F2F2" w:val="clear"/>
-        <w:spacing w:after="0" w:before="0" w:line="240"/>
-        <w:ind w:left="120" w:right="120"/>
-      </w:pPr>
-      <w:r>
-        <w:rPr>
-          <w:rFonts w:ascii="Consolas" w:cs="Consolas" w:eastAsia="Consolas" w:hAnsi="Consolas"/>
-          <w:sz w:val="17"/>
-          <w:szCs w:val="17"/>
-        </w:rPr>
-        <w:t xml:space="preserve">UC04 ..&gt; UC10 : &lt;&lt;include&gt;&gt;</w:t>
-      </w:r>
-    </w:p>
-    <w:p>
-      <w:pPr>
-        <w:pBdr>
-          <w:left w:val="single" w:color="1F4E79" w:sz="18" w:space="6"/>
-        </w:pBdr>
-        <w:shd w:fill="F2F2F2" w:val="clear"/>
-        <w:spacing w:after="0" w:before="0" w:line="240"/>
-        <w:ind w:left="120" w:right="120"/>
-      </w:pPr>
-      <w:r>
-        <w:rPr>
-          <w:rFonts w:ascii="Consolas" w:cs="Consolas" w:eastAsia="Consolas" w:hAnsi="Consolas"/>
-          <w:sz w:val="17"/>
-          <w:szCs w:val="17"/>
-        </w:rPr>
-        <w:t xml:space="preserve">ADM --&gt; UC05</w:t>
-      </w:r>
-    </w:p>
-    <w:p>
-      <w:pPr>
-        <w:pBdr>
-          <w:left w:val="single" w:color="1F4E79" w:sz="18" w:space="6"/>
-        </w:pBdr>
-        <w:shd w:fill="F2F2F2" w:val="clear"/>
-        <w:spacing w:after="0" w:before="0" w:line="240"/>
-        <w:ind w:left="120" w:right="120"/>
-      </w:pPr>
-      <w:r>
-        <w:rPr>
-          <w:rFonts w:ascii="Consolas" w:cs="Consolas" w:eastAsia="Consolas" w:hAnsi="Consolas"/>
-          <w:sz w:val="17"/>
-          <w:szCs w:val="17"/>
-        </w:rPr>
-        <w:t xml:space="preserve">ADM --&gt; UC08</w:t>
-      </w:r>
-    </w:p>
-    <w:p>
-      <w:pPr>
-        <w:pBdr>
-          <w:left w:val="single" w:color="1F4E79" w:sz="18" w:space="6"/>
-        </w:pBdr>
-        <w:shd w:fill="F2F2F2" w:val="clear"/>
-        <w:spacing w:after="0" w:before="0" w:line="240"/>
-        <w:ind w:left="120" w:right="120"/>
-      </w:pPr>
-      <w:r>
-        <w:rPr>
-          <w:rFonts w:ascii="Consolas" w:cs="Consolas" w:eastAsia="Consolas" w:hAnsi="Consolas"/>
-          <w:sz w:val="17"/>
-          <w:szCs w:val="17"/>
-        </w:rPr>
-        <w:t xml:space="preserve">CLI --&gt; UC06</w:t>
-      </w:r>
-    </w:p>
-    <w:p>
-      <w:pPr>
-        <w:pBdr>
-          <w:left w:val="single" w:color="1F4E79" w:sz="18" w:space="6"/>
-        </w:pBdr>
-        <w:shd w:fill="F2F2F2" w:val="clear"/>
-        <w:spacing w:after="0" w:before="0" w:line="240"/>
-        <w:ind w:left="120" w:right="120"/>
-      </w:pPr>
-      <w:r>
-        <w:rPr>
-          <w:rFonts w:ascii="Consolas" w:cs="Consolas" w:eastAsia="Consolas" w:hAnsi="Consolas"/>
-          <w:sz w:val="17"/>
-          <w:szCs w:val="17"/>
-        </w:rPr>
-        <w:t xml:space="preserve">UC06 ..&gt; KYC : &lt;&lt;include&gt;&gt;</w:t>
-      </w:r>
-    </w:p>
-    <w:p>
-      <w:pPr>
-        <w:pBdr>
-          <w:left w:val="single" w:color="1F4E79" w:sz="18" w:space="6"/>
-        </w:pBdr>
-        <w:shd w:fill="F2F2F2" w:val="clear"/>
-        <w:spacing w:after="0" w:before="0" w:line="240"/>
-        <w:ind w:left="120" w:right="120"/>
-      </w:pPr>
-      <w:r>
-        <w:rPr>
-          <w:rFonts w:ascii="Consolas" w:cs="Consolas" w:eastAsia="Consolas" w:hAnsi="Consolas"/>
-          <w:sz w:val="17"/>
-          <w:szCs w:val="17"/>
-        </w:rPr>
-        <w:t xml:space="preserve">GER --&gt; UC07</w:t>
-      </w:r>
-    </w:p>
-    <w:p>
-      <w:pPr>
-        <w:pBdr>
-          <w:left w:val="single" w:color="1F4E79" w:sz="18" w:space="6"/>
-        </w:pBdr>
-        <w:shd w:fill="F2F2F2" w:val="clear"/>
-        <w:spacing w:after="0" w:before="0" w:line="240"/>
-        <w:ind w:left="120" w:right="120"/>
-      </w:pPr>
-      <w:r>
-        <w:rPr>
-          <w:rFonts w:ascii="Consolas" w:cs="Consolas" w:eastAsia="Consolas" w:hAnsi="Consolas"/>
-          <w:sz w:val="17"/>
-          <w:szCs w:val="17"/>
-        </w:rPr>
-        <w:t xml:space="preserve">CLI --&gt; UC09</w:t>
-      </w:r>
-    </w:p>
-    <w:p>
-      <w:pPr>
-        <w:pBdr>
-          <w:left w:val="single" w:color="1F4E79" w:sz="18" w:space="6"/>
-        </w:pBdr>
-        <w:shd w:fill="F2F2F2" w:val="clear"/>
-        <w:spacing w:after="0" w:before="0" w:line="240"/>
-        <w:ind w:left="120" w:right="120"/>
-      </w:pPr>
-      <w:r>
-        <w:rPr>
-          <w:rFonts w:ascii="Consolas" w:cs="Consolas" w:eastAsia="Consolas" w:hAnsi="Consolas"/>
-          <w:sz w:val="17"/>
-          <w:szCs w:val="17"/>
-        </w:rPr>
-        <w:t xml:space="preserve">@enduml</w:t>
+        <w:spacing w:after="0" w:before="120"/>
+        <w:jc w:val="center"/>
+      </w:pPr>
+      <w:r>
+        <w:drawing>
+          <wp:inline distT="0" distB="0" distL="0" distR="0">
+            <wp:extent cx="5715000" cy="3552825"/>
+            <wp:effectExtent t="0" r="0" b="0" l="0"/>
+            <wp:docPr id="1" name="casos_uso" descr="Diagrama casos_uso" title="casos_uso"/>
+            <wp:cNvGraphicFramePr>
+              <a:graphicFrameLocks xmlns:a="http://schemas.openxmlformats.org/drawingml/2006/main" noChangeAspect="1"/>
+            </wp:cNvGraphicFramePr>
+            <a:graphic xmlns:a="http://schemas.openxmlformats.org/drawingml/2006/main">
+              <a:graphicData uri="http://schemas.openxmlformats.org/drawingml/2006/picture">
+                <pic:pic xmlns:pic="http://schemas.openxmlformats.org/drawingml/2006/picture">
+                  <pic:nvPicPr>
+                    <pic:cNvPr id="0" name="" descr=""/>
+                    <pic:cNvPicPr>
+                      <a:picLocks noChangeAspect="1" noChangeArrowheads="1"/>
+                    </pic:cNvPicPr>
+                  </pic:nvPicPr>
+                  <pic:blipFill>
+                    <a:blip r:embed="rId9" cstate="none"/>
+                    <a:srcRect/>
+                    <a:stretch>
+                      <a:fillRect/>
+                    </a:stretch>
+                  </pic:blipFill>
+                  <pic:spPr bwMode="auto">
+                    <a:xfrm>
+                      <a:off x="0" y="0"/>
+                      <a:ext cx="5715000" cy="3552825"/>
+                    </a:xfrm>
+                    <a:prstGeom prst="rect">
+                      <a:avLst/>
+                    </a:prstGeom>
+                  </pic:spPr>
+                </pic:pic>
+              </a:graphicData>
+            </a:graphic>
+          </wp:inline>
+        </w:drawing>
       </w:r>
     </w:p>
     <w:p>
@@ -3618,236 +2962,48 @@
     </w:p>
     <w:p>
       <w:pPr>
-        <w:pBdr>
-          <w:left w:val="single" w:color="1F4E79" w:sz="18" w:space="6"/>
-        </w:pBdr>
-        <w:shd w:fill="F2F2F2" w:val="clear"/>
-        <w:spacing w:after="0" w:before="0" w:line="240"/>
-        <w:ind w:left="120" w:right="120"/>
-      </w:pPr>
-      <w:r>
-        <w:rPr>
-          <w:rFonts w:ascii="Consolas" w:cs="Consolas" w:eastAsia="Consolas" w:hAnsi="Consolas"/>
-          <w:sz w:val="17"/>
-          <w:szCs w:val="17"/>
-        </w:rPr>
-        <w:t xml:space="preserve">@startuml SSD-UC01</w:t>
-      </w:r>
-    </w:p>
-    <w:p>
-      <w:pPr>
-        <w:pBdr>
-          <w:left w:val="single" w:color="1F4E79" w:sz="18" w:space="6"/>
-        </w:pBdr>
-        <w:shd w:fill="F2F2F2" w:val="clear"/>
-        <w:spacing w:after="0" w:before="0" w:line="240"/>
-        <w:ind w:left="120" w:right="120"/>
-      </w:pPr>
-      <w:r>
-        <w:rPr>
-          <w:rFonts w:ascii="Consolas" w:cs="Consolas" w:eastAsia="Consolas" w:hAnsi="Consolas"/>
-          <w:sz w:val="17"/>
-          <w:szCs w:val="17"/>
-        </w:rPr>
-        <w:t xml:space="preserve">actor "Gateway" as GTW</w:t>
-      </w:r>
-    </w:p>
-    <w:p>
-      <w:pPr>
-        <w:pBdr>
-          <w:left w:val="single" w:color="1F4E79" w:sz="18" w:space="6"/>
-        </w:pBdr>
-        <w:shd w:fill="F2F2F2" w:val="clear"/>
-        <w:spacing w:after="0" w:before="0" w:line="240"/>
-        <w:ind w:left="120" w:right="120"/>
-      </w:pPr>
-      <w:r>
-        <w:rPr>
-          <w:rFonts w:ascii="Consolas" w:cs="Consolas" w:eastAsia="Consolas" w:hAnsi="Consolas"/>
-          <w:sz w:val="17"/>
-          <w:szCs w:val="17"/>
-        </w:rPr>
-        <w:t xml:space="preserve">participant ":SARA" as S</w:t>
-      </w:r>
-    </w:p>
-    <w:p>
-      <w:pPr>
-        <w:pBdr>
-          <w:left w:val="single" w:color="1F4E79" w:sz="18" w:space="6"/>
-        </w:pBdr>
-        <w:shd w:fill="F2F2F2" w:val="clear"/>
-        <w:spacing w:after="0" w:before="0" w:line="240"/>
-        <w:ind w:left="120" w:right="120"/>
-      </w:pPr>
-      <w:r>
-        <w:rPr>
-          <w:rFonts w:ascii="Consolas" w:cs="Consolas" w:eastAsia="Consolas" w:hAnsi="Consolas"/>
-          <w:sz w:val="17"/>
-          <w:szCs w:val="17"/>
-        </w:rPr>
-        <w:t xml:space="preserve">participant ":Scoring(ML)" as ML</w:t>
-      </w:r>
-    </w:p>
-    <w:p>
-      <w:pPr>
-        <w:pBdr>
-          <w:left w:val="single" w:color="1F4E79" w:sz="18" w:space="6"/>
-        </w:pBdr>
-        <w:shd w:fill="F2F2F2" w:val="clear"/>
-        <w:spacing w:after="0" w:before="0" w:line="240"/>
-        <w:ind w:left="120" w:right="120"/>
-      </w:pPr>
-      <w:r>
-        <w:rPr>
-          <w:rFonts w:ascii="Consolas" w:cs="Consolas" w:eastAsia="Consolas" w:hAnsi="Consolas"/>
-          <w:sz w:val="17"/>
-          <w:szCs w:val="17"/>
-        </w:rPr>
-        <w:t xml:space="preserve"> </w:t>
-      </w:r>
-    </w:p>
-    <w:p>
-      <w:pPr>
-        <w:pBdr>
-          <w:left w:val="single" w:color="1F4E79" w:sz="18" w:space="6"/>
-        </w:pBdr>
-        <w:shd w:fill="F2F2F2" w:val="clear"/>
-        <w:spacing w:after="0" w:before="0" w:line="240"/>
-        <w:ind w:left="120" w:right="120"/>
-      </w:pPr>
-      <w:r>
-        <w:rPr>
-          <w:rFonts w:ascii="Consolas" w:cs="Consolas" w:eastAsia="Consolas" w:hAnsi="Consolas"/>
-          <w:sz w:val="17"/>
-          <w:szCs w:val="17"/>
-        </w:rPr>
-        <w:t xml:space="preserve">GTW -&gt; S : avaliarRisco(transacao)</w:t>
-      </w:r>
-    </w:p>
-    <w:p>
-      <w:pPr>
-        <w:pBdr>
-          <w:left w:val="single" w:color="1F4E79" w:sz="18" w:space="6"/>
-        </w:pBdr>
-        <w:shd w:fill="F2F2F2" w:val="clear"/>
-        <w:spacing w:after="0" w:before="0" w:line="240"/>
-        <w:ind w:left="120" w:right="120"/>
-      </w:pPr>
-      <w:r>
-        <w:rPr>
-          <w:rFonts w:ascii="Consolas" w:cs="Consolas" w:eastAsia="Consolas" w:hAnsi="Consolas"/>
-          <w:sz w:val="17"/>
-          <w:szCs w:val="17"/>
-        </w:rPr>
-        <w:t xml:space="preserve">activate S</w:t>
-      </w:r>
-    </w:p>
-    <w:p>
-      <w:pPr>
-        <w:pBdr>
-          <w:left w:val="single" w:color="1F4E79" w:sz="18" w:space="6"/>
-        </w:pBdr>
-        <w:shd w:fill="F2F2F2" w:val="clear"/>
-        <w:spacing w:after="0" w:before="0" w:line="240"/>
-        <w:ind w:left="120" w:right="120"/>
-      </w:pPr>
-      <w:r>
-        <w:rPr>
-          <w:rFonts w:ascii="Consolas" w:cs="Consolas" w:eastAsia="Consolas" w:hAnsi="Consolas"/>
-          <w:sz w:val="17"/>
-          <w:szCs w:val="17"/>
-        </w:rPr>
-        <w:t xml:space="preserve">S -&gt; S : enriquecerTransacao()</w:t>
-      </w:r>
-    </w:p>
-    <w:p>
-      <w:pPr>
-        <w:pBdr>
-          <w:left w:val="single" w:color="1F4E79" w:sz="18" w:space="6"/>
-        </w:pBdr>
-        <w:shd w:fill="F2F2F2" w:val="clear"/>
-        <w:spacing w:after="0" w:before="0" w:line="240"/>
-        <w:ind w:left="120" w:right="120"/>
-      </w:pPr>
-      <w:r>
-        <w:rPr>
-          <w:rFonts w:ascii="Consolas" w:cs="Consolas" w:eastAsia="Consolas" w:hAnsi="Consolas"/>
-          <w:sz w:val="17"/>
-          <w:szCs w:val="17"/>
-        </w:rPr>
-        <w:t xml:space="preserve">S -&gt; ML : calcularScore(features)</w:t>
-      </w:r>
-    </w:p>
-    <w:p>
-      <w:pPr>
-        <w:pBdr>
-          <w:left w:val="single" w:color="1F4E79" w:sz="18" w:space="6"/>
-        </w:pBdr>
-        <w:shd w:fill="F2F2F2" w:val="clear"/>
-        <w:spacing w:after="0" w:before="0" w:line="240"/>
-        <w:ind w:left="120" w:right="120"/>
-      </w:pPr>
-      <w:r>
-        <w:rPr>
-          <w:rFonts w:ascii="Consolas" w:cs="Consolas" w:eastAsia="Consolas" w:hAnsi="Consolas"/>
-          <w:sz w:val="17"/>
-          <w:szCs w:val="17"/>
-        </w:rPr>
-        <w:t xml:space="preserve">ML --&gt; S : score</w:t>
-      </w:r>
-    </w:p>
-    <w:p>
-      <w:pPr>
-        <w:pBdr>
-          <w:left w:val="single" w:color="1F4E79" w:sz="18" w:space="6"/>
-        </w:pBdr>
-        <w:shd w:fill="F2F2F2" w:val="clear"/>
-        <w:spacing w:after="0" w:before="0" w:line="240"/>
-        <w:ind w:left="120" w:right="120"/>
-      </w:pPr>
-      <w:r>
-        <w:rPr>
-          <w:rFonts w:ascii="Consolas" w:cs="Consolas" w:eastAsia="Consolas" w:hAnsi="Consolas"/>
-          <w:sz w:val="17"/>
-          <w:szCs w:val="17"/>
-        </w:rPr>
-        <w:t xml:space="preserve">S --&gt; GTW : decisao(APROVAR | NEGAR | REVISAR)</w:t>
-      </w:r>
-    </w:p>
-    <w:p>
-      <w:pPr>
-        <w:pBdr>
-          <w:left w:val="single" w:color="1F4E79" w:sz="18" w:space="6"/>
-        </w:pBdr>
-        <w:shd w:fill="F2F2F2" w:val="clear"/>
-        <w:spacing w:after="0" w:before="0" w:line="240"/>
-        <w:ind w:left="120" w:right="120"/>
-      </w:pPr>
-      <w:r>
-        <w:rPr>
-          <w:rFonts w:ascii="Consolas" w:cs="Consolas" w:eastAsia="Consolas" w:hAnsi="Consolas"/>
-          <w:sz w:val="17"/>
-          <w:szCs w:val="17"/>
-        </w:rPr>
-        <w:t xml:space="preserve">deactivate S</w:t>
-      </w:r>
-    </w:p>
-    <w:p>
-      <w:pPr>
-        <w:pBdr>
-          <w:left w:val="single" w:color="1F4E79" w:sz="18" w:space="6"/>
-        </w:pBdr>
-        <w:shd w:fill="F2F2F2" w:val="clear"/>
-        <w:spacing w:after="0" w:before="0" w:line="240"/>
-        <w:ind w:left="120" w:right="120"/>
-      </w:pPr>
-      <w:r>
-        <w:rPr>
-          <w:rFonts w:ascii="Consolas" w:cs="Consolas" w:eastAsia="Consolas" w:hAnsi="Consolas"/>
-          <w:sz w:val="17"/>
-          <w:szCs w:val="17"/>
-        </w:rPr>
-        <w:t xml:space="preserve">@enduml</w:t>
+        <w:spacing w:after="0" w:before="120"/>
+        <w:jc w:val="center"/>
+      </w:pPr>
+      <w:r>
+        <w:drawing>
+          <wp:inline distT="0" distB="0" distL="0" distR="0">
+            <wp:extent cx="5715000" cy="3600450"/>
+            <wp:effectExtent t="0" r="0" b="0" l="0"/>
+            <wp:docPr id="1" name="ssd_uc01" descr="Diagrama ssd_uc01" title="ssd_uc01"/>
+            <wp:cNvGraphicFramePr>
+              <a:graphicFrameLocks xmlns:a="http://schemas.openxmlformats.org/drawingml/2006/main" noChangeAspect="1"/>
+            </wp:cNvGraphicFramePr>
+            <a:graphic xmlns:a="http://schemas.openxmlformats.org/drawingml/2006/main">
+              <a:graphicData uri="http://schemas.openxmlformats.org/drawingml/2006/picture">
+                <pic:pic xmlns:pic="http://schemas.openxmlformats.org/drawingml/2006/picture">
+                  <pic:nvPicPr>
+                    <pic:cNvPr id="0" name="" descr=""/>
+                    <pic:cNvPicPr>
+                      <a:picLocks noChangeAspect="1" noChangeArrowheads="1"/>
+                    </pic:cNvPicPr>
+                  </pic:nvPicPr>
+                  <pic:blipFill>
+                    <a:blip r:embed="rId10" cstate="none"/>
+                    <a:srcRect/>
+                    <a:stretch>
+                      <a:fillRect/>
+                    </a:stretch>
+                  </pic:blipFill>
+                  <pic:spPr bwMode="auto">
+                    <a:xfrm>
+                      <a:off x="0" y="0"/>
+                      <a:ext cx="5715000" cy="3600450"/>
+                    </a:xfrm>
+                    <a:prstGeom prst="rect">
+                      <a:avLst/>
+                    </a:prstGeom>
+                  </pic:spPr>
+                </pic:pic>
+              </a:graphicData>
+            </a:graphic>
+          </wp:inline>
+        </w:drawing>
       </w:r>
     </w:p>
     <w:p>
@@ -3876,254 +3032,48 @@
     </w:p>
     <w:p>
       <w:pPr>
-        <w:pBdr>
-          <w:left w:val="single" w:color="1F4E79" w:sz="18" w:space="6"/>
-        </w:pBdr>
-        <w:shd w:fill="F2F2F2" w:val="clear"/>
-        <w:spacing w:after="0" w:before="0" w:line="240"/>
-        <w:ind w:left="120" w:right="120"/>
-      </w:pPr>
-      <w:r>
-        <w:rPr>
-          <w:rFonts w:ascii="Consolas" w:cs="Consolas" w:eastAsia="Consolas" w:hAnsi="Consolas"/>
-          <w:sz w:val="17"/>
-          <w:szCs w:val="17"/>
-        </w:rPr>
-        <w:t xml:space="preserve">@startuml SSD-UC03</w:t>
-      </w:r>
-    </w:p>
-    <w:p>
-      <w:pPr>
-        <w:pBdr>
-          <w:left w:val="single" w:color="1F4E79" w:sz="18" w:space="6"/>
-        </w:pBdr>
-        <w:shd w:fill="F2F2F2" w:val="clear"/>
-        <w:spacing w:after="0" w:before="0" w:line="240"/>
-        <w:ind w:left="120" w:right="120"/>
-      </w:pPr>
-      <w:r>
-        <w:rPr>
-          <w:rFonts w:ascii="Consolas" w:cs="Consolas" w:eastAsia="Consolas" w:hAnsi="Consolas"/>
-          <w:sz w:val="17"/>
-          <w:szCs w:val="17"/>
-        </w:rPr>
-        <w:t xml:space="preserve">actor "Analista" as ANA</w:t>
-      </w:r>
-    </w:p>
-    <w:p>
-      <w:pPr>
-        <w:pBdr>
-          <w:left w:val="single" w:color="1F4E79" w:sz="18" w:space="6"/>
-        </w:pBdr>
-        <w:shd w:fill="F2F2F2" w:val="clear"/>
-        <w:spacing w:after="0" w:before="0" w:line="240"/>
-        <w:ind w:left="120" w:right="120"/>
-      </w:pPr>
-      <w:r>
-        <w:rPr>
-          <w:rFonts w:ascii="Consolas" w:cs="Consolas" w:eastAsia="Consolas" w:hAnsi="Consolas"/>
-          <w:sz w:val="17"/>
-          <w:szCs w:val="17"/>
-        </w:rPr>
-        <w:t xml:space="preserve">participant ":SARA" as S</w:t>
-      </w:r>
-    </w:p>
-    <w:p>
-      <w:pPr>
-        <w:pBdr>
-          <w:left w:val="single" w:color="1F4E79" w:sz="18" w:space="6"/>
-        </w:pBdr>
-        <w:shd w:fill="F2F2F2" w:val="clear"/>
-        <w:spacing w:after="0" w:before="0" w:line="240"/>
-        <w:ind w:left="120" w:right="120"/>
-      </w:pPr>
-      <w:r>
-        <w:rPr>
-          <w:rFonts w:ascii="Consolas" w:cs="Consolas" w:eastAsia="Consolas" w:hAnsi="Consolas"/>
-          <w:sz w:val="17"/>
-          <w:szCs w:val="17"/>
-        </w:rPr>
-        <w:t xml:space="preserve"> </w:t>
-      </w:r>
-    </w:p>
-    <w:p>
-      <w:pPr>
-        <w:pBdr>
-          <w:left w:val="single" w:color="1F4E79" w:sz="18" w:space="6"/>
-        </w:pBdr>
-        <w:shd w:fill="F2F2F2" w:val="clear"/>
-        <w:spacing w:after="0" w:before="0" w:line="240"/>
-        <w:ind w:left="120" w:right="120"/>
-      </w:pPr>
-      <w:r>
-        <w:rPr>
-          <w:rFonts w:ascii="Consolas" w:cs="Consolas" w:eastAsia="Consolas" w:hAnsi="Consolas"/>
-          <w:sz w:val="17"/>
-          <w:szCs w:val="17"/>
-        </w:rPr>
-        <w:t xml:space="preserve">ANA -&gt; S : abrirCaso(casoId)</w:t>
-      </w:r>
-    </w:p>
-    <w:p>
-      <w:pPr>
-        <w:pBdr>
-          <w:left w:val="single" w:color="1F4E79" w:sz="18" w:space="6"/>
-        </w:pBdr>
-        <w:shd w:fill="F2F2F2" w:val="clear"/>
-        <w:spacing w:after="0" w:before="0" w:line="240"/>
-        <w:ind w:left="120" w:right="120"/>
-      </w:pPr>
-      <w:r>
-        <w:rPr>
-          <w:rFonts w:ascii="Consolas" w:cs="Consolas" w:eastAsia="Consolas" w:hAnsi="Consolas"/>
-          <w:sz w:val="17"/>
-          <w:szCs w:val="17"/>
-        </w:rPr>
-        <w:t xml:space="preserve">activate S</w:t>
-      </w:r>
-    </w:p>
-    <w:p>
-      <w:pPr>
-        <w:pBdr>
-          <w:left w:val="single" w:color="1F4E79" w:sz="18" w:space="6"/>
-        </w:pBdr>
-        <w:shd w:fill="F2F2F2" w:val="clear"/>
-        <w:spacing w:after="0" w:before="0" w:line="240"/>
-        <w:ind w:left="120" w:right="120"/>
-      </w:pPr>
-      <w:r>
-        <w:rPr>
-          <w:rFonts w:ascii="Consolas" w:cs="Consolas" w:eastAsia="Consolas" w:hAnsi="Consolas"/>
-          <w:sz w:val="17"/>
-          <w:szCs w:val="17"/>
-        </w:rPr>
-        <w:t xml:space="preserve">S --&gt; ANA : detalhesCaso(alertas, transacoes)</w:t>
-      </w:r>
-    </w:p>
-    <w:p>
-      <w:pPr>
-        <w:pBdr>
-          <w:left w:val="single" w:color="1F4E79" w:sz="18" w:space="6"/>
-        </w:pBdr>
-        <w:shd w:fill="F2F2F2" w:val="clear"/>
-        <w:spacing w:after="0" w:before="0" w:line="240"/>
-        <w:ind w:left="120" w:right="120"/>
-      </w:pPr>
-      <w:r>
-        <w:rPr>
-          <w:rFonts w:ascii="Consolas" w:cs="Consolas" w:eastAsia="Consolas" w:hAnsi="Consolas"/>
-          <w:sz w:val="17"/>
-          <w:szCs w:val="17"/>
-        </w:rPr>
-        <w:t xml:space="preserve">deactivate S</w:t>
-      </w:r>
-    </w:p>
-    <w:p>
-      <w:pPr>
-        <w:pBdr>
-          <w:left w:val="single" w:color="1F4E79" w:sz="18" w:space="6"/>
-        </w:pBdr>
-        <w:shd w:fill="F2F2F2" w:val="clear"/>
-        <w:spacing w:after="0" w:before="0" w:line="240"/>
-        <w:ind w:left="120" w:right="120"/>
-      </w:pPr>
-      <w:r>
-        <w:rPr>
-          <w:rFonts w:ascii="Consolas" w:cs="Consolas" w:eastAsia="Consolas" w:hAnsi="Consolas"/>
-          <w:sz w:val="17"/>
-          <w:szCs w:val="17"/>
-        </w:rPr>
-        <w:t xml:space="preserve"> </w:t>
-      </w:r>
-    </w:p>
-    <w:p>
-      <w:pPr>
-        <w:pBdr>
-          <w:left w:val="single" w:color="1F4E79" w:sz="18" w:space="6"/>
-        </w:pBdr>
-        <w:shd w:fill="F2F2F2" w:val="clear"/>
-        <w:spacing w:after="0" w:before="0" w:line="240"/>
-        <w:ind w:left="120" w:right="120"/>
-      </w:pPr>
-      <w:r>
-        <w:rPr>
-          <w:rFonts w:ascii="Consolas" w:cs="Consolas" w:eastAsia="Consolas" w:hAnsi="Consolas"/>
-          <w:sz w:val="17"/>
-          <w:szCs w:val="17"/>
-        </w:rPr>
-        <w:t xml:space="preserve">ANA -&gt; S : registrarDecisao(casoId, decisao, justificativa)</w:t>
-      </w:r>
-    </w:p>
-    <w:p>
-      <w:pPr>
-        <w:pBdr>
-          <w:left w:val="single" w:color="1F4E79" w:sz="18" w:space="6"/>
-        </w:pBdr>
-        <w:shd w:fill="F2F2F2" w:val="clear"/>
-        <w:spacing w:after="0" w:before="0" w:line="240"/>
-        <w:ind w:left="120" w:right="120"/>
-      </w:pPr>
-      <w:r>
-        <w:rPr>
-          <w:rFonts w:ascii="Consolas" w:cs="Consolas" w:eastAsia="Consolas" w:hAnsi="Consolas"/>
-          <w:sz w:val="17"/>
-          <w:szCs w:val="17"/>
-        </w:rPr>
-        <w:t xml:space="preserve">activate S</w:t>
-      </w:r>
-    </w:p>
-    <w:p>
-      <w:pPr>
-        <w:pBdr>
-          <w:left w:val="single" w:color="1F4E79" w:sz="18" w:space="6"/>
-        </w:pBdr>
-        <w:shd w:fill="F2F2F2" w:val="clear"/>
-        <w:spacing w:after="0" w:before="0" w:line="240"/>
-        <w:ind w:left="120" w:right="120"/>
-      </w:pPr>
-      <w:r>
-        <w:rPr>
-          <w:rFonts w:ascii="Consolas" w:cs="Consolas" w:eastAsia="Consolas" w:hAnsi="Consolas"/>
-          <w:sz w:val="17"/>
-          <w:szCs w:val="17"/>
-        </w:rPr>
-        <w:t xml:space="preserve">S --&gt; ANA : confirmacao(casoId, status)</w:t>
-      </w:r>
-    </w:p>
-    <w:p>
-      <w:pPr>
-        <w:pBdr>
-          <w:left w:val="single" w:color="1F4E79" w:sz="18" w:space="6"/>
-        </w:pBdr>
-        <w:shd w:fill="F2F2F2" w:val="clear"/>
-        <w:spacing w:after="0" w:before="0" w:line="240"/>
-        <w:ind w:left="120" w:right="120"/>
-      </w:pPr>
-      <w:r>
-        <w:rPr>
-          <w:rFonts w:ascii="Consolas" w:cs="Consolas" w:eastAsia="Consolas" w:hAnsi="Consolas"/>
-          <w:sz w:val="17"/>
-          <w:szCs w:val="17"/>
-        </w:rPr>
-        <w:t xml:space="preserve">deactivate S</w:t>
-      </w:r>
-    </w:p>
-    <w:p>
-      <w:pPr>
-        <w:pBdr>
-          <w:left w:val="single" w:color="1F4E79" w:sz="18" w:space="6"/>
-        </w:pBdr>
-        <w:shd w:fill="F2F2F2" w:val="clear"/>
-        <w:spacing w:after="0" w:before="0" w:line="240"/>
-        <w:ind w:left="120" w:right="120"/>
-      </w:pPr>
-      <w:r>
-        <w:rPr>
-          <w:rFonts w:ascii="Consolas" w:cs="Consolas" w:eastAsia="Consolas" w:hAnsi="Consolas"/>
-          <w:sz w:val="17"/>
-          <w:szCs w:val="17"/>
-        </w:rPr>
-        <w:t xml:space="preserve">@enduml</w:t>
+        <w:spacing w:after="0" w:before="120"/>
+        <w:jc w:val="center"/>
+      </w:pPr>
+      <w:r>
+        <w:drawing>
+          <wp:inline distT="0" distB="0" distL="0" distR="0">
+            <wp:extent cx="5591175" cy="4352925"/>
+            <wp:effectExtent t="0" r="0" b="0" l="0"/>
+            <wp:docPr id="1" name="ssd_uc03" descr="Diagrama ssd_uc03" title="ssd_uc03"/>
+            <wp:cNvGraphicFramePr>
+              <a:graphicFrameLocks xmlns:a="http://schemas.openxmlformats.org/drawingml/2006/main" noChangeAspect="1"/>
+            </wp:cNvGraphicFramePr>
+            <a:graphic xmlns:a="http://schemas.openxmlformats.org/drawingml/2006/main">
+              <a:graphicData uri="http://schemas.openxmlformats.org/drawingml/2006/picture">
+                <pic:pic xmlns:pic="http://schemas.openxmlformats.org/drawingml/2006/picture">
+                  <pic:nvPicPr>
+                    <pic:cNvPr id="0" name="" descr=""/>
+                    <pic:cNvPicPr>
+                      <a:picLocks noChangeAspect="1" noChangeArrowheads="1"/>
+                    </pic:cNvPicPr>
+                  </pic:nvPicPr>
+                  <pic:blipFill>
+                    <a:blip r:embed="rId11" cstate="none"/>
+                    <a:srcRect/>
+                    <a:stretch>
+                      <a:fillRect/>
+                    </a:stretch>
+                  </pic:blipFill>
+                  <pic:spPr bwMode="auto">
+                    <a:xfrm>
+                      <a:off x="0" y="0"/>
+                      <a:ext cx="5591175" cy="4352925"/>
+                    </a:xfrm>
+                    <a:prstGeom prst="rect">
+                      <a:avLst/>
+                    </a:prstGeom>
+                  </pic:spPr>
+                </pic:pic>
+              </a:graphicData>
+            </a:graphic>
+          </wp:inline>
+        </w:drawing>
       </w:r>
     </w:p>
     <w:p>
@@ -4152,218 +3102,48 @@
     </w:p>
     <w:p>
       <w:pPr>
-        <w:pBdr>
-          <w:left w:val="single" w:color="1F4E79" w:sz="18" w:space="6"/>
-        </w:pBdr>
-        <w:shd w:fill="F2F2F2" w:val="clear"/>
-        <w:spacing w:after="0" w:before="0" w:line="240"/>
-        <w:ind w:left="120" w:right="120"/>
-      </w:pPr>
-      <w:r>
-        <w:rPr>
-          <w:rFonts w:ascii="Consolas" w:cs="Consolas" w:eastAsia="Consolas" w:hAnsi="Consolas"/>
-          <w:sz w:val="17"/>
-          <w:szCs w:val="17"/>
-        </w:rPr>
-        <w:t xml:space="preserve">@startuml SSD-UC06</w:t>
-      </w:r>
-    </w:p>
-    <w:p>
-      <w:pPr>
-        <w:pBdr>
-          <w:left w:val="single" w:color="1F4E79" w:sz="18" w:space="6"/>
-        </w:pBdr>
-        <w:shd w:fill="F2F2F2" w:val="clear"/>
-        <w:spacing w:after="0" w:before="0" w:line="240"/>
-        <w:ind w:left="120" w:right="120"/>
-      </w:pPr>
-      <w:r>
-        <w:rPr>
-          <w:rFonts w:ascii="Consolas" w:cs="Consolas" w:eastAsia="Consolas" w:hAnsi="Consolas"/>
-          <w:sz w:val="17"/>
-          <w:szCs w:val="17"/>
-        </w:rPr>
-        <w:t xml:space="preserve">actor "Cliente" as CLI</w:t>
-      </w:r>
-    </w:p>
-    <w:p>
-      <w:pPr>
-        <w:pBdr>
-          <w:left w:val="single" w:color="1F4E79" w:sz="18" w:space="6"/>
-        </w:pBdr>
-        <w:shd w:fill="F2F2F2" w:val="clear"/>
-        <w:spacing w:after="0" w:before="0" w:line="240"/>
-        <w:ind w:left="120" w:right="120"/>
-      </w:pPr>
-      <w:r>
-        <w:rPr>
-          <w:rFonts w:ascii="Consolas" w:cs="Consolas" w:eastAsia="Consolas" w:hAnsi="Consolas"/>
-          <w:sz w:val="17"/>
-          <w:szCs w:val="17"/>
-        </w:rPr>
-        <w:t xml:space="preserve">participant ":SARA" as S</w:t>
-      </w:r>
-    </w:p>
-    <w:p>
-      <w:pPr>
-        <w:pBdr>
-          <w:left w:val="single" w:color="1F4E79" w:sz="18" w:space="6"/>
-        </w:pBdr>
-        <w:shd w:fill="F2F2F2" w:val="clear"/>
-        <w:spacing w:after="0" w:before="0" w:line="240"/>
-        <w:ind w:left="120" w:right="120"/>
-      </w:pPr>
-      <w:r>
-        <w:rPr>
-          <w:rFonts w:ascii="Consolas" w:cs="Consolas" w:eastAsia="Consolas" w:hAnsi="Consolas"/>
-          <w:sz w:val="17"/>
-          <w:szCs w:val="17"/>
-        </w:rPr>
-        <w:t xml:space="preserve">participant ":Bureau/KYC" as KYC</w:t>
-      </w:r>
-    </w:p>
-    <w:p>
-      <w:pPr>
-        <w:pBdr>
-          <w:left w:val="single" w:color="1F4E79" w:sz="18" w:space="6"/>
-        </w:pBdr>
-        <w:shd w:fill="F2F2F2" w:val="clear"/>
-        <w:spacing w:after="0" w:before="0" w:line="240"/>
-        <w:ind w:left="120" w:right="120"/>
-      </w:pPr>
-      <w:r>
-        <w:rPr>
-          <w:rFonts w:ascii="Consolas" w:cs="Consolas" w:eastAsia="Consolas" w:hAnsi="Consolas"/>
-          <w:sz w:val="17"/>
-          <w:szCs w:val="17"/>
-        </w:rPr>
-        <w:t xml:space="preserve"> </w:t>
-      </w:r>
-    </w:p>
-    <w:p>
-      <w:pPr>
-        <w:pBdr>
-          <w:left w:val="single" w:color="1F4E79" w:sz="18" w:space="6"/>
-        </w:pBdr>
-        <w:shd w:fill="F2F2F2" w:val="clear"/>
-        <w:spacing w:after="0" w:before="0" w:line="240"/>
-        <w:ind w:left="120" w:right="120"/>
-      </w:pPr>
-      <w:r>
-        <w:rPr>
-          <w:rFonts w:ascii="Consolas" w:cs="Consolas" w:eastAsia="Consolas" w:hAnsi="Consolas"/>
-          <w:sz w:val="17"/>
-          <w:szCs w:val="17"/>
-        </w:rPr>
-        <w:t xml:space="preserve">CLI -&gt; S : solicitarVerificacao(dados, documentos)</w:t>
-      </w:r>
-    </w:p>
-    <w:p>
-      <w:pPr>
-        <w:pBdr>
-          <w:left w:val="single" w:color="1F4E79" w:sz="18" w:space="6"/>
-        </w:pBdr>
-        <w:shd w:fill="F2F2F2" w:val="clear"/>
-        <w:spacing w:after="0" w:before="0" w:line="240"/>
-        <w:ind w:left="120" w:right="120"/>
-      </w:pPr>
-      <w:r>
-        <w:rPr>
-          <w:rFonts w:ascii="Consolas" w:cs="Consolas" w:eastAsia="Consolas" w:hAnsi="Consolas"/>
-          <w:sz w:val="17"/>
-          <w:szCs w:val="17"/>
-        </w:rPr>
-        <w:t xml:space="preserve">activate S</w:t>
-      </w:r>
-    </w:p>
-    <w:p>
-      <w:pPr>
-        <w:pBdr>
-          <w:left w:val="single" w:color="1F4E79" w:sz="18" w:space="6"/>
-        </w:pBdr>
-        <w:shd w:fill="F2F2F2" w:val="clear"/>
-        <w:spacing w:after="0" w:before="0" w:line="240"/>
-        <w:ind w:left="120" w:right="120"/>
-      </w:pPr>
-      <w:r>
-        <w:rPr>
-          <w:rFonts w:ascii="Consolas" w:cs="Consolas" w:eastAsia="Consolas" w:hAnsi="Consolas"/>
-          <w:sz w:val="17"/>
-          <w:szCs w:val="17"/>
-        </w:rPr>
-        <w:t xml:space="preserve">S -&gt; KYC : verificarIdentidade(dados, documentos)</w:t>
-      </w:r>
-    </w:p>
-    <w:p>
-      <w:pPr>
-        <w:pBdr>
-          <w:left w:val="single" w:color="1F4E79" w:sz="18" w:space="6"/>
-        </w:pBdr>
-        <w:shd w:fill="F2F2F2" w:val="clear"/>
-        <w:spacing w:after="0" w:before="0" w:line="240"/>
-        <w:ind w:left="120" w:right="120"/>
-      </w:pPr>
-      <w:r>
-        <w:rPr>
-          <w:rFonts w:ascii="Consolas" w:cs="Consolas" w:eastAsia="Consolas" w:hAnsi="Consolas"/>
-          <w:sz w:val="17"/>
-          <w:szCs w:val="17"/>
-        </w:rPr>
-        <w:t xml:space="preserve">KYC --&gt; S : resultadoKYC(status, score)</w:t>
-      </w:r>
-    </w:p>
-    <w:p>
-      <w:pPr>
-        <w:pBdr>
-          <w:left w:val="single" w:color="1F4E79" w:sz="18" w:space="6"/>
-        </w:pBdr>
-        <w:shd w:fill="F2F2F2" w:val="clear"/>
-        <w:spacing w:after="0" w:before="0" w:line="240"/>
-        <w:ind w:left="120" w:right="120"/>
-      </w:pPr>
-      <w:r>
-        <w:rPr>
-          <w:rFonts w:ascii="Consolas" w:cs="Consolas" w:eastAsia="Consolas" w:hAnsi="Consolas"/>
-          <w:sz w:val="17"/>
-          <w:szCs w:val="17"/>
-        </w:rPr>
-        <w:t xml:space="preserve">S --&gt; CLI : resultadoOnboarding(APROVADO | PENDENTE | NEGADO)</w:t>
-      </w:r>
-    </w:p>
-    <w:p>
-      <w:pPr>
-        <w:pBdr>
-          <w:left w:val="single" w:color="1F4E79" w:sz="18" w:space="6"/>
-        </w:pBdr>
-        <w:shd w:fill="F2F2F2" w:val="clear"/>
-        <w:spacing w:after="0" w:before="0" w:line="240"/>
-        <w:ind w:left="120" w:right="120"/>
-      </w:pPr>
-      <w:r>
-        <w:rPr>
-          <w:rFonts w:ascii="Consolas" w:cs="Consolas" w:eastAsia="Consolas" w:hAnsi="Consolas"/>
-          <w:sz w:val="17"/>
-          <w:szCs w:val="17"/>
-        </w:rPr>
-        <w:t xml:space="preserve">deactivate S</w:t>
-      </w:r>
-    </w:p>
-    <w:p>
-      <w:pPr>
-        <w:pBdr>
-          <w:left w:val="single" w:color="1F4E79" w:sz="18" w:space="6"/>
-        </w:pBdr>
-        <w:shd w:fill="F2F2F2" w:val="clear"/>
-        <w:spacing w:after="0" w:before="0" w:line="240"/>
-        <w:ind w:left="120" w:right="120"/>
-      </w:pPr>
-      <w:r>
-        <w:rPr>
-          <w:rFonts w:ascii="Consolas" w:cs="Consolas" w:eastAsia="Consolas" w:hAnsi="Consolas"/>
-          <w:sz w:val="17"/>
-          <w:szCs w:val="17"/>
-        </w:rPr>
-        <w:t xml:space="preserve">@enduml</w:t>
+        <w:spacing w:after="0" w:before="120"/>
+        <w:jc w:val="center"/>
+      </w:pPr>
+      <w:r>
+        <w:drawing>
+          <wp:inline distT="0" distB="0" distL="0" distR="0">
+            <wp:extent cx="5715000" cy="2247900"/>
+            <wp:effectExtent t="0" r="0" b="0" l="0"/>
+            <wp:docPr id="1" name="ssd_uc06" descr="Diagrama ssd_uc06" title="ssd_uc06"/>
+            <wp:cNvGraphicFramePr>
+              <a:graphicFrameLocks xmlns:a="http://schemas.openxmlformats.org/drawingml/2006/main" noChangeAspect="1"/>
+            </wp:cNvGraphicFramePr>
+            <a:graphic xmlns:a="http://schemas.openxmlformats.org/drawingml/2006/main">
+              <a:graphicData uri="http://schemas.openxmlformats.org/drawingml/2006/picture">
+                <pic:pic xmlns:pic="http://schemas.openxmlformats.org/drawingml/2006/picture">
+                  <pic:nvPicPr>
+                    <pic:cNvPr id="0" name="" descr=""/>
+                    <pic:cNvPicPr>
+                      <a:picLocks noChangeAspect="1" noChangeArrowheads="1"/>
+                    </pic:cNvPicPr>
+                  </pic:nvPicPr>
+                  <pic:blipFill>
+                    <a:blip r:embed="rId12" cstate="none"/>
+                    <a:srcRect/>
+                    <a:stretch>
+                      <a:fillRect/>
+                    </a:stretch>
+                  </pic:blipFill>
+                  <pic:spPr bwMode="auto">
+                    <a:xfrm>
+                      <a:off x="0" y="0"/>
+                      <a:ext cx="5715000" cy="2247900"/>
+                    </a:xfrm>
+                    <a:prstGeom prst="rect">
+                      <a:avLst/>
+                    </a:prstGeom>
+                  </pic:spPr>
+                </pic:pic>
+              </a:graphicData>
+            </a:graphic>
+          </wp:inline>
+        </w:drawing>
       </w:r>
     </w:p>
     <w:p>
@@ -5281,380 +4061,48 @@
     </w:p>
     <w:p>
       <w:pPr>
-        <w:pBdr>
-          <w:left w:val="single" w:color="1F4E79" w:sz="18" w:space="6"/>
-        </w:pBdr>
-        <w:shd w:fill="F2F2F2" w:val="clear"/>
-        <w:spacing w:after="0" w:before="0" w:line="240"/>
-        <w:ind w:left="120" w:right="120"/>
-      </w:pPr>
-      <w:r>
-        <w:rPr>
-          <w:rFonts w:ascii="Consolas" w:cs="Consolas" w:eastAsia="Consolas" w:hAnsi="Consolas"/>
-          <w:sz w:val="17"/>
-          <w:szCs w:val="17"/>
-        </w:rPr>
-        <w:t xml:space="preserve">@startuml C4-Contexto</w:t>
-      </w:r>
-    </w:p>
-    <w:p>
-      <w:pPr>
-        <w:pBdr>
-          <w:left w:val="single" w:color="1F4E79" w:sz="18" w:space="6"/>
-        </w:pBdr>
-        <w:shd w:fill="F2F2F2" w:val="clear"/>
-        <w:spacing w:after="0" w:before="0" w:line="240"/>
-        <w:ind w:left="120" w:right="120"/>
-      </w:pPr>
-      <w:r>
-        <w:rPr>
-          <w:rFonts w:ascii="Consolas" w:cs="Consolas" w:eastAsia="Consolas" w:hAnsi="Consolas"/>
-          <w:sz w:val="17"/>
-          <w:szCs w:val="17"/>
-        </w:rPr>
-        <w:t xml:space="preserve">!define PERSON rectangle</w:t>
-      </w:r>
-    </w:p>
-    <w:p>
-      <w:pPr>
-        <w:pBdr>
-          <w:left w:val="single" w:color="1F4E79" w:sz="18" w:space="6"/>
-        </w:pBdr>
-        <w:shd w:fill="F2F2F2" w:val="clear"/>
-        <w:spacing w:after="0" w:before="0" w:line="240"/>
-        <w:ind w:left="120" w:right="120"/>
-      </w:pPr>
-      <w:r>
-        <w:rPr>
-          <w:rFonts w:ascii="Consolas" w:cs="Consolas" w:eastAsia="Consolas" w:hAnsi="Consolas"/>
-          <w:sz w:val="17"/>
-          <w:szCs w:val="17"/>
-        </w:rPr>
-        <w:t xml:space="preserve">title C4 - Nivel 1: Contexto do SARA</w:t>
-      </w:r>
-    </w:p>
-    <w:p>
-      <w:pPr>
-        <w:pBdr>
-          <w:left w:val="single" w:color="1F4E79" w:sz="18" w:space="6"/>
-        </w:pBdr>
-        <w:shd w:fill="F2F2F2" w:val="clear"/>
-        <w:spacing w:after="0" w:before="0" w:line="240"/>
-        <w:ind w:left="120" w:right="120"/>
-      </w:pPr>
-      <w:r>
-        <w:rPr>
-          <w:rFonts w:ascii="Consolas" w:cs="Consolas" w:eastAsia="Consolas" w:hAnsi="Consolas"/>
-          <w:sz w:val="17"/>
-          <w:szCs w:val="17"/>
-        </w:rPr>
-        <w:t xml:space="preserve"> </w:t>
-      </w:r>
-    </w:p>
-    <w:p>
-      <w:pPr>
-        <w:pBdr>
-          <w:left w:val="single" w:color="1F4E79" w:sz="18" w:space="6"/>
-        </w:pBdr>
-        <w:shd w:fill="F2F2F2" w:val="clear"/>
-        <w:spacing w:after="0" w:before="0" w:line="240"/>
-        <w:ind w:left="120" w:right="120"/>
-      </w:pPr>
-      <w:r>
-        <w:rPr>
-          <w:rFonts w:ascii="Consolas" w:cs="Consolas" w:eastAsia="Consolas" w:hAnsi="Consolas"/>
-          <w:sz w:val="17"/>
-          <w:szCs w:val="17"/>
-        </w:rPr>
-        <w:t xml:space="preserve">PERSON "Cliente" as cli</w:t>
-      </w:r>
-    </w:p>
-    <w:p>
-      <w:pPr>
-        <w:pBdr>
-          <w:left w:val="single" w:color="1F4E79" w:sz="18" w:space="6"/>
-        </w:pBdr>
-        <w:shd w:fill="F2F2F2" w:val="clear"/>
-        <w:spacing w:after="0" w:before="0" w:line="240"/>
-        <w:ind w:left="120" w:right="120"/>
-      </w:pPr>
-      <w:r>
-        <w:rPr>
-          <w:rFonts w:ascii="Consolas" w:cs="Consolas" w:eastAsia="Consolas" w:hAnsi="Consolas"/>
-          <w:sz w:val="17"/>
-          <w:szCs w:val="17"/>
-        </w:rPr>
-        <w:t xml:space="preserve">PERSON "Analista de Fraude" as ana</w:t>
-      </w:r>
-    </w:p>
-    <w:p>
-      <w:pPr>
-        <w:pBdr>
-          <w:left w:val="single" w:color="1F4E79" w:sz="18" w:space="6"/>
-        </w:pBdr>
-        <w:shd w:fill="F2F2F2" w:val="clear"/>
-        <w:spacing w:after="0" w:before="0" w:line="240"/>
-        <w:ind w:left="120" w:right="120"/>
-      </w:pPr>
-      <w:r>
-        <w:rPr>
-          <w:rFonts w:ascii="Consolas" w:cs="Consolas" w:eastAsia="Consolas" w:hAnsi="Consolas"/>
-          <w:sz w:val="17"/>
-          <w:szCs w:val="17"/>
-        </w:rPr>
-        <w:t xml:space="preserve">PERSON "Gerente de Risco" as ger</w:t>
-      </w:r>
-    </w:p>
-    <w:p>
-      <w:pPr>
-        <w:pBdr>
-          <w:left w:val="single" w:color="1F4E79" w:sz="18" w:space="6"/>
-        </w:pBdr>
-        <w:shd w:fill="F2F2F2" w:val="clear"/>
-        <w:spacing w:after="0" w:before="0" w:line="240"/>
-        <w:ind w:left="120" w:right="120"/>
-      </w:pPr>
-      <w:r>
-        <w:rPr>
-          <w:rFonts w:ascii="Consolas" w:cs="Consolas" w:eastAsia="Consolas" w:hAnsi="Consolas"/>
-          <w:sz w:val="17"/>
-          <w:szCs w:val="17"/>
-        </w:rPr>
-        <w:t xml:space="preserve"> </w:t>
-      </w:r>
-    </w:p>
-    <w:p>
-      <w:pPr>
-        <w:pBdr>
-          <w:left w:val="single" w:color="1F4E79" w:sz="18" w:space="6"/>
-        </w:pBdr>
-        <w:shd w:fill="F2F2F2" w:val="clear"/>
-        <w:spacing w:after="0" w:before="0" w:line="240"/>
-        <w:ind w:left="120" w:right="120"/>
-      </w:pPr>
-      <w:r>
-        <w:rPr>
-          <w:rFonts w:ascii="Consolas" w:cs="Consolas" w:eastAsia="Consolas" w:hAnsi="Consolas"/>
-          <w:sz w:val="17"/>
-          <w:szCs w:val="17"/>
-        </w:rPr>
-        <w:t xml:space="preserve">rectangle "SARA\nPlataforma Antifraude" as sara #1F4E79</w:t>
-      </w:r>
-    </w:p>
-    <w:p>
-      <w:pPr>
-        <w:pBdr>
-          <w:left w:val="single" w:color="1F4E79" w:sz="18" w:space="6"/>
-        </w:pBdr>
-        <w:shd w:fill="F2F2F2" w:val="clear"/>
-        <w:spacing w:after="0" w:before="0" w:line="240"/>
-        <w:ind w:left="120" w:right="120"/>
-      </w:pPr>
-      <w:r>
-        <w:rPr>
-          <w:rFonts w:ascii="Consolas" w:cs="Consolas" w:eastAsia="Consolas" w:hAnsi="Consolas"/>
-          <w:sz w:val="17"/>
-          <w:szCs w:val="17"/>
-        </w:rPr>
-        <w:t xml:space="preserve"> </w:t>
-      </w:r>
-    </w:p>
-    <w:p>
-      <w:pPr>
-        <w:pBdr>
-          <w:left w:val="single" w:color="1F4E79" w:sz="18" w:space="6"/>
-        </w:pBdr>
-        <w:shd w:fill="F2F2F2" w:val="clear"/>
-        <w:spacing w:after="0" w:before="0" w:line="240"/>
-        <w:ind w:left="120" w:right="120"/>
-      </w:pPr>
-      <w:r>
-        <w:rPr>
-          <w:rFonts w:ascii="Consolas" w:cs="Consolas" w:eastAsia="Consolas" w:hAnsi="Consolas"/>
-          <w:sz w:val="17"/>
-          <w:szCs w:val="17"/>
-        </w:rPr>
-        <w:t xml:space="preserve">rectangle "Gateway de Pagamentos" as gtw</w:t>
-      </w:r>
-    </w:p>
-    <w:p>
-      <w:pPr>
-        <w:pBdr>
-          <w:left w:val="single" w:color="1F4E79" w:sz="18" w:space="6"/>
-        </w:pBdr>
-        <w:shd w:fill="F2F2F2" w:val="clear"/>
-        <w:spacing w:after="0" w:before="0" w:line="240"/>
-        <w:ind w:left="120" w:right="120"/>
-      </w:pPr>
-      <w:r>
-        <w:rPr>
-          <w:rFonts w:ascii="Consolas" w:cs="Consolas" w:eastAsia="Consolas" w:hAnsi="Consolas"/>
-          <w:sz w:val="17"/>
-          <w:szCs w:val="17"/>
-        </w:rPr>
-        <w:t xml:space="preserve">rectangle "Bureau / KYC" as kyc</w:t>
-      </w:r>
-    </w:p>
-    <w:p>
-      <w:pPr>
-        <w:pBdr>
-          <w:left w:val="single" w:color="1F4E79" w:sz="18" w:space="6"/>
-        </w:pBdr>
-        <w:shd w:fill="F2F2F2" w:val="clear"/>
-        <w:spacing w:after="0" w:before="0" w:line="240"/>
-        <w:ind w:left="120" w:right="120"/>
-      </w:pPr>
-      <w:r>
-        <w:rPr>
-          <w:rFonts w:ascii="Consolas" w:cs="Consolas" w:eastAsia="Consolas" w:hAnsi="Consolas"/>
-          <w:sz w:val="17"/>
-          <w:szCs w:val="17"/>
-        </w:rPr>
-        <w:t xml:space="preserve">rectangle "Core Bancario" as core</w:t>
-      </w:r>
-    </w:p>
-    <w:p>
-      <w:pPr>
-        <w:pBdr>
-          <w:left w:val="single" w:color="1F4E79" w:sz="18" w:space="6"/>
-        </w:pBdr>
-        <w:shd w:fill="F2F2F2" w:val="clear"/>
-        <w:spacing w:after="0" w:before="0" w:line="240"/>
-        <w:ind w:left="120" w:right="120"/>
-      </w:pPr>
-      <w:r>
-        <w:rPr>
-          <w:rFonts w:ascii="Consolas" w:cs="Consolas" w:eastAsia="Consolas" w:hAnsi="Consolas"/>
-          <w:sz w:val="17"/>
-          <w:szCs w:val="17"/>
-        </w:rPr>
-        <w:t xml:space="preserve"> </w:t>
-      </w:r>
-    </w:p>
-    <w:p>
-      <w:pPr>
-        <w:pBdr>
-          <w:left w:val="single" w:color="1F4E79" w:sz="18" w:space="6"/>
-        </w:pBdr>
-        <w:shd w:fill="F2F2F2" w:val="clear"/>
-        <w:spacing w:after="0" w:before="0" w:line="240"/>
-        <w:ind w:left="120" w:right="120"/>
-      </w:pPr>
-      <w:r>
-        <w:rPr>
-          <w:rFonts w:ascii="Consolas" w:cs="Consolas" w:eastAsia="Consolas" w:hAnsi="Consolas"/>
-          <w:sz w:val="17"/>
-          <w:szCs w:val="17"/>
-        </w:rPr>
-        <w:t xml:space="preserve">gtw --&gt; sara : eventos de transacao / decisao (REST)</w:t>
-      </w:r>
-    </w:p>
-    <w:p>
-      <w:pPr>
-        <w:pBdr>
-          <w:left w:val="single" w:color="1F4E79" w:sz="18" w:space="6"/>
-        </w:pBdr>
-        <w:shd w:fill="F2F2F2" w:val="clear"/>
-        <w:spacing w:after="0" w:before="0" w:line="240"/>
-        <w:ind w:left="120" w:right="120"/>
-      </w:pPr>
-      <w:r>
-        <w:rPr>
-          <w:rFonts w:ascii="Consolas" w:cs="Consolas" w:eastAsia="Consolas" w:hAnsi="Consolas"/>
-          <w:sz w:val="17"/>
-          <w:szCs w:val="17"/>
-        </w:rPr>
-        <w:t xml:space="preserve">sara --&gt; kyc : verificacao de identidade (REST)</w:t>
-      </w:r>
-    </w:p>
-    <w:p>
-      <w:pPr>
-        <w:pBdr>
-          <w:left w:val="single" w:color="1F4E79" w:sz="18" w:space="6"/>
-        </w:pBdr>
-        <w:shd w:fill="F2F2F2" w:val="clear"/>
-        <w:spacing w:after="0" w:before="0" w:line="240"/>
-        <w:ind w:left="120" w:right="120"/>
-      </w:pPr>
-      <w:r>
-        <w:rPr>
-          <w:rFonts w:ascii="Consolas" w:cs="Consolas" w:eastAsia="Consolas" w:hAnsi="Consolas"/>
-          <w:sz w:val="17"/>
-          <w:szCs w:val="17"/>
-        </w:rPr>
-        <w:t xml:space="preserve">sara --&gt; core : consulta de conta</w:t>
-      </w:r>
-    </w:p>
-    <w:p>
-      <w:pPr>
-        <w:pBdr>
-          <w:left w:val="single" w:color="1F4E79" w:sz="18" w:space="6"/>
-        </w:pBdr>
-        <w:shd w:fill="F2F2F2" w:val="clear"/>
-        <w:spacing w:after="0" w:before="0" w:line="240"/>
-        <w:ind w:left="120" w:right="120"/>
-      </w:pPr>
-      <w:r>
-        <w:rPr>
-          <w:rFonts w:ascii="Consolas" w:cs="Consolas" w:eastAsia="Consolas" w:hAnsi="Consolas"/>
-          <w:sz w:val="17"/>
-          <w:szCs w:val="17"/>
-        </w:rPr>
-        <w:t xml:space="preserve">ana --&gt; sara : investiga casos (Web)</w:t>
-      </w:r>
-    </w:p>
-    <w:p>
-      <w:pPr>
-        <w:pBdr>
-          <w:left w:val="single" w:color="1F4E79" w:sz="18" w:space="6"/>
-        </w:pBdr>
-        <w:shd w:fill="F2F2F2" w:val="clear"/>
-        <w:spacing w:after="0" w:before="0" w:line="240"/>
-        <w:ind w:left="120" w:right="120"/>
-      </w:pPr>
-      <w:r>
-        <w:rPr>
-          <w:rFonts w:ascii="Consolas" w:cs="Consolas" w:eastAsia="Consolas" w:hAnsi="Consolas"/>
-          <w:sz w:val="17"/>
-          <w:szCs w:val="17"/>
-        </w:rPr>
-        <w:t xml:space="preserve">ger --&gt; sara : consulta indicadores (Web)</w:t>
-      </w:r>
-    </w:p>
-    <w:p>
-      <w:pPr>
-        <w:pBdr>
-          <w:left w:val="single" w:color="1F4E79" w:sz="18" w:space="6"/>
-        </w:pBdr>
-        <w:shd w:fill="F2F2F2" w:val="clear"/>
-        <w:spacing w:after="0" w:before="0" w:line="240"/>
-        <w:ind w:left="120" w:right="120"/>
-      </w:pPr>
-      <w:r>
-        <w:rPr>
-          <w:rFonts w:ascii="Consolas" w:cs="Consolas" w:eastAsia="Consolas" w:hAnsi="Consolas"/>
-          <w:sz w:val="17"/>
-          <w:szCs w:val="17"/>
-        </w:rPr>
-        <w:t xml:space="preserve">cli --&gt; sara : confirma transacao (App)</w:t>
-      </w:r>
-    </w:p>
-    <w:p>
-      <w:pPr>
-        <w:pBdr>
-          <w:left w:val="single" w:color="1F4E79" w:sz="18" w:space="6"/>
-        </w:pBdr>
-        <w:shd w:fill="F2F2F2" w:val="clear"/>
-        <w:spacing w:after="0" w:before="0" w:line="240"/>
-        <w:ind w:left="120" w:right="120"/>
-      </w:pPr>
-      <w:r>
-        <w:rPr>
-          <w:rFonts w:ascii="Consolas" w:cs="Consolas" w:eastAsia="Consolas" w:hAnsi="Consolas"/>
-          <w:sz w:val="17"/>
-          <w:szCs w:val="17"/>
-        </w:rPr>
-        <w:t xml:space="preserve">@enduml</w:t>
+        <w:spacing w:after="0" w:before="120"/>
+        <w:jc w:val="center"/>
+      </w:pPr>
+      <w:r>
+        <w:drawing>
+          <wp:inline distT="0" distB="0" distL="0" distR="0">
+            <wp:extent cx="5715000" cy="2438400"/>
+            <wp:effectExtent t="0" r="0" b="0" l="0"/>
+            <wp:docPr id="1" name="c4_contexto" descr="Diagrama c4_contexto" title="c4_contexto"/>
+            <wp:cNvGraphicFramePr>
+              <a:graphicFrameLocks xmlns:a="http://schemas.openxmlformats.org/drawingml/2006/main" noChangeAspect="1"/>
+            </wp:cNvGraphicFramePr>
+            <a:graphic xmlns:a="http://schemas.openxmlformats.org/drawingml/2006/main">
+              <a:graphicData uri="http://schemas.openxmlformats.org/drawingml/2006/picture">
+                <pic:pic xmlns:pic="http://schemas.openxmlformats.org/drawingml/2006/picture">
+                  <pic:nvPicPr>
+                    <pic:cNvPr id="0" name="" descr=""/>
+                    <pic:cNvPicPr>
+                      <a:picLocks noChangeAspect="1" noChangeArrowheads="1"/>
+                    </pic:cNvPicPr>
+                  </pic:nvPicPr>
+                  <pic:blipFill>
+                    <a:blip r:embed="rId13" cstate="none"/>
+                    <a:srcRect/>
+                    <a:stretch>
+                      <a:fillRect/>
+                    </a:stretch>
+                  </pic:blipFill>
+                  <pic:spPr bwMode="auto">
+                    <a:xfrm>
+                      <a:off x="0" y="0"/>
+                      <a:ext cx="5715000" cy="2438400"/>
+                    </a:xfrm>
+                    <a:prstGeom prst="rect">
+                      <a:avLst/>
+                    </a:prstGeom>
+                  </pic:spPr>
+                </pic:pic>
+              </a:graphicData>
+            </a:graphic>
+          </wp:inline>
+        </w:drawing>
       </w:r>
     </w:p>
     <w:p>
@@ -5675,488 +4123,48 @@
     </w:p>
     <w:p>
       <w:pPr>
-        <w:pBdr>
-          <w:left w:val="single" w:color="1F4E79" w:sz="18" w:space="6"/>
-        </w:pBdr>
-        <w:shd w:fill="F2F2F2" w:val="clear"/>
-        <w:spacing w:after="0" w:before="0" w:line="240"/>
-        <w:ind w:left="120" w:right="120"/>
-      </w:pPr>
-      <w:r>
-        <w:rPr>
-          <w:rFonts w:ascii="Consolas" w:cs="Consolas" w:eastAsia="Consolas" w:hAnsi="Consolas"/>
-          <w:sz w:val="17"/>
-          <w:szCs w:val="17"/>
-        </w:rPr>
-        <w:t xml:space="preserve">@startuml C4-Containers</w:t>
-      </w:r>
-    </w:p>
-    <w:p>
-      <w:pPr>
-        <w:pBdr>
-          <w:left w:val="single" w:color="1F4E79" w:sz="18" w:space="6"/>
-        </w:pBdr>
-        <w:shd w:fill="F2F2F2" w:val="clear"/>
-        <w:spacing w:after="0" w:before="0" w:line="240"/>
-        <w:ind w:left="120" w:right="120"/>
-      </w:pPr>
-      <w:r>
-        <w:rPr>
-          <w:rFonts w:ascii="Consolas" w:cs="Consolas" w:eastAsia="Consolas" w:hAnsi="Consolas"/>
-          <w:sz w:val="17"/>
-          <w:szCs w:val="17"/>
-        </w:rPr>
-        <w:t xml:space="preserve">title C4 - Nivel 2: Conteineres do SARA</w:t>
-      </w:r>
-    </w:p>
-    <w:p>
-      <w:pPr>
-        <w:pBdr>
-          <w:left w:val="single" w:color="1F4E79" w:sz="18" w:space="6"/>
-        </w:pBdr>
-        <w:shd w:fill="F2F2F2" w:val="clear"/>
-        <w:spacing w:after="0" w:before="0" w:line="240"/>
-        <w:ind w:left="120" w:right="120"/>
-      </w:pPr>
-      <w:r>
-        <w:rPr>
-          <w:rFonts w:ascii="Consolas" w:cs="Consolas" w:eastAsia="Consolas" w:hAnsi="Consolas"/>
-          <w:sz w:val="17"/>
-          <w:szCs w:val="17"/>
-        </w:rPr>
-        <w:t xml:space="preserve"> </w:t>
-      </w:r>
-    </w:p>
-    <w:p>
-      <w:pPr>
-        <w:pBdr>
-          <w:left w:val="single" w:color="1F4E79" w:sz="18" w:space="6"/>
-        </w:pBdr>
-        <w:shd w:fill="F2F2F2" w:val="clear"/>
-        <w:spacing w:after="0" w:before="0" w:line="240"/>
-        <w:ind w:left="120" w:right="120"/>
-      </w:pPr>
-      <w:r>
-        <w:rPr>
-          <w:rFonts w:ascii="Consolas" w:cs="Consolas" w:eastAsia="Consolas" w:hAnsi="Consolas"/>
-          <w:sz w:val="17"/>
-          <w:szCs w:val="17"/>
-        </w:rPr>
-        <w:t xml:space="preserve">rectangle "API Gateway / BFF" as api</w:t>
-      </w:r>
-    </w:p>
-    <w:p>
-      <w:pPr>
-        <w:pBdr>
-          <w:left w:val="single" w:color="1F4E79" w:sz="18" w:space="6"/>
-        </w:pBdr>
-        <w:shd w:fill="F2F2F2" w:val="clear"/>
-        <w:spacing w:after="0" w:before="0" w:line="240"/>
-        <w:ind w:left="120" w:right="120"/>
-      </w:pPr>
-      <w:r>
-        <w:rPr>
-          <w:rFonts w:ascii="Consolas" w:cs="Consolas" w:eastAsia="Consolas" w:hAnsi="Consolas"/>
-          <w:sz w:val="17"/>
-          <w:szCs w:val="17"/>
-        </w:rPr>
-        <w:t xml:space="preserve">rectangle "Servico de Ingestao\n(Transaction Ingestion)" as ing</w:t>
-      </w:r>
-    </w:p>
-    <w:p>
-      <w:pPr>
-        <w:pBdr>
-          <w:left w:val="single" w:color="1F4E79" w:sz="18" w:space="6"/>
-        </w:pBdr>
-        <w:shd w:fill="F2F2F2" w:val="clear"/>
-        <w:spacing w:after="0" w:before="0" w:line="240"/>
-        <w:ind w:left="120" w:right="120"/>
-      </w:pPr>
-      <w:r>
-        <w:rPr>
-          <w:rFonts w:ascii="Consolas" w:cs="Consolas" w:eastAsia="Consolas" w:hAnsi="Consolas"/>
-          <w:sz w:val="17"/>
-          <w:szCs w:val="17"/>
-        </w:rPr>
-        <w:t xml:space="preserve">queue "Barramento de Eventos (Kafka)" as bus</w:t>
-      </w:r>
-    </w:p>
-    <w:p>
-      <w:pPr>
-        <w:pBdr>
-          <w:left w:val="single" w:color="1F4E79" w:sz="18" w:space="6"/>
-        </w:pBdr>
-        <w:shd w:fill="F2F2F2" w:val="clear"/>
-        <w:spacing w:after="0" w:before="0" w:line="240"/>
-        <w:ind w:left="120" w:right="120"/>
-      </w:pPr>
-      <w:r>
-        <w:rPr>
-          <w:rFonts w:ascii="Consolas" w:cs="Consolas" w:eastAsia="Consolas" w:hAnsi="Consolas"/>
-          <w:sz w:val="17"/>
-          <w:szCs w:val="17"/>
-        </w:rPr>
-        <w:t xml:space="preserve">rectangle "Motor de Regras\n(Rule Engine)" as rules</w:t>
-      </w:r>
-    </w:p>
-    <w:p>
-      <w:pPr>
-        <w:pBdr>
-          <w:left w:val="single" w:color="1F4E79" w:sz="18" w:space="6"/>
-        </w:pBdr>
-        <w:shd w:fill="F2F2F2" w:val="clear"/>
-        <w:spacing w:after="0" w:before="0" w:line="240"/>
-        <w:ind w:left="120" w:right="120"/>
-      </w:pPr>
-      <w:r>
-        <w:rPr>
-          <w:rFonts w:ascii="Consolas" w:cs="Consolas" w:eastAsia="Consolas" w:hAnsi="Consolas"/>
-          <w:sz w:val="17"/>
-          <w:szCs w:val="17"/>
-        </w:rPr>
-        <w:t xml:space="preserve">rectangle "Servico de Scoring (ML)" as score</w:t>
-      </w:r>
-    </w:p>
-    <w:p>
-      <w:pPr>
-        <w:pBdr>
-          <w:left w:val="single" w:color="1F4E79" w:sz="18" w:space="6"/>
-        </w:pBdr>
-        <w:shd w:fill="F2F2F2" w:val="clear"/>
-        <w:spacing w:after="0" w:before="0" w:line="240"/>
-        <w:ind w:left="120" w:right="120"/>
-      </w:pPr>
-      <w:r>
-        <w:rPr>
-          <w:rFonts w:ascii="Consolas" w:cs="Consolas" w:eastAsia="Consolas" w:hAnsi="Consolas"/>
-          <w:sz w:val="17"/>
-          <w:szCs w:val="17"/>
-        </w:rPr>
-        <w:t xml:space="preserve">rectangle "Gestao de Casos\n(Case Management)" as cases</w:t>
-      </w:r>
-    </w:p>
-    <w:p>
-      <w:pPr>
-        <w:pBdr>
-          <w:left w:val="single" w:color="1F4E79" w:sz="18" w:space="6"/>
-        </w:pBdr>
-        <w:shd w:fill="F2F2F2" w:val="clear"/>
-        <w:spacing w:after="0" w:before="0" w:line="240"/>
-        <w:ind w:left="120" w:right="120"/>
-      </w:pPr>
-      <w:r>
-        <w:rPr>
-          <w:rFonts w:ascii="Consolas" w:cs="Consolas" w:eastAsia="Consolas" w:hAnsi="Consolas"/>
-          <w:sz w:val="17"/>
-          <w:szCs w:val="17"/>
-        </w:rPr>
-        <w:t xml:space="preserve">rectangle "Servico de Notificacao" as notif</w:t>
-      </w:r>
-    </w:p>
-    <w:p>
-      <w:pPr>
-        <w:pBdr>
-          <w:left w:val="single" w:color="1F4E79" w:sz="18" w:space="6"/>
-        </w:pBdr>
-        <w:shd w:fill="F2F2F2" w:val="clear"/>
-        <w:spacing w:after="0" w:before="0" w:line="240"/>
-        <w:ind w:left="120" w:right="120"/>
-      </w:pPr>
-      <w:r>
-        <w:rPr>
-          <w:rFonts w:ascii="Consolas" w:cs="Consolas" w:eastAsia="Consolas" w:hAnsi="Consolas"/>
-          <w:sz w:val="17"/>
-          <w:szCs w:val="17"/>
-        </w:rPr>
-        <w:t xml:space="preserve">rectangle "Servico de Relatorios" as rep</w:t>
-      </w:r>
-    </w:p>
-    <w:p>
-      <w:pPr>
-        <w:pBdr>
-          <w:left w:val="single" w:color="1F4E79" w:sz="18" w:space="6"/>
-        </w:pBdr>
-        <w:shd w:fill="F2F2F2" w:val="clear"/>
-        <w:spacing w:after="0" w:before="0" w:line="240"/>
-        <w:ind w:left="120" w:right="120"/>
-      </w:pPr>
-      <w:r>
-        <w:rPr>
-          <w:rFonts w:ascii="Consolas" w:cs="Consolas" w:eastAsia="Consolas" w:hAnsi="Consolas"/>
-          <w:sz w:val="17"/>
-          <w:szCs w:val="17"/>
-        </w:rPr>
-        <w:t xml:space="preserve">database "PostgreSQL\n(casos, regras, clientes)" as pg</w:t>
-      </w:r>
-    </w:p>
-    <w:p>
-      <w:pPr>
-        <w:pBdr>
-          <w:left w:val="single" w:color="1F4E79" w:sz="18" w:space="6"/>
-        </w:pBdr>
-        <w:shd w:fill="F2F2F2" w:val="clear"/>
-        <w:spacing w:after="0" w:before="0" w:line="240"/>
-        <w:ind w:left="120" w:right="120"/>
-      </w:pPr>
-      <w:r>
-        <w:rPr>
-          <w:rFonts w:ascii="Consolas" w:cs="Consolas" w:eastAsia="Consolas" w:hAnsi="Consolas"/>
-          <w:sz w:val="17"/>
-          <w:szCs w:val="17"/>
-        </w:rPr>
-        <w:t xml:space="preserve">database "Redis\n(feature store / cache)" as redis</w:t>
-      </w:r>
-    </w:p>
-    <w:p>
-      <w:pPr>
-        <w:pBdr>
-          <w:left w:val="single" w:color="1F4E79" w:sz="18" w:space="6"/>
-        </w:pBdr>
-        <w:shd w:fill="F2F2F2" w:val="clear"/>
-        <w:spacing w:after="0" w:before="0" w:line="240"/>
-        <w:ind w:left="120" w:right="120"/>
-      </w:pPr>
-      <w:r>
-        <w:rPr>
-          <w:rFonts w:ascii="Consolas" w:cs="Consolas" w:eastAsia="Consolas" w:hAnsi="Consolas"/>
-          <w:sz w:val="17"/>
-          <w:szCs w:val="17"/>
-        </w:rPr>
-        <w:t xml:space="preserve">database "Data Lake\n(eventos / treino)" as lake</w:t>
-      </w:r>
-    </w:p>
-    <w:p>
-      <w:pPr>
-        <w:pBdr>
-          <w:left w:val="single" w:color="1F4E79" w:sz="18" w:space="6"/>
-        </w:pBdr>
-        <w:shd w:fill="F2F2F2" w:val="clear"/>
-        <w:spacing w:after="0" w:before="0" w:line="240"/>
-        <w:ind w:left="120" w:right="120"/>
-      </w:pPr>
-      <w:r>
-        <w:rPr>
-          <w:rFonts w:ascii="Consolas" w:cs="Consolas" w:eastAsia="Consolas" w:hAnsi="Consolas"/>
-          <w:sz w:val="17"/>
-          <w:szCs w:val="17"/>
-        </w:rPr>
-        <w:t xml:space="preserve"> </w:t>
-      </w:r>
-    </w:p>
-    <w:p>
-      <w:pPr>
-        <w:pBdr>
-          <w:left w:val="single" w:color="1F4E79" w:sz="18" w:space="6"/>
-        </w:pBdr>
-        <w:shd w:fill="F2F2F2" w:val="clear"/>
-        <w:spacing w:after="0" w:before="0" w:line="240"/>
-        <w:ind w:left="120" w:right="120"/>
-      </w:pPr>
-      <w:r>
-        <w:rPr>
-          <w:rFonts w:ascii="Consolas" w:cs="Consolas" w:eastAsia="Consolas" w:hAnsi="Consolas"/>
-          <w:sz w:val="17"/>
-          <w:szCs w:val="17"/>
-        </w:rPr>
-        <w:t xml:space="preserve">api --&gt; ing</w:t>
-      </w:r>
-    </w:p>
-    <w:p>
-      <w:pPr>
-        <w:pBdr>
-          <w:left w:val="single" w:color="1F4E79" w:sz="18" w:space="6"/>
-        </w:pBdr>
-        <w:shd w:fill="F2F2F2" w:val="clear"/>
-        <w:spacing w:after="0" w:before="0" w:line="240"/>
-        <w:ind w:left="120" w:right="120"/>
-      </w:pPr>
-      <w:r>
-        <w:rPr>
-          <w:rFonts w:ascii="Consolas" w:cs="Consolas" w:eastAsia="Consolas" w:hAnsi="Consolas"/>
-          <w:sz w:val="17"/>
-          <w:szCs w:val="17"/>
-        </w:rPr>
-        <w:t xml:space="preserve">ing --&gt; bus</w:t>
-      </w:r>
-    </w:p>
-    <w:p>
-      <w:pPr>
-        <w:pBdr>
-          <w:left w:val="single" w:color="1F4E79" w:sz="18" w:space="6"/>
-        </w:pBdr>
-        <w:shd w:fill="F2F2F2" w:val="clear"/>
-        <w:spacing w:after="0" w:before="0" w:line="240"/>
-        <w:ind w:left="120" w:right="120"/>
-      </w:pPr>
-      <w:r>
-        <w:rPr>
-          <w:rFonts w:ascii="Consolas" w:cs="Consolas" w:eastAsia="Consolas" w:hAnsi="Consolas"/>
-          <w:sz w:val="17"/>
-          <w:szCs w:val="17"/>
-        </w:rPr>
-        <w:t xml:space="preserve">bus --&gt; rules</w:t>
-      </w:r>
-    </w:p>
-    <w:p>
-      <w:pPr>
-        <w:pBdr>
-          <w:left w:val="single" w:color="1F4E79" w:sz="18" w:space="6"/>
-        </w:pBdr>
-        <w:shd w:fill="F2F2F2" w:val="clear"/>
-        <w:spacing w:after="0" w:before="0" w:line="240"/>
-        <w:ind w:left="120" w:right="120"/>
-      </w:pPr>
-      <w:r>
-        <w:rPr>
-          <w:rFonts w:ascii="Consolas" w:cs="Consolas" w:eastAsia="Consolas" w:hAnsi="Consolas"/>
-          <w:sz w:val="17"/>
-          <w:szCs w:val="17"/>
-        </w:rPr>
-        <w:t xml:space="preserve">rules --&gt; score</w:t>
-      </w:r>
-    </w:p>
-    <w:p>
-      <w:pPr>
-        <w:pBdr>
-          <w:left w:val="single" w:color="1F4E79" w:sz="18" w:space="6"/>
-        </w:pBdr>
-        <w:shd w:fill="F2F2F2" w:val="clear"/>
-        <w:spacing w:after="0" w:before="0" w:line="240"/>
-        <w:ind w:left="120" w:right="120"/>
-      </w:pPr>
-      <w:r>
-        <w:rPr>
-          <w:rFonts w:ascii="Consolas" w:cs="Consolas" w:eastAsia="Consolas" w:hAnsi="Consolas"/>
-          <w:sz w:val="17"/>
-          <w:szCs w:val="17"/>
-        </w:rPr>
-        <w:t xml:space="preserve">rules --&gt; cases</w:t>
-      </w:r>
-    </w:p>
-    <w:p>
-      <w:pPr>
-        <w:pBdr>
-          <w:left w:val="single" w:color="1F4E79" w:sz="18" w:space="6"/>
-        </w:pBdr>
-        <w:shd w:fill="F2F2F2" w:val="clear"/>
-        <w:spacing w:after="0" w:before="0" w:line="240"/>
-        <w:ind w:left="120" w:right="120"/>
-      </w:pPr>
-      <w:r>
-        <w:rPr>
-          <w:rFonts w:ascii="Consolas" w:cs="Consolas" w:eastAsia="Consolas" w:hAnsi="Consolas"/>
-          <w:sz w:val="17"/>
-          <w:szCs w:val="17"/>
-        </w:rPr>
-        <w:t xml:space="preserve">rules --&gt; redis</w:t>
-      </w:r>
-    </w:p>
-    <w:p>
-      <w:pPr>
-        <w:pBdr>
-          <w:left w:val="single" w:color="1F4E79" w:sz="18" w:space="6"/>
-        </w:pBdr>
-        <w:shd w:fill="F2F2F2" w:val="clear"/>
-        <w:spacing w:after="0" w:before="0" w:line="240"/>
-        <w:ind w:left="120" w:right="120"/>
-      </w:pPr>
-      <w:r>
-        <w:rPr>
-          <w:rFonts w:ascii="Consolas" w:cs="Consolas" w:eastAsia="Consolas" w:hAnsi="Consolas"/>
-          <w:sz w:val="17"/>
-          <w:szCs w:val="17"/>
-        </w:rPr>
-        <w:t xml:space="preserve">cases --&gt; pg</w:t>
-      </w:r>
-    </w:p>
-    <w:p>
-      <w:pPr>
-        <w:pBdr>
-          <w:left w:val="single" w:color="1F4E79" w:sz="18" w:space="6"/>
-        </w:pBdr>
-        <w:shd w:fill="F2F2F2" w:val="clear"/>
-        <w:spacing w:after="0" w:before="0" w:line="240"/>
-        <w:ind w:left="120" w:right="120"/>
-      </w:pPr>
-      <w:r>
-        <w:rPr>
-          <w:rFonts w:ascii="Consolas" w:cs="Consolas" w:eastAsia="Consolas" w:hAnsi="Consolas"/>
-          <w:sz w:val="17"/>
-          <w:szCs w:val="17"/>
-        </w:rPr>
-        <w:t xml:space="preserve">notif &lt;-- bus</w:t>
-      </w:r>
-    </w:p>
-    <w:p>
-      <w:pPr>
-        <w:pBdr>
-          <w:left w:val="single" w:color="1F4E79" w:sz="18" w:space="6"/>
-        </w:pBdr>
-        <w:shd w:fill="F2F2F2" w:val="clear"/>
-        <w:spacing w:after="0" w:before="0" w:line="240"/>
-        <w:ind w:left="120" w:right="120"/>
-      </w:pPr>
-      <w:r>
-        <w:rPr>
-          <w:rFonts w:ascii="Consolas" w:cs="Consolas" w:eastAsia="Consolas" w:hAnsi="Consolas"/>
-          <w:sz w:val="17"/>
-          <w:szCs w:val="17"/>
-        </w:rPr>
-        <w:t xml:space="preserve">rep --&gt; pg</w:t>
-      </w:r>
-    </w:p>
-    <w:p>
-      <w:pPr>
-        <w:pBdr>
-          <w:left w:val="single" w:color="1F4E79" w:sz="18" w:space="6"/>
-        </w:pBdr>
-        <w:shd w:fill="F2F2F2" w:val="clear"/>
-        <w:spacing w:after="0" w:before="0" w:line="240"/>
-        <w:ind w:left="120" w:right="120"/>
-      </w:pPr>
-      <w:r>
-        <w:rPr>
-          <w:rFonts w:ascii="Consolas" w:cs="Consolas" w:eastAsia="Consolas" w:hAnsi="Consolas"/>
-          <w:sz w:val="17"/>
-          <w:szCs w:val="17"/>
-        </w:rPr>
-        <w:t xml:space="preserve">rep --&gt; lake</w:t>
-      </w:r>
-    </w:p>
-    <w:p>
-      <w:pPr>
-        <w:pBdr>
-          <w:left w:val="single" w:color="1F4E79" w:sz="18" w:space="6"/>
-        </w:pBdr>
-        <w:shd w:fill="F2F2F2" w:val="clear"/>
-        <w:spacing w:after="0" w:before="0" w:line="240"/>
-        <w:ind w:left="120" w:right="120"/>
-      </w:pPr>
-      <w:r>
-        <w:rPr>
-          <w:rFonts w:ascii="Consolas" w:cs="Consolas" w:eastAsia="Consolas" w:hAnsi="Consolas"/>
-          <w:sz w:val="17"/>
-          <w:szCs w:val="17"/>
-        </w:rPr>
-        <w:t xml:space="preserve">score --&gt; redis</w:t>
-      </w:r>
-    </w:p>
-    <w:p>
-      <w:pPr>
-        <w:pBdr>
-          <w:left w:val="single" w:color="1F4E79" w:sz="18" w:space="6"/>
-        </w:pBdr>
-        <w:shd w:fill="F2F2F2" w:val="clear"/>
-        <w:spacing w:after="0" w:before="0" w:line="240"/>
-        <w:ind w:left="120" w:right="120"/>
-      </w:pPr>
-      <w:r>
-        <w:rPr>
-          <w:rFonts w:ascii="Consolas" w:cs="Consolas" w:eastAsia="Consolas" w:hAnsi="Consolas"/>
-          <w:sz w:val="17"/>
-          <w:szCs w:val="17"/>
-        </w:rPr>
-        <w:t xml:space="preserve">@enduml</w:t>
+        <w:spacing w:after="0" w:before="120"/>
+        <w:jc w:val="center"/>
+      </w:pPr>
+      <w:r>
+        <w:drawing>
+          <wp:inline distT="0" distB="0" distL="0" distR="0">
+            <wp:extent cx="5715000" cy="5076825"/>
+            <wp:effectExtent t="0" r="0" b="0" l="0"/>
+            <wp:docPr id="1" name="c4_conteineres" descr="Diagrama c4_conteineres" title="c4_conteineres"/>
+            <wp:cNvGraphicFramePr>
+              <a:graphicFrameLocks xmlns:a="http://schemas.openxmlformats.org/drawingml/2006/main" noChangeAspect="1"/>
+            </wp:cNvGraphicFramePr>
+            <a:graphic xmlns:a="http://schemas.openxmlformats.org/drawingml/2006/main">
+              <a:graphicData uri="http://schemas.openxmlformats.org/drawingml/2006/picture">
+                <pic:pic xmlns:pic="http://schemas.openxmlformats.org/drawingml/2006/picture">
+                  <pic:nvPicPr>
+                    <pic:cNvPr id="0" name="" descr=""/>
+                    <pic:cNvPicPr>
+                      <a:picLocks noChangeAspect="1" noChangeArrowheads="1"/>
+                    </pic:cNvPicPr>
+                  </pic:nvPicPr>
+                  <pic:blipFill>
+                    <a:blip r:embed="rId14" cstate="none"/>
+                    <a:srcRect/>
+                    <a:stretch>
+                      <a:fillRect/>
+                    </a:stretch>
+                  </pic:blipFill>
+                  <pic:spPr bwMode="auto">
+                    <a:xfrm>
+                      <a:off x="0" y="0"/>
+                      <a:ext cx="5715000" cy="5076825"/>
+                    </a:xfrm>
+                    <a:prstGeom prst="rect">
+                      <a:avLst/>
+                    </a:prstGeom>
+                  </pic:spPr>
+                </pic:pic>
+              </a:graphicData>
+            </a:graphic>
+          </wp:inline>
+        </w:drawing>
       </w:r>
     </w:p>
     <w:p>
@@ -6194,308 +4202,48 @@
     </w:p>
     <w:p>
       <w:pPr>
-        <w:pBdr>
-          <w:left w:val="single" w:color="1F4E79" w:sz="18" w:space="6"/>
-        </w:pBdr>
-        <w:shd w:fill="F2F2F2" w:val="clear"/>
-        <w:spacing w:after="0" w:before="0" w:line="240"/>
-        <w:ind w:left="120" w:right="120"/>
-      </w:pPr>
-      <w:r>
-        <w:rPr>
-          <w:rFonts w:ascii="Consolas" w:cs="Consolas" w:eastAsia="Consolas" w:hAnsi="Consolas"/>
-          <w:sz w:val="17"/>
-          <w:szCs w:val="17"/>
-        </w:rPr>
-        <w:t xml:space="preserve">@startuml Componentes</w:t>
-      </w:r>
-    </w:p>
-    <w:p>
-      <w:pPr>
-        <w:pBdr>
-          <w:left w:val="single" w:color="1F4E79" w:sz="18" w:space="6"/>
-        </w:pBdr>
-        <w:shd w:fill="F2F2F2" w:val="clear"/>
-        <w:spacing w:after="0" w:before="0" w:line="240"/>
-        <w:ind w:left="120" w:right="120"/>
-      </w:pPr>
-      <w:r>
-        <w:rPr>
-          <w:rFonts w:ascii="Consolas" w:cs="Consolas" w:eastAsia="Consolas" w:hAnsi="Consolas"/>
-          <w:sz w:val="17"/>
-          <w:szCs w:val="17"/>
-        </w:rPr>
-        <w:t xml:space="preserve">package "Motor de Avaliacao" {</w:t>
-      </w:r>
-    </w:p>
-    <w:p>
-      <w:pPr>
-        <w:pBdr>
-          <w:left w:val="single" w:color="1F4E79" w:sz="18" w:space="6"/>
-        </w:pBdr>
-        <w:shd w:fill="F2F2F2" w:val="clear"/>
-        <w:spacing w:after="0" w:before="0" w:line="240"/>
-        <w:ind w:left="120" w:right="120"/>
-      </w:pPr>
-      <w:r>
-        <w:rPr>
-          <w:rFonts w:ascii="Consolas" w:cs="Consolas" w:eastAsia="Consolas" w:hAnsi="Consolas"/>
-          <w:sz w:val="17"/>
-          <w:szCs w:val="17"/>
-        </w:rPr>
-        <w:t xml:space="preserve">  [API de Risco] as apirisk</w:t>
-      </w:r>
-    </w:p>
-    <w:p>
-      <w:pPr>
-        <w:pBdr>
-          <w:left w:val="single" w:color="1F4E79" w:sz="18" w:space="6"/>
-        </w:pBdr>
-        <w:shd w:fill="F2F2F2" w:val="clear"/>
-        <w:spacing w:after="0" w:before="0" w:line="240"/>
-        <w:ind w:left="120" w:right="120"/>
-      </w:pPr>
-      <w:r>
-        <w:rPr>
-          <w:rFonts w:ascii="Consolas" w:cs="Consolas" w:eastAsia="Consolas" w:hAnsi="Consolas"/>
-          <w:sz w:val="17"/>
-          <w:szCs w:val="17"/>
-        </w:rPr>
-        <w:t xml:space="preserve">  [Orquestrador de Avaliacao] as orq</w:t>
-      </w:r>
-    </w:p>
-    <w:p>
-      <w:pPr>
-        <w:pBdr>
-          <w:left w:val="single" w:color="1F4E79" w:sz="18" w:space="6"/>
-        </w:pBdr>
-        <w:shd w:fill="F2F2F2" w:val="clear"/>
-        <w:spacing w:after="0" w:before="0" w:line="240"/>
-        <w:ind w:left="120" w:right="120"/>
-      </w:pPr>
-      <w:r>
-        <w:rPr>
-          <w:rFonts w:ascii="Consolas" w:cs="Consolas" w:eastAsia="Consolas" w:hAnsi="Consolas"/>
-          <w:sz w:val="17"/>
-          <w:szCs w:val="17"/>
-        </w:rPr>
-        <w:t xml:space="preserve">  [Adaptador de Regras] as adrules</w:t>
-      </w:r>
-    </w:p>
-    <w:p>
-      <w:pPr>
-        <w:pBdr>
-          <w:left w:val="single" w:color="1F4E79" w:sz="18" w:space="6"/>
-        </w:pBdr>
-        <w:shd w:fill="F2F2F2" w:val="clear"/>
-        <w:spacing w:after="0" w:before="0" w:line="240"/>
-        <w:ind w:left="120" w:right="120"/>
-      </w:pPr>
-      <w:r>
-        <w:rPr>
-          <w:rFonts w:ascii="Consolas" w:cs="Consolas" w:eastAsia="Consolas" w:hAnsi="Consolas"/>
-          <w:sz w:val="17"/>
-          <w:szCs w:val="17"/>
-        </w:rPr>
-        <w:t xml:space="preserve">  [Adaptador de Scoring] as adscore</w:t>
-      </w:r>
-    </w:p>
-    <w:p>
-      <w:pPr>
-        <w:pBdr>
-          <w:left w:val="single" w:color="1F4E79" w:sz="18" w:space="6"/>
-        </w:pBdr>
-        <w:shd w:fill="F2F2F2" w:val="clear"/>
-        <w:spacing w:after="0" w:before="0" w:line="240"/>
-        <w:ind w:left="120" w:right="120"/>
-      </w:pPr>
-      <w:r>
-        <w:rPr>
-          <w:rFonts w:ascii="Consolas" w:cs="Consolas" w:eastAsia="Consolas" w:hAnsi="Consolas"/>
-          <w:sz w:val="17"/>
-          <w:szCs w:val="17"/>
-        </w:rPr>
-        <w:t xml:space="preserve">  [Repositorio de Avaliacoes] as repo</w:t>
-      </w:r>
-    </w:p>
-    <w:p>
-      <w:pPr>
-        <w:pBdr>
-          <w:left w:val="single" w:color="1F4E79" w:sz="18" w:space="6"/>
-        </w:pBdr>
-        <w:shd w:fill="F2F2F2" w:val="clear"/>
-        <w:spacing w:after="0" w:before="0" w:line="240"/>
-        <w:ind w:left="120" w:right="120"/>
-      </w:pPr>
-      <w:r>
-        <w:rPr>
-          <w:rFonts w:ascii="Consolas" w:cs="Consolas" w:eastAsia="Consolas" w:hAnsi="Consolas"/>
-          <w:sz w:val="17"/>
-          <w:szCs w:val="17"/>
-        </w:rPr>
-        <w:t xml:space="preserve">}</w:t>
-      </w:r>
-    </w:p>
-    <w:p>
-      <w:pPr>
-        <w:pBdr>
-          <w:left w:val="single" w:color="1F4E79" w:sz="18" w:space="6"/>
-        </w:pBdr>
-        <w:shd w:fill="F2F2F2" w:val="clear"/>
-        <w:spacing w:after="0" w:before="0" w:line="240"/>
-        <w:ind w:left="120" w:right="120"/>
-      </w:pPr>
-      <w:r>
-        <w:rPr>
-          <w:rFonts w:ascii="Consolas" w:cs="Consolas" w:eastAsia="Consolas" w:hAnsi="Consolas"/>
-          <w:sz w:val="17"/>
-          <w:szCs w:val="17"/>
-        </w:rPr>
-        <w:t xml:space="preserve">interface "REST /avaliar" as Iaval</w:t>
-      </w:r>
-    </w:p>
-    <w:p>
-      <w:pPr>
-        <w:pBdr>
-          <w:left w:val="single" w:color="1F4E79" w:sz="18" w:space="6"/>
-        </w:pBdr>
-        <w:shd w:fill="F2F2F2" w:val="clear"/>
-        <w:spacing w:after="0" w:before="0" w:line="240"/>
-        <w:ind w:left="120" w:right="120"/>
-      </w:pPr>
-      <w:r>
-        <w:rPr>
-          <w:rFonts w:ascii="Consolas" w:cs="Consolas" w:eastAsia="Consolas" w:hAnsi="Consolas"/>
-          <w:sz w:val="17"/>
-          <w:szCs w:val="17"/>
-        </w:rPr>
-        <w:t xml:space="preserve">Iaval - apirisk</w:t>
-      </w:r>
-    </w:p>
-    <w:p>
-      <w:pPr>
-        <w:pBdr>
-          <w:left w:val="single" w:color="1F4E79" w:sz="18" w:space="6"/>
-        </w:pBdr>
-        <w:shd w:fill="F2F2F2" w:val="clear"/>
-        <w:spacing w:after="0" w:before="0" w:line="240"/>
-        <w:ind w:left="120" w:right="120"/>
-      </w:pPr>
-      <w:r>
-        <w:rPr>
-          <w:rFonts w:ascii="Consolas" w:cs="Consolas" w:eastAsia="Consolas" w:hAnsi="Consolas"/>
-          <w:sz w:val="17"/>
-          <w:szCs w:val="17"/>
-        </w:rPr>
-        <w:t xml:space="preserve">apirisk --&gt; orq</w:t>
-      </w:r>
-    </w:p>
-    <w:p>
-      <w:pPr>
-        <w:pBdr>
-          <w:left w:val="single" w:color="1F4E79" w:sz="18" w:space="6"/>
-        </w:pBdr>
-        <w:shd w:fill="F2F2F2" w:val="clear"/>
-        <w:spacing w:after="0" w:before="0" w:line="240"/>
-        <w:ind w:left="120" w:right="120"/>
-      </w:pPr>
-      <w:r>
-        <w:rPr>
-          <w:rFonts w:ascii="Consolas" w:cs="Consolas" w:eastAsia="Consolas" w:hAnsi="Consolas"/>
-          <w:sz w:val="17"/>
-          <w:szCs w:val="17"/>
-        </w:rPr>
-        <w:t xml:space="preserve">orq --&gt; adrules</w:t>
-      </w:r>
-    </w:p>
-    <w:p>
-      <w:pPr>
-        <w:pBdr>
-          <w:left w:val="single" w:color="1F4E79" w:sz="18" w:space="6"/>
-        </w:pBdr>
-        <w:shd w:fill="F2F2F2" w:val="clear"/>
-        <w:spacing w:after="0" w:before="0" w:line="240"/>
-        <w:ind w:left="120" w:right="120"/>
-      </w:pPr>
-      <w:r>
-        <w:rPr>
-          <w:rFonts w:ascii="Consolas" w:cs="Consolas" w:eastAsia="Consolas" w:hAnsi="Consolas"/>
-          <w:sz w:val="17"/>
-          <w:szCs w:val="17"/>
-        </w:rPr>
-        <w:t xml:space="preserve">orq --&gt; adscore</w:t>
-      </w:r>
-    </w:p>
-    <w:p>
-      <w:pPr>
-        <w:pBdr>
-          <w:left w:val="single" w:color="1F4E79" w:sz="18" w:space="6"/>
-        </w:pBdr>
-        <w:shd w:fill="F2F2F2" w:val="clear"/>
-        <w:spacing w:after="0" w:before="0" w:line="240"/>
-        <w:ind w:left="120" w:right="120"/>
-      </w:pPr>
-      <w:r>
-        <w:rPr>
-          <w:rFonts w:ascii="Consolas" w:cs="Consolas" w:eastAsia="Consolas" w:hAnsi="Consolas"/>
-          <w:sz w:val="17"/>
-          <w:szCs w:val="17"/>
-        </w:rPr>
-        <w:t xml:space="preserve">orq --&gt; repo</w:t>
-      </w:r>
-    </w:p>
-    <w:p>
-      <w:pPr>
-        <w:pBdr>
-          <w:left w:val="single" w:color="1F4E79" w:sz="18" w:space="6"/>
-        </w:pBdr>
-        <w:shd w:fill="F2F2F2" w:val="clear"/>
-        <w:spacing w:after="0" w:before="0" w:line="240"/>
-        <w:ind w:left="120" w:right="120"/>
-      </w:pPr>
-      <w:r>
-        <w:rPr>
-          <w:rFonts w:ascii="Consolas" w:cs="Consolas" w:eastAsia="Consolas" w:hAnsi="Consolas"/>
-          <w:sz w:val="17"/>
-          <w:szCs w:val="17"/>
-        </w:rPr>
-        <w:t xml:space="preserve">adscore ..&gt; [Servico ML] : gRPC</w:t>
-      </w:r>
-    </w:p>
-    <w:p>
-      <w:pPr>
-        <w:pBdr>
-          <w:left w:val="single" w:color="1F4E79" w:sz="18" w:space="6"/>
-        </w:pBdr>
-        <w:shd w:fill="F2F2F2" w:val="clear"/>
-        <w:spacing w:after="0" w:before="0" w:line="240"/>
-        <w:ind w:left="120" w:right="120"/>
-      </w:pPr>
-      <w:r>
-        <w:rPr>
-          <w:rFonts w:ascii="Consolas" w:cs="Consolas" w:eastAsia="Consolas" w:hAnsi="Consolas"/>
-          <w:sz w:val="17"/>
-          <w:szCs w:val="17"/>
-        </w:rPr>
-        <w:t xml:space="preserve">adrules ..&gt; [Base de Regras] : JDBC</w:t>
-      </w:r>
-    </w:p>
-    <w:p>
-      <w:pPr>
-        <w:pBdr>
-          <w:left w:val="single" w:color="1F4E79" w:sz="18" w:space="6"/>
-        </w:pBdr>
-        <w:shd w:fill="F2F2F2" w:val="clear"/>
-        <w:spacing w:after="0" w:before="0" w:line="240"/>
-        <w:ind w:left="120" w:right="120"/>
-      </w:pPr>
-      <w:r>
-        <w:rPr>
-          <w:rFonts w:ascii="Consolas" w:cs="Consolas" w:eastAsia="Consolas" w:hAnsi="Consolas"/>
-          <w:sz w:val="17"/>
-          <w:szCs w:val="17"/>
-        </w:rPr>
-        <w:t xml:space="preserve">@enduml</w:t>
+        <w:spacing w:after="0" w:before="120"/>
+        <w:jc w:val="center"/>
+      </w:pPr>
+      <w:r>
+        <w:drawing>
+          <wp:inline distT="0" distB="0" distL="0" distR="0">
+            <wp:extent cx="5715000" cy="3238500"/>
+            <wp:effectExtent t="0" r="0" b="0" l="0"/>
+            <wp:docPr id="1" name="componentes" descr="Diagrama componentes" title="componentes"/>
+            <wp:cNvGraphicFramePr>
+              <a:graphicFrameLocks xmlns:a="http://schemas.openxmlformats.org/drawingml/2006/main" noChangeAspect="1"/>
+            </wp:cNvGraphicFramePr>
+            <a:graphic xmlns:a="http://schemas.openxmlformats.org/drawingml/2006/main">
+              <a:graphicData uri="http://schemas.openxmlformats.org/drawingml/2006/picture">
+                <pic:pic xmlns:pic="http://schemas.openxmlformats.org/drawingml/2006/picture">
+                  <pic:nvPicPr>
+                    <pic:cNvPr id="0" name="" descr=""/>
+                    <pic:cNvPicPr>
+                      <a:picLocks noChangeAspect="1" noChangeArrowheads="1"/>
+                    </pic:cNvPicPr>
+                  </pic:nvPicPr>
+                  <pic:blipFill>
+                    <a:blip r:embed="rId15" cstate="none"/>
+                    <a:srcRect/>
+                    <a:stretch>
+                      <a:fillRect/>
+                    </a:stretch>
+                  </pic:blipFill>
+                  <pic:spPr bwMode="auto">
+                    <a:xfrm>
+                      <a:off x="0" y="0"/>
+                      <a:ext cx="5715000" cy="3238500"/>
+                    </a:xfrm>
+                    <a:prstGeom prst="rect">
+                      <a:avLst/>
+                    </a:prstGeom>
+                  </pic:spPr>
+                </pic:pic>
+              </a:graphicData>
+            </a:graphic>
+          </wp:inline>
+        </w:drawing>
       </w:r>
     </w:p>
     <w:p>
@@ -6516,434 +4264,48 @@
     </w:p>
     <w:p>
       <w:pPr>
-        <w:pBdr>
-          <w:left w:val="single" w:color="1F4E79" w:sz="18" w:space="6"/>
-        </w:pBdr>
-        <w:shd w:fill="F2F2F2" w:val="clear"/>
-        <w:spacing w:after="0" w:before="0" w:line="240"/>
-        <w:ind w:left="120" w:right="120"/>
-      </w:pPr>
-      <w:r>
-        <w:rPr>
-          <w:rFonts w:ascii="Consolas" w:cs="Consolas" w:eastAsia="Consolas" w:hAnsi="Consolas"/>
-          <w:sz w:val="17"/>
-          <w:szCs w:val="17"/>
-        </w:rPr>
-        <w:t xml:space="preserve">@startuml Implantacao</w:t>
-      </w:r>
-    </w:p>
-    <w:p>
-      <w:pPr>
-        <w:pBdr>
-          <w:left w:val="single" w:color="1F4E79" w:sz="18" w:space="6"/>
-        </w:pBdr>
-        <w:shd w:fill="F2F2F2" w:val="clear"/>
-        <w:spacing w:after="0" w:before="0" w:line="240"/>
-        <w:ind w:left="120" w:right="120"/>
-      </w:pPr>
-      <w:r>
-        <w:rPr>
-          <w:rFonts w:ascii="Consolas" w:cs="Consolas" w:eastAsia="Consolas" w:hAnsi="Consolas"/>
-          <w:sz w:val="17"/>
-          <w:szCs w:val="17"/>
-        </w:rPr>
-        <w:t xml:space="preserve">node "Cluster Kubernetes (Nuvem)" {</w:t>
-      </w:r>
-    </w:p>
-    <w:p>
-      <w:pPr>
-        <w:pBdr>
-          <w:left w:val="single" w:color="1F4E79" w:sz="18" w:space="6"/>
-        </w:pBdr>
-        <w:shd w:fill="F2F2F2" w:val="clear"/>
-        <w:spacing w:after="0" w:before="0" w:line="240"/>
-        <w:ind w:left="120" w:right="120"/>
-      </w:pPr>
-      <w:r>
-        <w:rPr>
-          <w:rFonts w:ascii="Consolas" w:cs="Consolas" w:eastAsia="Consolas" w:hAnsi="Consolas"/>
-          <w:sz w:val="17"/>
-          <w:szCs w:val="17"/>
-        </w:rPr>
-        <w:t xml:space="preserve">  node "Pod: api-gateway" { [API Gateway] }</w:t>
-      </w:r>
-    </w:p>
-    <w:p>
-      <w:pPr>
-        <w:pBdr>
-          <w:left w:val="single" w:color="1F4E79" w:sz="18" w:space="6"/>
-        </w:pBdr>
-        <w:shd w:fill="F2F2F2" w:val="clear"/>
-        <w:spacing w:after="0" w:before="0" w:line="240"/>
-        <w:ind w:left="120" w:right="120"/>
-      </w:pPr>
-      <w:r>
-        <w:rPr>
-          <w:rFonts w:ascii="Consolas" w:cs="Consolas" w:eastAsia="Consolas" w:hAnsi="Consolas"/>
-          <w:sz w:val="17"/>
-          <w:szCs w:val="17"/>
-        </w:rPr>
-        <w:t xml:space="preserve">  node "Pod: rule-engine" { [Motor de Regras] }</w:t>
-      </w:r>
-    </w:p>
-    <w:p>
-      <w:pPr>
-        <w:pBdr>
-          <w:left w:val="single" w:color="1F4E79" w:sz="18" w:space="6"/>
-        </w:pBdr>
-        <w:shd w:fill="F2F2F2" w:val="clear"/>
-        <w:spacing w:after="0" w:before="0" w:line="240"/>
-        <w:ind w:left="120" w:right="120"/>
-      </w:pPr>
-      <w:r>
-        <w:rPr>
-          <w:rFonts w:ascii="Consolas" w:cs="Consolas" w:eastAsia="Consolas" w:hAnsi="Consolas"/>
-          <w:sz w:val="17"/>
-          <w:szCs w:val="17"/>
-        </w:rPr>
-        <w:t xml:space="preserve">  node "Pod: scoring" { [Servico de Scoring] }</w:t>
-      </w:r>
-    </w:p>
-    <w:p>
-      <w:pPr>
-        <w:pBdr>
-          <w:left w:val="single" w:color="1F4E79" w:sz="18" w:space="6"/>
-        </w:pBdr>
-        <w:shd w:fill="F2F2F2" w:val="clear"/>
-        <w:spacing w:after="0" w:before="0" w:line="240"/>
-        <w:ind w:left="120" w:right="120"/>
-      </w:pPr>
-      <w:r>
-        <w:rPr>
-          <w:rFonts w:ascii="Consolas" w:cs="Consolas" w:eastAsia="Consolas" w:hAnsi="Consolas"/>
-          <w:sz w:val="17"/>
-          <w:szCs w:val="17"/>
-        </w:rPr>
-        <w:t xml:space="preserve">  node "Pod: case-mgmt" { [Gestao de Casos] }</w:t>
-      </w:r>
-    </w:p>
-    <w:p>
-      <w:pPr>
-        <w:pBdr>
-          <w:left w:val="single" w:color="1F4E79" w:sz="18" w:space="6"/>
-        </w:pBdr>
-        <w:shd w:fill="F2F2F2" w:val="clear"/>
-        <w:spacing w:after="0" w:before="0" w:line="240"/>
-        <w:ind w:left="120" w:right="120"/>
-      </w:pPr>
-      <w:r>
-        <w:rPr>
-          <w:rFonts w:ascii="Consolas" w:cs="Consolas" w:eastAsia="Consolas" w:hAnsi="Consolas"/>
-          <w:sz w:val="17"/>
-          <w:szCs w:val="17"/>
-        </w:rPr>
-        <w:t xml:space="preserve">  node "Broker" { [Kafka] }</w:t>
-      </w:r>
-    </w:p>
-    <w:p>
-      <w:pPr>
-        <w:pBdr>
-          <w:left w:val="single" w:color="1F4E79" w:sz="18" w:space="6"/>
-        </w:pBdr>
-        <w:shd w:fill="F2F2F2" w:val="clear"/>
-        <w:spacing w:after="0" w:before="0" w:line="240"/>
-        <w:ind w:left="120" w:right="120"/>
-      </w:pPr>
-      <w:r>
-        <w:rPr>
-          <w:rFonts w:ascii="Consolas" w:cs="Consolas" w:eastAsia="Consolas" w:hAnsi="Consolas"/>
-          <w:sz w:val="17"/>
-          <w:szCs w:val="17"/>
-        </w:rPr>
-        <w:t xml:space="preserve">}</w:t>
-      </w:r>
-    </w:p>
-    <w:p>
-      <w:pPr>
-        <w:pBdr>
-          <w:left w:val="single" w:color="1F4E79" w:sz="18" w:space="6"/>
-        </w:pBdr>
-        <w:shd w:fill="F2F2F2" w:val="clear"/>
-        <w:spacing w:after="0" w:before="0" w:line="240"/>
-        <w:ind w:left="120" w:right="120"/>
-      </w:pPr>
-      <w:r>
-        <w:rPr>
-          <w:rFonts w:ascii="Consolas" w:cs="Consolas" w:eastAsia="Consolas" w:hAnsi="Consolas"/>
-          <w:sz w:val="17"/>
-          <w:szCs w:val="17"/>
-        </w:rPr>
-        <w:t xml:space="preserve">node "Servico Gerenciado" {</w:t>
-      </w:r>
-    </w:p>
-    <w:p>
-      <w:pPr>
-        <w:pBdr>
-          <w:left w:val="single" w:color="1F4E79" w:sz="18" w:space="6"/>
-        </w:pBdr>
-        <w:shd w:fill="F2F2F2" w:val="clear"/>
-        <w:spacing w:after="0" w:before="0" w:line="240"/>
-        <w:ind w:left="120" w:right="120"/>
-      </w:pPr>
-      <w:r>
-        <w:rPr>
-          <w:rFonts w:ascii="Consolas" w:cs="Consolas" w:eastAsia="Consolas" w:hAnsi="Consolas"/>
-          <w:sz w:val="17"/>
-          <w:szCs w:val="17"/>
-        </w:rPr>
-        <w:t xml:space="preserve">  database "PostgreSQL"</w:t>
-      </w:r>
-    </w:p>
-    <w:p>
-      <w:pPr>
-        <w:pBdr>
-          <w:left w:val="single" w:color="1F4E79" w:sz="18" w:space="6"/>
-        </w:pBdr>
-        <w:shd w:fill="F2F2F2" w:val="clear"/>
-        <w:spacing w:after="0" w:before="0" w:line="240"/>
-        <w:ind w:left="120" w:right="120"/>
-      </w:pPr>
-      <w:r>
-        <w:rPr>
-          <w:rFonts w:ascii="Consolas" w:cs="Consolas" w:eastAsia="Consolas" w:hAnsi="Consolas"/>
-          <w:sz w:val="17"/>
-          <w:szCs w:val="17"/>
-        </w:rPr>
-        <w:t xml:space="preserve">  database "Redis"</w:t>
-      </w:r>
-    </w:p>
-    <w:p>
-      <w:pPr>
-        <w:pBdr>
-          <w:left w:val="single" w:color="1F4E79" w:sz="18" w:space="6"/>
-        </w:pBdr>
-        <w:shd w:fill="F2F2F2" w:val="clear"/>
-        <w:spacing w:after="0" w:before="0" w:line="240"/>
-        <w:ind w:left="120" w:right="120"/>
-      </w:pPr>
-      <w:r>
-        <w:rPr>
-          <w:rFonts w:ascii="Consolas" w:cs="Consolas" w:eastAsia="Consolas" w:hAnsi="Consolas"/>
-          <w:sz w:val="17"/>
-          <w:szCs w:val="17"/>
-        </w:rPr>
-        <w:t xml:space="preserve">}</w:t>
-      </w:r>
-    </w:p>
-    <w:p>
-      <w:pPr>
-        <w:pBdr>
-          <w:left w:val="single" w:color="1F4E79" w:sz="18" w:space="6"/>
-        </w:pBdr>
-        <w:shd w:fill="F2F2F2" w:val="clear"/>
-        <w:spacing w:after="0" w:before="0" w:line="240"/>
-        <w:ind w:left="120" w:right="120"/>
-      </w:pPr>
-      <w:r>
-        <w:rPr>
-          <w:rFonts w:ascii="Consolas" w:cs="Consolas" w:eastAsia="Consolas" w:hAnsi="Consolas"/>
-          <w:sz w:val="17"/>
-          <w:szCs w:val="17"/>
-        </w:rPr>
-        <w:t xml:space="preserve">cloud "Provedores Externos" {</w:t>
-      </w:r>
-    </w:p>
-    <w:p>
-      <w:pPr>
-        <w:pBdr>
-          <w:left w:val="single" w:color="1F4E79" w:sz="18" w:space="6"/>
-        </w:pBdr>
-        <w:shd w:fill="F2F2F2" w:val="clear"/>
-        <w:spacing w:after="0" w:before="0" w:line="240"/>
-        <w:ind w:left="120" w:right="120"/>
-      </w:pPr>
-      <w:r>
-        <w:rPr>
-          <w:rFonts w:ascii="Consolas" w:cs="Consolas" w:eastAsia="Consolas" w:hAnsi="Consolas"/>
-          <w:sz w:val="17"/>
-          <w:szCs w:val="17"/>
-        </w:rPr>
-        <w:t xml:space="preserve">  [Gateway de Pagamentos]</w:t>
-      </w:r>
-    </w:p>
-    <w:p>
-      <w:pPr>
-        <w:pBdr>
-          <w:left w:val="single" w:color="1F4E79" w:sz="18" w:space="6"/>
-        </w:pBdr>
-        <w:shd w:fill="F2F2F2" w:val="clear"/>
-        <w:spacing w:after="0" w:before="0" w:line="240"/>
-        <w:ind w:left="120" w:right="120"/>
-      </w:pPr>
-      <w:r>
-        <w:rPr>
-          <w:rFonts w:ascii="Consolas" w:cs="Consolas" w:eastAsia="Consolas" w:hAnsi="Consolas"/>
-          <w:sz w:val="17"/>
-          <w:szCs w:val="17"/>
-        </w:rPr>
-        <w:t xml:space="preserve">  [Bureau / KYC]</w:t>
-      </w:r>
-    </w:p>
-    <w:p>
-      <w:pPr>
-        <w:pBdr>
-          <w:left w:val="single" w:color="1F4E79" w:sz="18" w:space="6"/>
-        </w:pBdr>
-        <w:shd w:fill="F2F2F2" w:val="clear"/>
-        <w:spacing w:after="0" w:before="0" w:line="240"/>
-        <w:ind w:left="120" w:right="120"/>
-      </w:pPr>
-      <w:r>
-        <w:rPr>
-          <w:rFonts w:ascii="Consolas" w:cs="Consolas" w:eastAsia="Consolas" w:hAnsi="Consolas"/>
-          <w:sz w:val="17"/>
-          <w:szCs w:val="17"/>
-        </w:rPr>
-        <w:t xml:space="preserve">}</w:t>
-      </w:r>
-    </w:p>
-    <w:p>
-      <w:pPr>
-        <w:pBdr>
-          <w:left w:val="single" w:color="1F4E79" w:sz="18" w:space="6"/>
-        </w:pBdr>
-        <w:shd w:fill="F2F2F2" w:val="clear"/>
-        <w:spacing w:after="0" w:before="0" w:line="240"/>
-        <w:ind w:left="120" w:right="120"/>
-      </w:pPr>
-      <w:r>
-        <w:rPr>
-          <w:rFonts w:ascii="Consolas" w:cs="Consolas" w:eastAsia="Consolas" w:hAnsi="Consolas"/>
-          <w:sz w:val="17"/>
-          <w:szCs w:val="17"/>
-        </w:rPr>
-        <w:t xml:space="preserve">[Gateway de Pagamentos] --&gt; [API Gateway] : HTTPS</w:t>
-      </w:r>
-    </w:p>
-    <w:p>
-      <w:pPr>
-        <w:pBdr>
-          <w:left w:val="single" w:color="1F4E79" w:sz="18" w:space="6"/>
-        </w:pBdr>
-        <w:shd w:fill="F2F2F2" w:val="clear"/>
-        <w:spacing w:after="0" w:before="0" w:line="240"/>
-        <w:ind w:left="120" w:right="120"/>
-      </w:pPr>
-      <w:r>
-        <w:rPr>
-          <w:rFonts w:ascii="Consolas" w:cs="Consolas" w:eastAsia="Consolas" w:hAnsi="Consolas"/>
-          <w:sz w:val="17"/>
-          <w:szCs w:val="17"/>
-        </w:rPr>
-        <w:t xml:space="preserve">[API Gateway] --&gt; [Motor de Regras]</w:t>
-      </w:r>
-    </w:p>
-    <w:p>
-      <w:pPr>
-        <w:pBdr>
-          <w:left w:val="single" w:color="1F4E79" w:sz="18" w:space="6"/>
-        </w:pBdr>
-        <w:shd w:fill="F2F2F2" w:val="clear"/>
-        <w:spacing w:after="0" w:before="0" w:line="240"/>
-        <w:ind w:left="120" w:right="120"/>
-      </w:pPr>
-      <w:r>
-        <w:rPr>
-          <w:rFonts w:ascii="Consolas" w:cs="Consolas" w:eastAsia="Consolas" w:hAnsi="Consolas"/>
-          <w:sz w:val="17"/>
-          <w:szCs w:val="17"/>
-        </w:rPr>
-        <w:t xml:space="preserve">[Motor de Regras] --&gt; [Servico de Scoring]</w:t>
-      </w:r>
-    </w:p>
-    <w:p>
-      <w:pPr>
-        <w:pBdr>
-          <w:left w:val="single" w:color="1F4E79" w:sz="18" w:space="6"/>
-        </w:pBdr>
-        <w:shd w:fill="F2F2F2" w:val="clear"/>
-        <w:spacing w:after="0" w:before="0" w:line="240"/>
-        <w:ind w:left="120" w:right="120"/>
-      </w:pPr>
-      <w:r>
-        <w:rPr>
-          <w:rFonts w:ascii="Consolas" w:cs="Consolas" w:eastAsia="Consolas" w:hAnsi="Consolas"/>
-          <w:sz w:val="17"/>
-          <w:szCs w:val="17"/>
-        </w:rPr>
-        <w:t xml:space="preserve">[Motor de Regras] --&gt; [Kafka]</w:t>
-      </w:r>
-    </w:p>
-    <w:p>
-      <w:pPr>
-        <w:pBdr>
-          <w:left w:val="single" w:color="1F4E79" w:sz="18" w:space="6"/>
-        </w:pBdr>
-        <w:shd w:fill="F2F2F2" w:val="clear"/>
-        <w:spacing w:after="0" w:before="0" w:line="240"/>
-        <w:ind w:left="120" w:right="120"/>
-      </w:pPr>
-      <w:r>
-        <w:rPr>
-          <w:rFonts w:ascii="Consolas" w:cs="Consolas" w:eastAsia="Consolas" w:hAnsi="Consolas"/>
-          <w:sz w:val="17"/>
-          <w:szCs w:val="17"/>
-        </w:rPr>
-        <w:t xml:space="preserve">[Gestao de Casos] --&gt; PostgreSQL</w:t>
-      </w:r>
-    </w:p>
-    <w:p>
-      <w:pPr>
-        <w:pBdr>
-          <w:left w:val="single" w:color="1F4E79" w:sz="18" w:space="6"/>
-        </w:pBdr>
-        <w:shd w:fill="F2F2F2" w:val="clear"/>
-        <w:spacing w:after="0" w:before="0" w:line="240"/>
-        <w:ind w:left="120" w:right="120"/>
-      </w:pPr>
-      <w:r>
-        <w:rPr>
-          <w:rFonts w:ascii="Consolas" w:cs="Consolas" w:eastAsia="Consolas" w:hAnsi="Consolas"/>
-          <w:sz w:val="17"/>
-          <w:szCs w:val="17"/>
-        </w:rPr>
-        <w:t xml:space="preserve">[Servico de Scoring] --&gt; Redis</w:t>
-      </w:r>
-    </w:p>
-    <w:p>
-      <w:pPr>
-        <w:pBdr>
-          <w:left w:val="single" w:color="1F4E79" w:sz="18" w:space="6"/>
-        </w:pBdr>
-        <w:shd w:fill="F2F2F2" w:val="clear"/>
-        <w:spacing w:after="0" w:before="0" w:line="240"/>
-        <w:ind w:left="120" w:right="120"/>
-      </w:pPr>
-      <w:r>
-        <w:rPr>
-          <w:rFonts w:ascii="Consolas" w:cs="Consolas" w:eastAsia="Consolas" w:hAnsi="Consolas"/>
-          <w:sz w:val="17"/>
-          <w:szCs w:val="17"/>
-        </w:rPr>
-        <w:t xml:space="preserve">[Motor de Regras] --&gt; [Bureau / KYC] : HTTPS</w:t>
-      </w:r>
-    </w:p>
-    <w:p>
-      <w:pPr>
-        <w:pBdr>
-          <w:left w:val="single" w:color="1F4E79" w:sz="18" w:space="6"/>
-        </w:pBdr>
-        <w:shd w:fill="F2F2F2" w:val="clear"/>
-        <w:spacing w:after="0" w:before="0" w:line="240"/>
-        <w:ind w:left="120" w:right="120"/>
-      </w:pPr>
-      <w:r>
-        <w:rPr>
-          <w:rFonts w:ascii="Consolas" w:cs="Consolas" w:eastAsia="Consolas" w:hAnsi="Consolas"/>
-          <w:sz w:val="17"/>
-          <w:szCs w:val="17"/>
-        </w:rPr>
-        <w:t xml:space="preserve">@enduml</w:t>
+        <w:spacing w:after="0" w:before="120"/>
+        <w:jc w:val="center"/>
+      </w:pPr>
+      <w:r>
+        <w:drawing>
+          <wp:inline distT="0" distB="0" distL="0" distR="0">
+            <wp:extent cx="5715000" cy="3648075"/>
+            <wp:effectExtent t="0" r="0" b="0" l="0"/>
+            <wp:docPr id="1" name="implantacao" descr="Diagrama implantacao" title="implantacao"/>
+            <wp:cNvGraphicFramePr>
+              <a:graphicFrameLocks xmlns:a="http://schemas.openxmlformats.org/drawingml/2006/main" noChangeAspect="1"/>
+            </wp:cNvGraphicFramePr>
+            <a:graphic xmlns:a="http://schemas.openxmlformats.org/drawingml/2006/main">
+              <a:graphicData uri="http://schemas.openxmlformats.org/drawingml/2006/picture">
+                <pic:pic xmlns:pic="http://schemas.openxmlformats.org/drawingml/2006/picture">
+                  <pic:nvPicPr>
+                    <pic:cNvPr id="0" name="" descr=""/>
+                    <pic:cNvPicPr>
+                      <a:picLocks noChangeAspect="1" noChangeArrowheads="1"/>
+                    </pic:cNvPicPr>
+                  </pic:nvPicPr>
+                  <pic:blipFill>
+                    <a:blip r:embed="rId16" cstate="none"/>
+                    <a:srcRect/>
+                    <a:stretch>
+                      <a:fillRect/>
+                    </a:stretch>
+                  </pic:blipFill>
+                  <pic:spPr bwMode="auto">
+                    <a:xfrm>
+                      <a:off x="0" y="0"/>
+                      <a:ext cx="5715000" cy="3648075"/>
+                    </a:xfrm>
+                    <a:prstGeom prst="rect">
+                      <a:avLst/>
+                    </a:prstGeom>
+                  </pic:spPr>
+                </pic:pic>
+              </a:graphicData>
+            </a:graphic>
+          </wp:inline>
+        </w:drawing>
       </w:r>
     </w:p>
     <w:p>
@@ -6981,1424 +4343,48 @@
     </w:p>
     <w:p>
       <w:pPr>
-        <w:pBdr>
-          <w:left w:val="single" w:color="1F4E79" w:sz="18" w:space="6"/>
-        </w:pBdr>
-        <w:shd w:fill="F2F2F2" w:val="clear"/>
-        <w:spacing w:after="0" w:before="0" w:line="240"/>
-        <w:ind w:left="120" w:right="120"/>
-      </w:pPr>
-      <w:r>
-        <w:rPr>
-          <w:rFonts w:ascii="Consolas" w:cs="Consolas" w:eastAsia="Consolas" w:hAnsi="Consolas"/>
-          <w:sz w:val="17"/>
-          <w:szCs w:val="17"/>
-        </w:rPr>
-        <w:t xml:space="preserve">@startuml Classes</w:t>
-      </w:r>
-    </w:p>
-    <w:p>
-      <w:pPr>
-        <w:pBdr>
-          <w:left w:val="single" w:color="1F4E79" w:sz="18" w:space="6"/>
-        </w:pBdr>
-        <w:shd w:fill="F2F2F2" w:val="clear"/>
-        <w:spacing w:after="0" w:before="0" w:line="240"/>
-        <w:ind w:left="120" w:right="120"/>
-      </w:pPr>
-      <w:r>
-        <w:rPr>
-          <w:rFonts w:ascii="Consolas" w:cs="Consolas" w:eastAsia="Consolas" w:hAnsi="Consolas"/>
-          <w:sz w:val="17"/>
-          <w:szCs w:val="17"/>
-        </w:rPr>
-        <w:t xml:space="preserve">class Cliente {</w:t>
-      </w:r>
-    </w:p>
-    <w:p>
-      <w:pPr>
-        <w:pBdr>
-          <w:left w:val="single" w:color="1F4E79" w:sz="18" w:space="6"/>
-        </w:pBdr>
-        <w:shd w:fill="F2F2F2" w:val="clear"/>
-        <w:spacing w:after="0" w:before="0" w:line="240"/>
-        <w:ind w:left="120" w:right="120"/>
-      </w:pPr>
-      <w:r>
-        <w:rPr>
-          <w:rFonts w:ascii="Consolas" w:cs="Consolas" w:eastAsia="Consolas" w:hAnsi="Consolas"/>
-          <w:sz w:val="17"/>
-          <w:szCs w:val="17"/>
-        </w:rPr>
-        <w:t xml:space="preserve">  - id: UUID</w:t>
-      </w:r>
-    </w:p>
-    <w:p>
-      <w:pPr>
-        <w:pBdr>
-          <w:left w:val="single" w:color="1F4E79" w:sz="18" w:space="6"/>
-        </w:pBdr>
-        <w:shd w:fill="F2F2F2" w:val="clear"/>
-        <w:spacing w:after="0" w:before="0" w:line="240"/>
-        <w:ind w:left="120" w:right="120"/>
-      </w:pPr>
-      <w:r>
-        <w:rPr>
-          <w:rFonts w:ascii="Consolas" w:cs="Consolas" w:eastAsia="Consolas" w:hAnsi="Consolas"/>
-          <w:sz w:val="17"/>
-          <w:szCs w:val="17"/>
-        </w:rPr>
-        <w:t xml:space="preserve">  - nome: String</w:t>
-      </w:r>
-    </w:p>
-    <w:p>
-      <w:pPr>
-        <w:pBdr>
-          <w:left w:val="single" w:color="1F4E79" w:sz="18" w:space="6"/>
-        </w:pBdr>
-        <w:shd w:fill="F2F2F2" w:val="clear"/>
-        <w:spacing w:after="0" w:before="0" w:line="240"/>
-        <w:ind w:left="120" w:right="120"/>
-      </w:pPr>
-      <w:r>
-        <w:rPr>
-          <w:rFonts w:ascii="Consolas" w:cs="Consolas" w:eastAsia="Consolas" w:hAnsi="Consolas"/>
-          <w:sz w:val="17"/>
-          <w:szCs w:val="17"/>
-        </w:rPr>
-        <w:t xml:space="preserve">  - cpf: String</w:t>
-      </w:r>
-    </w:p>
-    <w:p>
-      <w:pPr>
-        <w:pBdr>
-          <w:left w:val="single" w:color="1F4E79" w:sz="18" w:space="6"/>
-        </w:pBdr>
-        <w:shd w:fill="F2F2F2" w:val="clear"/>
-        <w:spacing w:after="0" w:before="0" w:line="240"/>
-        <w:ind w:left="120" w:right="120"/>
-      </w:pPr>
-      <w:r>
-        <w:rPr>
-          <w:rFonts w:ascii="Consolas" w:cs="Consolas" w:eastAsia="Consolas" w:hAnsi="Consolas"/>
-          <w:sz w:val="17"/>
-          <w:szCs w:val="17"/>
-        </w:rPr>
-        <w:t xml:space="preserve">  - statusKyc: StatusKyc</w:t>
-      </w:r>
-    </w:p>
-    <w:p>
-      <w:pPr>
-        <w:pBdr>
-          <w:left w:val="single" w:color="1F4E79" w:sz="18" w:space="6"/>
-        </w:pBdr>
-        <w:shd w:fill="F2F2F2" w:val="clear"/>
-        <w:spacing w:after="0" w:before="0" w:line="240"/>
-        <w:ind w:left="120" w:right="120"/>
-      </w:pPr>
-      <w:r>
-        <w:rPr>
-          <w:rFonts w:ascii="Consolas" w:cs="Consolas" w:eastAsia="Consolas" w:hAnsi="Consolas"/>
-          <w:sz w:val="17"/>
-          <w:szCs w:val="17"/>
-        </w:rPr>
-        <w:t xml:space="preserve">  + estaVerificado(): boolean</w:t>
-      </w:r>
-    </w:p>
-    <w:p>
-      <w:pPr>
-        <w:pBdr>
-          <w:left w:val="single" w:color="1F4E79" w:sz="18" w:space="6"/>
-        </w:pBdr>
-        <w:shd w:fill="F2F2F2" w:val="clear"/>
-        <w:spacing w:after="0" w:before="0" w:line="240"/>
-        <w:ind w:left="120" w:right="120"/>
-      </w:pPr>
-      <w:r>
-        <w:rPr>
-          <w:rFonts w:ascii="Consolas" w:cs="Consolas" w:eastAsia="Consolas" w:hAnsi="Consolas"/>
-          <w:sz w:val="17"/>
-          <w:szCs w:val="17"/>
-        </w:rPr>
-        <w:t xml:space="preserve">}</w:t>
-      </w:r>
-    </w:p>
-    <w:p>
-      <w:pPr>
-        <w:pBdr>
-          <w:left w:val="single" w:color="1F4E79" w:sz="18" w:space="6"/>
-        </w:pBdr>
-        <w:shd w:fill="F2F2F2" w:val="clear"/>
-        <w:spacing w:after="0" w:before="0" w:line="240"/>
-        <w:ind w:left="120" w:right="120"/>
-      </w:pPr>
-      <w:r>
-        <w:rPr>
-          <w:rFonts w:ascii="Consolas" w:cs="Consolas" w:eastAsia="Consolas" w:hAnsi="Consolas"/>
-          <w:sz w:val="17"/>
-          <w:szCs w:val="17"/>
-        </w:rPr>
-        <w:t xml:space="preserve">class Conta {</w:t>
-      </w:r>
-    </w:p>
-    <w:p>
-      <w:pPr>
-        <w:pBdr>
-          <w:left w:val="single" w:color="1F4E79" w:sz="18" w:space="6"/>
-        </w:pBdr>
-        <w:shd w:fill="F2F2F2" w:val="clear"/>
-        <w:spacing w:after="0" w:before="0" w:line="240"/>
-        <w:ind w:left="120" w:right="120"/>
-      </w:pPr>
-      <w:r>
-        <w:rPr>
-          <w:rFonts w:ascii="Consolas" w:cs="Consolas" w:eastAsia="Consolas" w:hAnsi="Consolas"/>
-          <w:sz w:val="17"/>
-          <w:szCs w:val="17"/>
-        </w:rPr>
-        <w:t xml:space="preserve">  - id: UUID</w:t>
-      </w:r>
-    </w:p>
-    <w:p>
-      <w:pPr>
-        <w:pBdr>
-          <w:left w:val="single" w:color="1F4E79" w:sz="18" w:space="6"/>
-        </w:pBdr>
-        <w:shd w:fill="F2F2F2" w:val="clear"/>
-        <w:spacing w:after="0" w:before="0" w:line="240"/>
-        <w:ind w:left="120" w:right="120"/>
-      </w:pPr>
-      <w:r>
-        <w:rPr>
-          <w:rFonts w:ascii="Consolas" w:cs="Consolas" w:eastAsia="Consolas" w:hAnsi="Consolas"/>
-          <w:sz w:val="17"/>
-          <w:szCs w:val="17"/>
-        </w:rPr>
-        <w:t xml:space="preserve">  - numero: String</w:t>
-      </w:r>
-    </w:p>
-    <w:p>
-      <w:pPr>
-        <w:pBdr>
-          <w:left w:val="single" w:color="1F4E79" w:sz="18" w:space="6"/>
-        </w:pBdr>
-        <w:shd w:fill="F2F2F2" w:val="clear"/>
-        <w:spacing w:after="0" w:before="0" w:line="240"/>
-        <w:ind w:left="120" w:right="120"/>
-      </w:pPr>
-      <w:r>
-        <w:rPr>
-          <w:rFonts w:ascii="Consolas" w:cs="Consolas" w:eastAsia="Consolas" w:hAnsi="Consolas"/>
-          <w:sz w:val="17"/>
-          <w:szCs w:val="17"/>
-        </w:rPr>
-        <w:t xml:space="preserve">  - saldo: Money</w:t>
-      </w:r>
-    </w:p>
-    <w:p>
-      <w:pPr>
-        <w:pBdr>
-          <w:left w:val="single" w:color="1F4E79" w:sz="18" w:space="6"/>
-        </w:pBdr>
-        <w:shd w:fill="F2F2F2" w:val="clear"/>
-        <w:spacing w:after="0" w:before="0" w:line="240"/>
-        <w:ind w:left="120" w:right="120"/>
-      </w:pPr>
-      <w:r>
-        <w:rPr>
-          <w:rFonts w:ascii="Consolas" w:cs="Consolas" w:eastAsia="Consolas" w:hAnsi="Consolas"/>
-          <w:sz w:val="17"/>
-          <w:szCs w:val="17"/>
-        </w:rPr>
-        <w:t xml:space="preserve">}</w:t>
-      </w:r>
-    </w:p>
-    <w:p>
-      <w:pPr>
-        <w:pBdr>
-          <w:left w:val="single" w:color="1F4E79" w:sz="18" w:space="6"/>
-        </w:pBdr>
-        <w:shd w:fill="F2F2F2" w:val="clear"/>
-        <w:spacing w:after="0" w:before="0" w:line="240"/>
-        <w:ind w:left="120" w:right="120"/>
-      </w:pPr>
-      <w:r>
-        <w:rPr>
-          <w:rFonts w:ascii="Consolas" w:cs="Consolas" w:eastAsia="Consolas" w:hAnsi="Consolas"/>
-          <w:sz w:val="17"/>
-          <w:szCs w:val="17"/>
-        </w:rPr>
-        <w:t xml:space="preserve">class Transacao {</w:t>
-      </w:r>
-    </w:p>
-    <w:p>
-      <w:pPr>
-        <w:pBdr>
-          <w:left w:val="single" w:color="1F4E79" w:sz="18" w:space="6"/>
-        </w:pBdr>
-        <w:shd w:fill="F2F2F2" w:val="clear"/>
-        <w:spacing w:after="0" w:before="0" w:line="240"/>
-        <w:ind w:left="120" w:right="120"/>
-      </w:pPr>
-      <w:r>
-        <w:rPr>
-          <w:rFonts w:ascii="Consolas" w:cs="Consolas" w:eastAsia="Consolas" w:hAnsi="Consolas"/>
-          <w:sz w:val="17"/>
-          <w:szCs w:val="17"/>
-        </w:rPr>
-        <w:t xml:space="preserve">  - id: UUID</w:t>
-      </w:r>
-    </w:p>
-    <w:p>
-      <w:pPr>
-        <w:pBdr>
-          <w:left w:val="single" w:color="1F4E79" w:sz="18" w:space="6"/>
-        </w:pBdr>
-        <w:shd w:fill="F2F2F2" w:val="clear"/>
-        <w:spacing w:after="0" w:before="0" w:line="240"/>
-        <w:ind w:left="120" w:right="120"/>
-      </w:pPr>
-      <w:r>
-        <w:rPr>
-          <w:rFonts w:ascii="Consolas" w:cs="Consolas" w:eastAsia="Consolas" w:hAnsi="Consolas"/>
-          <w:sz w:val="17"/>
-          <w:szCs w:val="17"/>
-        </w:rPr>
-        <w:t xml:space="preserve">  - valor: Money</w:t>
-      </w:r>
-    </w:p>
-    <w:p>
-      <w:pPr>
-        <w:pBdr>
-          <w:left w:val="single" w:color="1F4E79" w:sz="18" w:space="6"/>
-        </w:pBdr>
-        <w:shd w:fill="F2F2F2" w:val="clear"/>
-        <w:spacing w:after="0" w:before="0" w:line="240"/>
-        <w:ind w:left="120" w:right="120"/>
-      </w:pPr>
-      <w:r>
-        <w:rPr>
-          <w:rFonts w:ascii="Consolas" w:cs="Consolas" w:eastAsia="Consolas" w:hAnsi="Consolas"/>
-          <w:sz w:val="17"/>
-          <w:szCs w:val="17"/>
-        </w:rPr>
-        <w:t xml:space="preserve">  - dataHora: DateTime</w:t>
-      </w:r>
-    </w:p>
-    <w:p>
-      <w:pPr>
-        <w:pBdr>
-          <w:left w:val="single" w:color="1F4E79" w:sz="18" w:space="6"/>
-        </w:pBdr>
-        <w:shd w:fill="F2F2F2" w:val="clear"/>
-        <w:spacing w:after="0" w:before="0" w:line="240"/>
-        <w:ind w:left="120" w:right="120"/>
-      </w:pPr>
-      <w:r>
-        <w:rPr>
-          <w:rFonts w:ascii="Consolas" w:cs="Consolas" w:eastAsia="Consolas" w:hAnsi="Consolas"/>
-          <w:sz w:val="17"/>
-          <w:szCs w:val="17"/>
-        </w:rPr>
-        <w:t xml:space="preserve">  - canal: Canal</w:t>
-      </w:r>
-    </w:p>
-    <w:p>
-      <w:pPr>
-        <w:pBdr>
-          <w:left w:val="single" w:color="1F4E79" w:sz="18" w:space="6"/>
-        </w:pBdr>
-        <w:shd w:fill="F2F2F2" w:val="clear"/>
-        <w:spacing w:after="0" w:before="0" w:line="240"/>
-        <w:ind w:left="120" w:right="120"/>
-      </w:pPr>
-      <w:r>
-        <w:rPr>
-          <w:rFonts w:ascii="Consolas" w:cs="Consolas" w:eastAsia="Consolas" w:hAnsi="Consolas"/>
-          <w:sz w:val="17"/>
-          <w:szCs w:val="17"/>
-        </w:rPr>
-        <w:t xml:space="preserve">  - estado: EstadoTransacao</w:t>
-      </w:r>
-    </w:p>
-    <w:p>
-      <w:pPr>
-        <w:pBdr>
-          <w:left w:val="single" w:color="1F4E79" w:sz="18" w:space="6"/>
-        </w:pBdr>
-        <w:shd w:fill="F2F2F2" w:val="clear"/>
-        <w:spacing w:after="0" w:before="0" w:line="240"/>
-        <w:ind w:left="120" w:right="120"/>
-      </w:pPr>
-      <w:r>
-        <w:rPr>
-          <w:rFonts w:ascii="Consolas" w:cs="Consolas" w:eastAsia="Consolas" w:hAnsi="Consolas"/>
-          <w:sz w:val="17"/>
-          <w:szCs w:val="17"/>
-        </w:rPr>
-        <w:t xml:space="preserve">}</w:t>
-      </w:r>
-    </w:p>
-    <w:p>
-      <w:pPr>
-        <w:pBdr>
-          <w:left w:val="single" w:color="1F4E79" w:sz="18" w:space="6"/>
-        </w:pBdr>
-        <w:shd w:fill="F2F2F2" w:val="clear"/>
-        <w:spacing w:after="0" w:before="0" w:line="240"/>
-        <w:ind w:left="120" w:right="120"/>
-      </w:pPr>
-      <w:r>
-        <w:rPr>
-          <w:rFonts w:ascii="Consolas" w:cs="Consolas" w:eastAsia="Consolas" w:hAnsi="Consolas"/>
-          <w:sz w:val="17"/>
-          <w:szCs w:val="17"/>
-        </w:rPr>
-        <w:t xml:space="preserve">class Avaliacao {</w:t>
-      </w:r>
-    </w:p>
-    <w:p>
-      <w:pPr>
-        <w:pBdr>
-          <w:left w:val="single" w:color="1F4E79" w:sz="18" w:space="6"/>
-        </w:pBdr>
-        <w:shd w:fill="F2F2F2" w:val="clear"/>
-        <w:spacing w:after="0" w:before="0" w:line="240"/>
-        <w:ind w:left="120" w:right="120"/>
-      </w:pPr>
-      <w:r>
-        <w:rPr>
-          <w:rFonts w:ascii="Consolas" w:cs="Consolas" w:eastAsia="Consolas" w:hAnsi="Consolas"/>
-          <w:sz w:val="17"/>
-          <w:szCs w:val="17"/>
-        </w:rPr>
-        <w:t xml:space="preserve">  - id: UUID</w:t>
-      </w:r>
-    </w:p>
-    <w:p>
-      <w:pPr>
-        <w:pBdr>
-          <w:left w:val="single" w:color="1F4E79" w:sz="18" w:space="6"/>
-        </w:pBdr>
-        <w:shd w:fill="F2F2F2" w:val="clear"/>
-        <w:spacing w:after="0" w:before="0" w:line="240"/>
-        <w:ind w:left="120" w:right="120"/>
-      </w:pPr>
-      <w:r>
-        <w:rPr>
-          <w:rFonts w:ascii="Consolas" w:cs="Consolas" w:eastAsia="Consolas" w:hAnsi="Consolas"/>
-          <w:sz w:val="17"/>
-          <w:szCs w:val="17"/>
-        </w:rPr>
-        <w:t xml:space="preserve">  - dataHora: DateTime</w:t>
-      </w:r>
-    </w:p>
-    <w:p>
-      <w:pPr>
-        <w:pBdr>
-          <w:left w:val="single" w:color="1F4E79" w:sz="18" w:space="6"/>
-        </w:pBdr>
-        <w:shd w:fill="F2F2F2" w:val="clear"/>
-        <w:spacing w:after="0" w:before="0" w:line="240"/>
-        <w:ind w:left="120" w:right="120"/>
-      </w:pPr>
-      <w:r>
-        <w:rPr>
-          <w:rFonts w:ascii="Consolas" w:cs="Consolas" w:eastAsia="Consolas" w:hAnsi="Consolas"/>
-          <w:sz w:val="17"/>
-          <w:szCs w:val="17"/>
-        </w:rPr>
-        <w:t xml:space="preserve">  - decisao: Decisao</w:t>
-      </w:r>
-    </w:p>
-    <w:p>
-      <w:pPr>
-        <w:pBdr>
-          <w:left w:val="single" w:color="1F4E79" w:sz="18" w:space="6"/>
-        </w:pBdr>
-        <w:shd w:fill="F2F2F2" w:val="clear"/>
-        <w:spacing w:after="0" w:before="0" w:line="240"/>
-        <w:ind w:left="120" w:right="120"/>
-      </w:pPr>
-      <w:r>
-        <w:rPr>
-          <w:rFonts w:ascii="Consolas" w:cs="Consolas" w:eastAsia="Consolas" w:hAnsi="Consolas"/>
-          <w:sz w:val="17"/>
-          <w:szCs w:val="17"/>
-        </w:rPr>
-        <w:t xml:space="preserve">  + combinar(score, regras): Decisao</w:t>
-      </w:r>
-    </w:p>
-    <w:p>
-      <w:pPr>
-        <w:pBdr>
-          <w:left w:val="single" w:color="1F4E79" w:sz="18" w:space="6"/>
-        </w:pBdr>
-        <w:shd w:fill="F2F2F2" w:val="clear"/>
-        <w:spacing w:after="0" w:before="0" w:line="240"/>
-        <w:ind w:left="120" w:right="120"/>
-      </w:pPr>
-      <w:r>
-        <w:rPr>
-          <w:rFonts w:ascii="Consolas" w:cs="Consolas" w:eastAsia="Consolas" w:hAnsi="Consolas"/>
-          <w:sz w:val="17"/>
-          <w:szCs w:val="17"/>
-        </w:rPr>
-        <w:t xml:space="preserve">}</w:t>
-      </w:r>
-    </w:p>
-    <w:p>
-      <w:pPr>
-        <w:pBdr>
-          <w:left w:val="single" w:color="1F4E79" w:sz="18" w:space="6"/>
-        </w:pBdr>
-        <w:shd w:fill="F2F2F2" w:val="clear"/>
-        <w:spacing w:after="0" w:before="0" w:line="240"/>
-        <w:ind w:left="120" w:right="120"/>
-      </w:pPr>
-      <w:r>
-        <w:rPr>
-          <w:rFonts w:ascii="Consolas" w:cs="Consolas" w:eastAsia="Consolas" w:hAnsi="Consolas"/>
-          <w:sz w:val="17"/>
-          <w:szCs w:val="17"/>
-        </w:rPr>
-        <w:t xml:space="preserve">class ScoreRisco {</w:t>
-      </w:r>
-    </w:p>
-    <w:p>
-      <w:pPr>
-        <w:pBdr>
-          <w:left w:val="single" w:color="1F4E79" w:sz="18" w:space="6"/>
-        </w:pBdr>
-        <w:shd w:fill="F2F2F2" w:val="clear"/>
-        <w:spacing w:after="0" w:before="0" w:line="240"/>
-        <w:ind w:left="120" w:right="120"/>
-      </w:pPr>
-      <w:r>
-        <w:rPr>
-          <w:rFonts w:ascii="Consolas" w:cs="Consolas" w:eastAsia="Consolas" w:hAnsi="Consolas"/>
-          <w:sz w:val="17"/>
-          <w:szCs w:val="17"/>
-        </w:rPr>
-        <w:t xml:space="preserve">  - valor: int</w:t>
-      </w:r>
-    </w:p>
-    <w:p>
-      <w:pPr>
-        <w:pBdr>
-          <w:left w:val="single" w:color="1F4E79" w:sz="18" w:space="6"/>
-        </w:pBdr>
-        <w:shd w:fill="F2F2F2" w:val="clear"/>
-        <w:spacing w:after="0" w:before="0" w:line="240"/>
-        <w:ind w:left="120" w:right="120"/>
-      </w:pPr>
-      <w:r>
-        <w:rPr>
-          <w:rFonts w:ascii="Consolas" w:cs="Consolas" w:eastAsia="Consolas" w:hAnsi="Consolas"/>
-          <w:sz w:val="17"/>
-          <w:szCs w:val="17"/>
-        </w:rPr>
-        <w:t xml:space="preserve">  - modeloVersao: String</w:t>
-      </w:r>
-    </w:p>
-    <w:p>
-      <w:pPr>
-        <w:pBdr>
-          <w:left w:val="single" w:color="1F4E79" w:sz="18" w:space="6"/>
-        </w:pBdr>
-        <w:shd w:fill="F2F2F2" w:val="clear"/>
-        <w:spacing w:after="0" w:before="0" w:line="240"/>
-        <w:ind w:left="120" w:right="120"/>
-      </w:pPr>
-      <w:r>
-        <w:rPr>
-          <w:rFonts w:ascii="Consolas" w:cs="Consolas" w:eastAsia="Consolas" w:hAnsi="Consolas"/>
-          <w:sz w:val="17"/>
-          <w:szCs w:val="17"/>
-        </w:rPr>
-        <w:t xml:space="preserve">}</w:t>
-      </w:r>
-    </w:p>
-    <w:p>
-      <w:pPr>
-        <w:pBdr>
-          <w:left w:val="single" w:color="1F4E79" w:sz="18" w:space="6"/>
-        </w:pBdr>
-        <w:shd w:fill="F2F2F2" w:val="clear"/>
-        <w:spacing w:after="0" w:before="0" w:line="240"/>
-        <w:ind w:left="120" w:right="120"/>
-      </w:pPr>
-      <w:r>
-        <w:rPr>
-          <w:rFonts w:ascii="Consolas" w:cs="Consolas" w:eastAsia="Consolas" w:hAnsi="Consolas"/>
-          <w:sz w:val="17"/>
-          <w:szCs w:val="17"/>
-        </w:rPr>
-        <w:t xml:space="preserve">class RegraDeteccao {</w:t>
-      </w:r>
-    </w:p>
-    <w:p>
-      <w:pPr>
-        <w:pBdr>
-          <w:left w:val="single" w:color="1F4E79" w:sz="18" w:space="6"/>
-        </w:pBdr>
-        <w:shd w:fill="F2F2F2" w:val="clear"/>
-        <w:spacing w:after="0" w:before="0" w:line="240"/>
-        <w:ind w:left="120" w:right="120"/>
-      </w:pPr>
-      <w:r>
-        <w:rPr>
-          <w:rFonts w:ascii="Consolas" w:cs="Consolas" w:eastAsia="Consolas" w:hAnsi="Consolas"/>
-          <w:sz w:val="17"/>
-          <w:szCs w:val="17"/>
-        </w:rPr>
-        <w:t xml:space="preserve">  - id: UUID</w:t>
-      </w:r>
-    </w:p>
-    <w:p>
-      <w:pPr>
-        <w:pBdr>
-          <w:left w:val="single" w:color="1F4E79" w:sz="18" w:space="6"/>
-        </w:pBdr>
-        <w:shd w:fill="F2F2F2" w:val="clear"/>
-        <w:spacing w:after="0" w:before="0" w:line="240"/>
-        <w:ind w:left="120" w:right="120"/>
-      </w:pPr>
-      <w:r>
-        <w:rPr>
-          <w:rFonts w:ascii="Consolas" w:cs="Consolas" w:eastAsia="Consolas" w:hAnsi="Consolas"/>
-          <w:sz w:val="17"/>
-          <w:szCs w:val="17"/>
-        </w:rPr>
-        <w:t xml:space="preserve">  - nome: String</w:t>
-      </w:r>
-    </w:p>
-    <w:p>
-      <w:pPr>
-        <w:pBdr>
-          <w:left w:val="single" w:color="1F4E79" w:sz="18" w:space="6"/>
-        </w:pBdr>
-        <w:shd w:fill="F2F2F2" w:val="clear"/>
-        <w:spacing w:after="0" w:before="0" w:line="240"/>
-        <w:ind w:left="120" w:right="120"/>
-      </w:pPr>
-      <w:r>
-        <w:rPr>
-          <w:rFonts w:ascii="Consolas" w:cs="Consolas" w:eastAsia="Consolas" w:hAnsi="Consolas"/>
-          <w:sz w:val="17"/>
-          <w:szCs w:val="17"/>
-        </w:rPr>
-        <w:t xml:space="preserve">  - expressao: String</w:t>
-      </w:r>
-    </w:p>
-    <w:p>
-      <w:pPr>
-        <w:pBdr>
-          <w:left w:val="single" w:color="1F4E79" w:sz="18" w:space="6"/>
-        </w:pBdr>
-        <w:shd w:fill="F2F2F2" w:val="clear"/>
-        <w:spacing w:after="0" w:before="0" w:line="240"/>
-        <w:ind w:left="120" w:right="120"/>
-      </w:pPr>
-      <w:r>
-        <w:rPr>
-          <w:rFonts w:ascii="Consolas" w:cs="Consolas" w:eastAsia="Consolas" w:hAnsi="Consolas"/>
-          <w:sz w:val="17"/>
-          <w:szCs w:val="17"/>
-        </w:rPr>
-        <w:t xml:space="preserve">  - limiar: int</w:t>
-      </w:r>
-    </w:p>
-    <w:p>
-      <w:pPr>
-        <w:pBdr>
-          <w:left w:val="single" w:color="1F4E79" w:sz="18" w:space="6"/>
-        </w:pBdr>
-        <w:shd w:fill="F2F2F2" w:val="clear"/>
-        <w:spacing w:after="0" w:before="0" w:line="240"/>
-        <w:ind w:left="120" w:right="120"/>
-      </w:pPr>
-      <w:r>
-        <w:rPr>
-          <w:rFonts w:ascii="Consolas" w:cs="Consolas" w:eastAsia="Consolas" w:hAnsi="Consolas"/>
-          <w:sz w:val="17"/>
-          <w:szCs w:val="17"/>
-        </w:rPr>
-        <w:t xml:space="preserve">  - ativa: boolean</w:t>
-      </w:r>
-    </w:p>
-    <w:p>
-      <w:pPr>
-        <w:pBdr>
-          <w:left w:val="single" w:color="1F4E79" w:sz="18" w:space="6"/>
-        </w:pBdr>
-        <w:shd w:fill="F2F2F2" w:val="clear"/>
-        <w:spacing w:after="0" w:before="0" w:line="240"/>
-        <w:ind w:left="120" w:right="120"/>
-      </w:pPr>
-      <w:r>
-        <w:rPr>
-          <w:rFonts w:ascii="Consolas" w:cs="Consolas" w:eastAsia="Consolas" w:hAnsi="Consolas"/>
-          <w:sz w:val="17"/>
-          <w:szCs w:val="17"/>
-        </w:rPr>
-        <w:t xml:space="preserve">  + avaliar(t: Transacao): boolean</w:t>
-      </w:r>
-    </w:p>
-    <w:p>
-      <w:pPr>
-        <w:pBdr>
-          <w:left w:val="single" w:color="1F4E79" w:sz="18" w:space="6"/>
-        </w:pBdr>
-        <w:shd w:fill="F2F2F2" w:val="clear"/>
-        <w:spacing w:after="0" w:before="0" w:line="240"/>
-        <w:ind w:left="120" w:right="120"/>
-      </w:pPr>
-      <w:r>
-        <w:rPr>
-          <w:rFonts w:ascii="Consolas" w:cs="Consolas" w:eastAsia="Consolas" w:hAnsi="Consolas"/>
-          <w:sz w:val="17"/>
-          <w:szCs w:val="17"/>
-        </w:rPr>
-        <w:t xml:space="preserve">}</w:t>
-      </w:r>
-    </w:p>
-    <w:p>
-      <w:pPr>
-        <w:pBdr>
-          <w:left w:val="single" w:color="1F4E79" w:sz="18" w:space="6"/>
-        </w:pBdr>
-        <w:shd w:fill="F2F2F2" w:val="clear"/>
-        <w:spacing w:after="0" w:before="0" w:line="240"/>
-        <w:ind w:left="120" w:right="120"/>
-      </w:pPr>
-      <w:r>
-        <w:rPr>
-          <w:rFonts w:ascii="Consolas" w:cs="Consolas" w:eastAsia="Consolas" w:hAnsi="Consolas"/>
-          <w:sz w:val="17"/>
-          <w:szCs w:val="17"/>
-        </w:rPr>
-        <w:t xml:space="preserve">class Alerta {</w:t>
-      </w:r>
-    </w:p>
-    <w:p>
-      <w:pPr>
-        <w:pBdr>
-          <w:left w:val="single" w:color="1F4E79" w:sz="18" w:space="6"/>
-        </w:pBdr>
-        <w:shd w:fill="F2F2F2" w:val="clear"/>
-        <w:spacing w:after="0" w:before="0" w:line="240"/>
-        <w:ind w:left="120" w:right="120"/>
-      </w:pPr>
-      <w:r>
-        <w:rPr>
-          <w:rFonts w:ascii="Consolas" w:cs="Consolas" w:eastAsia="Consolas" w:hAnsi="Consolas"/>
-          <w:sz w:val="17"/>
-          <w:szCs w:val="17"/>
-        </w:rPr>
-        <w:t xml:space="preserve">  - id: UUID</w:t>
-      </w:r>
-    </w:p>
-    <w:p>
-      <w:pPr>
-        <w:pBdr>
-          <w:left w:val="single" w:color="1F4E79" w:sz="18" w:space="6"/>
-        </w:pBdr>
-        <w:shd w:fill="F2F2F2" w:val="clear"/>
-        <w:spacing w:after="0" w:before="0" w:line="240"/>
-        <w:ind w:left="120" w:right="120"/>
-      </w:pPr>
-      <w:r>
-        <w:rPr>
-          <w:rFonts w:ascii="Consolas" w:cs="Consolas" w:eastAsia="Consolas" w:hAnsi="Consolas"/>
-          <w:sz w:val="17"/>
-          <w:szCs w:val="17"/>
-        </w:rPr>
-        <w:t xml:space="preserve">  - severidade: Severidade</w:t>
-      </w:r>
-    </w:p>
-    <w:p>
-      <w:pPr>
-        <w:pBdr>
-          <w:left w:val="single" w:color="1F4E79" w:sz="18" w:space="6"/>
-        </w:pBdr>
-        <w:shd w:fill="F2F2F2" w:val="clear"/>
-        <w:spacing w:after="0" w:before="0" w:line="240"/>
-        <w:ind w:left="120" w:right="120"/>
-      </w:pPr>
-      <w:r>
-        <w:rPr>
-          <w:rFonts w:ascii="Consolas" w:cs="Consolas" w:eastAsia="Consolas" w:hAnsi="Consolas"/>
-          <w:sz w:val="17"/>
-          <w:szCs w:val="17"/>
-        </w:rPr>
-        <w:t xml:space="preserve">  - criadoEm: DateTime</w:t>
-      </w:r>
-    </w:p>
-    <w:p>
-      <w:pPr>
-        <w:pBdr>
-          <w:left w:val="single" w:color="1F4E79" w:sz="18" w:space="6"/>
-        </w:pBdr>
-        <w:shd w:fill="F2F2F2" w:val="clear"/>
-        <w:spacing w:after="0" w:before="0" w:line="240"/>
-        <w:ind w:left="120" w:right="120"/>
-      </w:pPr>
-      <w:r>
-        <w:rPr>
-          <w:rFonts w:ascii="Consolas" w:cs="Consolas" w:eastAsia="Consolas" w:hAnsi="Consolas"/>
-          <w:sz w:val="17"/>
-          <w:szCs w:val="17"/>
-        </w:rPr>
-        <w:t xml:space="preserve">}</w:t>
-      </w:r>
-    </w:p>
-    <w:p>
-      <w:pPr>
-        <w:pBdr>
-          <w:left w:val="single" w:color="1F4E79" w:sz="18" w:space="6"/>
-        </w:pBdr>
-        <w:shd w:fill="F2F2F2" w:val="clear"/>
-        <w:spacing w:after="0" w:before="0" w:line="240"/>
-        <w:ind w:left="120" w:right="120"/>
-      </w:pPr>
-      <w:r>
-        <w:rPr>
-          <w:rFonts w:ascii="Consolas" w:cs="Consolas" w:eastAsia="Consolas" w:hAnsi="Consolas"/>
-          <w:sz w:val="17"/>
-          <w:szCs w:val="17"/>
-        </w:rPr>
-        <w:t xml:space="preserve">class Caso {</w:t>
-      </w:r>
-    </w:p>
-    <w:p>
-      <w:pPr>
-        <w:pBdr>
-          <w:left w:val="single" w:color="1F4E79" w:sz="18" w:space="6"/>
-        </w:pBdr>
-        <w:shd w:fill="F2F2F2" w:val="clear"/>
-        <w:spacing w:after="0" w:before="0" w:line="240"/>
-        <w:ind w:left="120" w:right="120"/>
-      </w:pPr>
-      <w:r>
-        <w:rPr>
-          <w:rFonts w:ascii="Consolas" w:cs="Consolas" w:eastAsia="Consolas" w:hAnsi="Consolas"/>
-          <w:sz w:val="17"/>
-          <w:szCs w:val="17"/>
-        </w:rPr>
-        <w:t xml:space="preserve">  - id: UUID</w:t>
-      </w:r>
-    </w:p>
-    <w:p>
-      <w:pPr>
-        <w:pBdr>
-          <w:left w:val="single" w:color="1F4E79" w:sz="18" w:space="6"/>
-        </w:pBdr>
-        <w:shd w:fill="F2F2F2" w:val="clear"/>
-        <w:spacing w:after="0" w:before="0" w:line="240"/>
-        <w:ind w:left="120" w:right="120"/>
-      </w:pPr>
-      <w:r>
-        <w:rPr>
-          <w:rFonts w:ascii="Consolas" w:cs="Consolas" w:eastAsia="Consolas" w:hAnsi="Consolas"/>
-          <w:sz w:val="17"/>
-          <w:szCs w:val="17"/>
-        </w:rPr>
-        <w:t xml:space="preserve">  - status: StatusCaso</w:t>
-      </w:r>
-    </w:p>
-    <w:p>
-      <w:pPr>
-        <w:pBdr>
-          <w:left w:val="single" w:color="1F4E79" w:sz="18" w:space="6"/>
-        </w:pBdr>
-        <w:shd w:fill="F2F2F2" w:val="clear"/>
-        <w:spacing w:after="0" w:before="0" w:line="240"/>
-        <w:ind w:left="120" w:right="120"/>
-      </w:pPr>
-      <w:r>
-        <w:rPr>
-          <w:rFonts w:ascii="Consolas" w:cs="Consolas" w:eastAsia="Consolas" w:hAnsi="Consolas"/>
-          <w:sz w:val="17"/>
-          <w:szCs w:val="17"/>
-        </w:rPr>
-        <w:t xml:space="preserve">  - abertoEm: DateTime</w:t>
-      </w:r>
-    </w:p>
-    <w:p>
-      <w:pPr>
-        <w:pBdr>
-          <w:left w:val="single" w:color="1F4E79" w:sz="18" w:space="6"/>
-        </w:pBdr>
-        <w:shd w:fill="F2F2F2" w:val="clear"/>
-        <w:spacing w:after="0" w:before="0" w:line="240"/>
-        <w:ind w:left="120" w:right="120"/>
-      </w:pPr>
-      <w:r>
-        <w:rPr>
-          <w:rFonts w:ascii="Consolas" w:cs="Consolas" w:eastAsia="Consolas" w:hAnsi="Consolas"/>
-          <w:sz w:val="17"/>
-          <w:szCs w:val="17"/>
-        </w:rPr>
-        <w:t xml:space="preserve">  + adicionarAlerta(a: Alerta)</w:t>
-      </w:r>
-    </w:p>
-    <w:p>
-      <w:pPr>
-        <w:pBdr>
-          <w:left w:val="single" w:color="1F4E79" w:sz="18" w:space="6"/>
-        </w:pBdr>
-        <w:shd w:fill="F2F2F2" w:val="clear"/>
-        <w:spacing w:after="0" w:before="0" w:line="240"/>
-        <w:ind w:left="120" w:right="120"/>
-      </w:pPr>
-      <w:r>
-        <w:rPr>
-          <w:rFonts w:ascii="Consolas" w:cs="Consolas" w:eastAsia="Consolas" w:hAnsi="Consolas"/>
-          <w:sz w:val="17"/>
-          <w:szCs w:val="17"/>
-        </w:rPr>
-        <w:t xml:space="preserve">  + resolver(d: Decisao)</w:t>
-      </w:r>
-    </w:p>
-    <w:p>
-      <w:pPr>
-        <w:pBdr>
-          <w:left w:val="single" w:color="1F4E79" w:sz="18" w:space="6"/>
-        </w:pBdr>
-        <w:shd w:fill="F2F2F2" w:val="clear"/>
-        <w:spacing w:after="0" w:before="0" w:line="240"/>
-        <w:ind w:left="120" w:right="120"/>
-      </w:pPr>
-      <w:r>
-        <w:rPr>
-          <w:rFonts w:ascii="Consolas" w:cs="Consolas" w:eastAsia="Consolas" w:hAnsi="Consolas"/>
-          <w:sz w:val="17"/>
-          <w:szCs w:val="17"/>
-        </w:rPr>
-        <w:t xml:space="preserve">}</w:t>
-      </w:r>
-    </w:p>
-    <w:p>
-      <w:pPr>
-        <w:pBdr>
-          <w:left w:val="single" w:color="1F4E79" w:sz="18" w:space="6"/>
-        </w:pBdr>
-        <w:shd w:fill="F2F2F2" w:val="clear"/>
-        <w:spacing w:after="0" w:before="0" w:line="240"/>
-        <w:ind w:left="120" w:right="120"/>
-      </w:pPr>
-      <w:r>
-        <w:rPr>
-          <w:rFonts w:ascii="Consolas" w:cs="Consolas" w:eastAsia="Consolas" w:hAnsi="Consolas"/>
-          <w:sz w:val="17"/>
-          <w:szCs w:val="17"/>
-        </w:rPr>
-        <w:t xml:space="preserve">class Decisao {</w:t>
-      </w:r>
-    </w:p>
-    <w:p>
-      <w:pPr>
-        <w:pBdr>
-          <w:left w:val="single" w:color="1F4E79" w:sz="18" w:space="6"/>
-        </w:pBdr>
-        <w:shd w:fill="F2F2F2" w:val="clear"/>
-        <w:spacing w:after="0" w:before="0" w:line="240"/>
-        <w:ind w:left="120" w:right="120"/>
-      </w:pPr>
-      <w:r>
-        <w:rPr>
-          <w:rFonts w:ascii="Consolas" w:cs="Consolas" w:eastAsia="Consolas" w:hAnsi="Consolas"/>
-          <w:sz w:val="17"/>
-          <w:szCs w:val="17"/>
-        </w:rPr>
-        <w:t xml:space="preserve">  - tipo: TipoDecisao</w:t>
-      </w:r>
-    </w:p>
-    <w:p>
-      <w:pPr>
-        <w:pBdr>
-          <w:left w:val="single" w:color="1F4E79" w:sz="18" w:space="6"/>
-        </w:pBdr>
-        <w:shd w:fill="F2F2F2" w:val="clear"/>
-        <w:spacing w:after="0" w:before="0" w:line="240"/>
-        <w:ind w:left="120" w:right="120"/>
-      </w:pPr>
-      <w:r>
-        <w:rPr>
-          <w:rFonts w:ascii="Consolas" w:cs="Consolas" w:eastAsia="Consolas" w:hAnsi="Consolas"/>
-          <w:sz w:val="17"/>
-          <w:szCs w:val="17"/>
-        </w:rPr>
-        <w:t xml:space="preserve">  - justificativa: String</w:t>
-      </w:r>
-    </w:p>
-    <w:p>
-      <w:pPr>
-        <w:pBdr>
-          <w:left w:val="single" w:color="1F4E79" w:sz="18" w:space="6"/>
-        </w:pBdr>
-        <w:shd w:fill="F2F2F2" w:val="clear"/>
-        <w:spacing w:after="0" w:before="0" w:line="240"/>
-        <w:ind w:left="120" w:right="120"/>
-      </w:pPr>
-      <w:r>
-        <w:rPr>
-          <w:rFonts w:ascii="Consolas" w:cs="Consolas" w:eastAsia="Consolas" w:hAnsi="Consolas"/>
-          <w:sz w:val="17"/>
-          <w:szCs w:val="17"/>
-        </w:rPr>
-        <w:t xml:space="preserve">}</w:t>
-      </w:r>
-    </w:p>
-    <w:p>
-      <w:pPr>
-        <w:pBdr>
-          <w:left w:val="single" w:color="1F4E79" w:sz="18" w:space="6"/>
-        </w:pBdr>
-        <w:shd w:fill="F2F2F2" w:val="clear"/>
-        <w:spacing w:after="0" w:before="0" w:line="240"/>
-        <w:ind w:left="120" w:right="120"/>
-      </w:pPr>
-      <w:r>
-        <w:rPr>
-          <w:rFonts w:ascii="Consolas" w:cs="Consolas" w:eastAsia="Consolas" w:hAnsi="Consolas"/>
-          <w:sz w:val="17"/>
-          <w:szCs w:val="17"/>
-        </w:rPr>
-        <w:t xml:space="preserve">class Feedback {</w:t>
-      </w:r>
-    </w:p>
-    <w:p>
-      <w:pPr>
-        <w:pBdr>
-          <w:left w:val="single" w:color="1F4E79" w:sz="18" w:space="6"/>
-        </w:pBdr>
-        <w:shd w:fill="F2F2F2" w:val="clear"/>
-        <w:spacing w:after="0" w:before="0" w:line="240"/>
-        <w:ind w:left="120" w:right="120"/>
-      </w:pPr>
-      <w:r>
-        <w:rPr>
-          <w:rFonts w:ascii="Consolas" w:cs="Consolas" w:eastAsia="Consolas" w:hAnsi="Consolas"/>
-          <w:sz w:val="17"/>
-          <w:szCs w:val="17"/>
-        </w:rPr>
-        <w:t xml:space="preserve">  - rotulo: Rotulo</w:t>
-      </w:r>
-    </w:p>
-    <w:p>
-      <w:pPr>
-        <w:pBdr>
-          <w:left w:val="single" w:color="1F4E79" w:sz="18" w:space="6"/>
-        </w:pBdr>
-        <w:shd w:fill="F2F2F2" w:val="clear"/>
-        <w:spacing w:after="0" w:before="0" w:line="240"/>
-        <w:ind w:left="120" w:right="120"/>
-      </w:pPr>
-      <w:r>
-        <w:rPr>
-          <w:rFonts w:ascii="Consolas" w:cs="Consolas" w:eastAsia="Consolas" w:hAnsi="Consolas"/>
-          <w:sz w:val="17"/>
-          <w:szCs w:val="17"/>
-        </w:rPr>
-        <w:t xml:space="preserve">  - registradoEm: DateTime</w:t>
-      </w:r>
-    </w:p>
-    <w:p>
-      <w:pPr>
-        <w:pBdr>
-          <w:left w:val="single" w:color="1F4E79" w:sz="18" w:space="6"/>
-        </w:pBdr>
-        <w:shd w:fill="F2F2F2" w:val="clear"/>
-        <w:spacing w:after="0" w:before="0" w:line="240"/>
-        <w:ind w:left="120" w:right="120"/>
-      </w:pPr>
-      <w:r>
-        <w:rPr>
-          <w:rFonts w:ascii="Consolas" w:cs="Consolas" w:eastAsia="Consolas" w:hAnsi="Consolas"/>
-          <w:sz w:val="17"/>
-          <w:szCs w:val="17"/>
-        </w:rPr>
-        <w:t xml:space="preserve">}</w:t>
-      </w:r>
-    </w:p>
-    <w:p>
-      <w:pPr>
-        <w:pBdr>
-          <w:left w:val="single" w:color="1F4E79" w:sz="18" w:space="6"/>
-        </w:pBdr>
-        <w:shd w:fill="F2F2F2" w:val="clear"/>
-        <w:spacing w:after="0" w:before="0" w:line="240"/>
-        <w:ind w:left="120" w:right="120"/>
-      </w:pPr>
-      <w:r>
-        <w:rPr>
-          <w:rFonts w:ascii="Consolas" w:cs="Consolas" w:eastAsia="Consolas" w:hAnsi="Consolas"/>
-          <w:sz w:val="17"/>
-          <w:szCs w:val="17"/>
-        </w:rPr>
-        <w:t xml:space="preserve">class ListaRestricao {</w:t>
-      </w:r>
-    </w:p>
-    <w:p>
-      <w:pPr>
-        <w:pBdr>
-          <w:left w:val="single" w:color="1F4E79" w:sz="18" w:space="6"/>
-        </w:pBdr>
-        <w:shd w:fill="F2F2F2" w:val="clear"/>
-        <w:spacing w:after="0" w:before="0" w:line="240"/>
-        <w:ind w:left="120" w:right="120"/>
-      </w:pPr>
-      <w:r>
-        <w:rPr>
-          <w:rFonts w:ascii="Consolas" w:cs="Consolas" w:eastAsia="Consolas" w:hAnsi="Consolas"/>
-          <w:sz w:val="17"/>
-          <w:szCs w:val="17"/>
-        </w:rPr>
-        <w:t xml:space="preserve">  - tipo: TipoLista</w:t>
-      </w:r>
-    </w:p>
-    <w:p>
-      <w:pPr>
-        <w:pBdr>
-          <w:left w:val="single" w:color="1F4E79" w:sz="18" w:space="6"/>
-        </w:pBdr>
-        <w:shd w:fill="F2F2F2" w:val="clear"/>
-        <w:spacing w:after="0" w:before="0" w:line="240"/>
-        <w:ind w:left="120" w:right="120"/>
-      </w:pPr>
-      <w:r>
-        <w:rPr>
-          <w:rFonts w:ascii="Consolas" w:cs="Consolas" w:eastAsia="Consolas" w:hAnsi="Consolas"/>
-          <w:sz w:val="17"/>
-          <w:szCs w:val="17"/>
-        </w:rPr>
-        <w:t xml:space="preserve">  - entidade: String</w:t>
-      </w:r>
-    </w:p>
-    <w:p>
-      <w:pPr>
-        <w:pBdr>
-          <w:left w:val="single" w:color="1F4E79" w:sz="18" w:space="6"/>
-        </w:pBdr>
-        <w:shd w:fill="F2F2F2" w:val="clear"/>
-        <w:spacing w:after="0" w:before="0" w:line="240"/>
-        <w:ind w:left="120" w:right="120"/>
-      </w:pPr>
-      <w:r>
-        <w:rPr>
-          <w:rFonts w:ascii="Consolas" w:cs="Consolas" w:eastAsia="Consolas" w:hAnsi="Consolas"/>
-          <w:sz w:val="17"/>
-          <w:szCs w:val="17"/>
-        </w:rPr>
-        <w:t xml:space="preserve">}</w:t>
-      </w:r>
-    </w:p>
-    <w:p>
-      <w:pPr>
-        <w:pBdr>
-          <w:left w:val="single" w:color="1F4E79" w:sz="18" w:space="6"/>
-        </w:pBdr>
-        <w:shd w:fill="F2F2F2" w:val="clear"/>
-        <w:spacing w:after="0" w:before="0" w:line="240"/>
-        <w:ind w:left="120" w:right="120"/>
-      </w:pPr>
-      <w:r>
-        <w:rPr>
-          <w:rFonts w:ascii="Consolas" w:cs="Consolas" w:eastAsia="Consolas" w:hAnsi="Consolas"/>
-          <w:sz w:val="17"/>
-          <w:szCs w:val="17"/>
-        </w:rPr>
-        <w:t xml:space="preserve">class Analista {</w:t>
-      </w:r>
-    </w:p>
-    <w:p>
-      <w:pPr>
-        <w:pBdr>
-          <w:left w:val="single" w:color="1F4E79" w:sz="18" w:space="6"/>
-        </w:pBdr>
-        <w:shd w:fill="F2F2F2" w:val="clear"/>
-        <w:spacing w:after="0" w:before="0" w:line="240"/>
-        <w:ind w:left="120" w:right="120"/>
-      </w:pPr>
-      <w:r>
-        <w:rPr>
-          <w:rFonts w:ascii="Consolas" w:cs="Consolas" w:eastAsia="Consolas" w:hAnsi="Consolas"/>
-          <w:sz w:val="17"/>
-          <w:szCs w:val="17"/>
-        </w:rPr>
-        <w:t xml:space="preserve">  - id: UUID</w:t>
-      </w:r>
-    </w:p>
-    <w:p>
-      <w:pPr>
-        <w:pBdr>
-          <w:left w:val="single" w:color="1F4E79" w:sz="18" w:space="6"/>
-        </w:pBdr>
-        <w:shd w:fill="F2F2F2" w:val="clear"/>
-        <w:spacing w:after="0" w:before="0" w:line="240"/>
-        <w:ind w:left="120" w:right="120"/>
-      </w:pPr>
-      <w:r>
-        <w:rPr>
-          <w:rFonts w:ascii="Consolas" w:cs="Consolas" w:eastAsia="Consolas" w:hAnsi="Consolas"/>
-          <w:sz w:val="17"/>
-          <w:szCs w:val="17"/>
-        </w:rPr>
-        <w:t xml:space="preserve">  - nome: String</w:t>
-      </w:r>
-    </w:p>
-    <w:p>
-      <w:pPr>
-        <w:pBdr>
-          <w:left w:val="single" w:color="1F4E79" w:sz="18" w:space="6"/>
-        </w:pBdr>
-        <w:shd w:fill="F2F2F2" w:val="clear"/>
-        <w:spacing w:after="0" w:before="0" w:line="240"/>
-        <w:ind w:left="120" w:right="120"/>
-      </w:pPr>
-      <w:r>
-        <w:rPr>
-          <w:rFonts w:ascii="Consolas" w:cs="Consolas" w:eastAsia="Consolas" w:hAnsi="Consolas"/>
-          <w:sz w:val="17"/>
-          <w:szCs w:val="17"/>
-        </w:rPr>
-        <w:t xml:space="preserve">}</w:t>
-      </w:r>
-    </w:p>
-    <w:p>
-      <w:pPr>
-        <w:pBdr>
-          <w:left w:val="single" w:color="1F4E79" w:sz="18" w:space="6"/>
-        </w:pBdr>
-        <w:shd w:fill="F2F2F2" w:val="clear"/>
-        <w:spacing w:after="0" w:before="0" w:line="240"/>
-        <w:ind w:left="120" w:right="120"/>
-      </w:pPr>
-      <w:r>
-        <w:rPr>
-          <w:rFonts w:ascii="Consolas" w:cs="Consolas" w:eastAsia="Consolas" w:hAnsi="Consolas"/>
-          <w:sz w:val="17"/>
-          <w:szCs w:val="17"/>
-        </w:rPr>
-        <w:t xml:space="preserve"> </w:t>
-      </w:r>
-    </w:p>
-    <w:p>
-      <w:pPr>
-        <w:pBdr>
-          <w:left w:val="single" w:color="1F4E79" w:sz="18" w:space="6"/>
-        </w:pBdr>
-        <w:shd w:fill="F2F2F2" w:val="clear"/>
-        <w:spacing w:after="0" w:before="0" w:line="240"/>
-        <w:ind w:left="120" w:right="120"/>
-      </w:pPr>
-      <w:r>
-        <w:rPr>
-          <w:rFonts w:ascii="Consolas" w:cs="Consolas" w:eastAsia="Consolas" w:hAnsi="Consolas"/>
-          <w:sz w:val="17"/>
-          <w:szCs w:val="17"/>
-        </w:rPr>
-        <w:t xml:space="preserve">Cliente "1" -- "0..*" Conta</w:t>
-      </w:r>
-    </w:p>
-    <w:p>
-      <w:pPr>
-        <w:pBdr>
-          <w:left w:val="single" w:color="1F4E79" w:sz="18" w:space="6"/>
-        </w:pBdr>
-        <w:shd w:fill="F2F2F2" w:val="clear"/>
-        <w:spacing w:after="0" w:before="0" w:line="240"/>
-        <w:ind w:left="120" w:right="120"/>
-      </w:pPr>
-      <w:r>
-        <w:rPr>
-          <w:rFonts w:ascii="Consolas" w:cs="Consolas" w:eastAsia="Consolas" w:hAnsi="Consolas"/>
-          <w:sz w:val="17"/>
-          <w:szCs w:val="17"/>
-        </w:rPr>
-        <w:t xml:space="preserve">Conta "1" -- "0..*" Transacao</w:t>
-      </w:r>
-    </w:p>
-    <w:p>
-      <w:pPr>
-        <w:pBdr>
-          <w:left w:val="single" w:color="1F4E79" w:sz="18" w:space="6"/>
-        </w:pBdr>
-        <w:shd w:fill="F2F2F2" w:val="clear"/>
-        <w:spacing w:after="0" w:before="0" w:line="240"/>
-        <w:ind w:left="120" w:right="120"/>
-      </w:pPr>
-      <w:r>
-        <w:rPr>
-          <w:rFonts w:ascii="Consolas" w:cs="Consolas" w:eastAsia="Consolas" w:hAnsi="Consolas"/>
-          <w:sz w:val="17"/>
-          <w:szCs w:val="17"/>
-        </w:rPr>
-        <w:t xml:space="preserve">Transacao "1" -- "1" Avaliacao</w:t>
-      </w:r>
-    </w:p>
-    <w:p>
-      <w:pPr>
-        <w:pBdr>
-          <w:left w:val="single" w:color="1F4E79" w:sz="18" w:space="6"/>
-        </w:pBdr>
-        <w:shd w:fill="F2F2F2" w:val="clear"/>
-        <w:spacing w:after="0" w:before="0" w:line="240"/>
-        <w:ind w:left="120" w:right="120"/>
-      </w:pPr>
-      <w:r>
-        <w:rPr>
-          <w:rFonts w:ascii="Consolas" w:cs="Consolas" w:eastAsia="Consolas" w:hAnsi="Consolas"/>
-          <w:sz w:val="17"/>
-          <w:szCs w:val="17"/>
-        </w:rPr>
-        <w:t xml:space="preserve">Avaliacao "1" *-- "1" ScoreRisco</w:t>
-      </w:r>
-    </w:p>
-    <w:p>
-      <w:pPr>
-        <w:pBdr>
-          <w:left w:val="single" w:color="1F4E79" w:sz="18" w:space="6"/>
-        </w:pBdr>
-        <w:shd w:fill="F2F2F2" w:val="clear"/>
-        <w:spacing w:after="0" w:before="0" w:line="240"/>
-        <w:ind w:left="120" w:right="120"/>
-      </w:pPr>
-      <w:r>
-        <w:rPr>
-          <w:rFonts w:ascii="Consolas" w:cs="Consolas" w:eastAsia="Consolas" w:hAnsi="Consolas"/>
-          <w:sz w:val="17"/>
-          <w:szCs w:val="17"/>
-        </w:rPr>
-        <w:t xml:space="preserve">Avaliacao "1" -- "0..*" Alerta</w:t>
-      </w:r>
-    </w:p>
-    <w:p>
-      <w:pPr>
-        <w:pBdr>
-          <w:left w:val="single" w:color="1F4E79" w:sz="18" w:space="6"/>
-        </w:pBdr>
-        <w:shd w:fill="F2F2F2" w:val="clear"/>
-        <w:spacing w:after="0" w:before="0" w:line="240"/>
-        <w:ind w:left="120" w:right="120"/>
-      </w:pPr>
-      <w:r>
-        <w:rPr>
-          <w:rFonts w:ascii="Consolas" w:cs="Consolas" w:eastAsia="Consolas" w:hAnsi="Consolas"/>
-          <w:sz w:val="17"/>
-          <w:szCs w:val="17"/>
-        </w:rPr>
-        <w:t xml:space="preserve">RegraDeteccao "0..*" -- "0..*" Avaliacao</w:t>
-      </w:r>
-    </w:p>
-    <w:p>
-      <w:pPr>
-        <w:pBdr>
-          <w:left w:val="single" w:color="1F4E79" w:sz="18" w:space="6"/>
-        </w:pBdr>
-        <w:shd w:fill="F2F2F2" w:val="clear"/>
-        <w:spacing w:after="0" w:before="0" w:line="240"/>
-        <w:ind w:left="120" w:right="120"/>
-      </w:pPr>
-      <w:r>
-        <w:rPr>
-          <w:rFonts w:ascii="Consolas" w:cs="Consolas" w:eastAsia="Consolas" w:hAnsi="Consolas"/>
-          <w:sz w:val="17"/>
-          <w:szCs w:val="17"/>
-        </w:rPr>
-        <w:t xml:space="preserve">Alerta "0..*" --o "1" Caso</w:t>
-      </w:r>
-    </w:p>
-    <w:p>
-      <w:pPr>
-        <w:pBdr>
-          <w:left w:val="single" w:color="1F4E79" w:sz="18" w:space="6"/>
-        </w:pBdr>
-        <w:shd w:fill="F2F2F2" w:val="clear"/>
-        <w:spacing w:after="0" w:before="0" w:line="240"/>
-        <w:ind w:left="120" w:right="120"/>
-      </w:pPr>
-      <w:r>
-        <w:rPr>
-          <w:rFonts w:ascii="Consolas" w:cs="Consolas" w:eastAsia="Consolas" w:hAnsi="Consolas"/>
-          <w:sz w:val="17"/>
-          <w:szCs w:val="17"/>
-        </w:rPr>
-        <w:t xml:space="preserve">Caso "1" -- "0..1" Decisao</w:t>
-      </w:r>
-    </w:p>
-    <w:p>
-      <w:pPr>
-        <w:pBdr>
-          <w:left w:val="single" w:color="1F4E79" w:sz="18" w:space="6"/>
-        </w:pBdr>
-        <w:shd w:fill="F2F2F2" w:val="clear"/>
-        <w:spacing w:after="0" w:before="0" w:line="240"/>
-        <w:ind w:left="120" w:right="120"/>
-      </w:pPr>
-      <w:r>
-        <w:rPr>
-          <w:rFonts w:ascii="Consolas" w:cs="Consolas" w:eastAsia="Consolas" w:hAnsi="Consolas"/>
-          <w:sz w:val="17"/>
-          <w:szCs w:val="17"/>
-        </w:rPr>
-        <w:t xml:space="preserve">Caso "1" -- "0..1" Feedback</w:t>
-      </w:r>
-    </w:p>
-    <w:p>
-      <w:pPr>
-        <w:pBdr>
-          <w:left w:val="single" w:color="1F4E79" w:sz="18" w:space="6"/>
-        </w:pBdr>
-        <w:shd w:fill="F2F2F2" w:val="clear"/>
-        <w:spacing w:after="0" w:before="0" w:line="240"/>
-        <w:ind w:left="120" w:right="120"/>
-      </w:pPr>
-      <w:r>
-        <w:rPr>
-          <w:rFonts w:ascii="Consolas" w:cs="Consolas" w:eastAsia="Consolas" w:hAnsi="Consolas"/>
-          <w:sz w:val="17"/>
-          <w:szCs w:val="17"/>
-        </w:rPr>
-        <w:t xml:space="preserve">Analista "1" -- "0..*" Caso : investiga</w:t>
-      </w:r>
-    </w:p>
-    <w:p>
-      <w:pPr>
-        <w:pBdr>
-          <w:left w:val="single" w:color="1F4E79" w:sz="18" w:space="6"/>
-        </w:pBdr>
-        <w:shd w:fill="F2F2F2" w:val="clear"/>
-        <w:spacing w:after="0" w:before="0" w:line="240"/>
-        <w:ind w:left="120" w:right="120"/>
-      </w:pPr>
-      <w:r>
-        <w:rPr>
-          <w:rFonts w:ascii="Consolas" w:cs="Consolas" w:eastAsia="Consolas" w:hAnsi="Consolas"/>
-          <w:sz w:val="17"/>
-          <w:szCs w:val="17"/>
-        </w:rPr>
-        <w:t xml:space="preserve">Cliente "1" -- "0..*" ListaRestricao</w:t>
-      </w:r>
-    </w:p>
-    <w:p>
-      <w:pPr>
-        <w:pBdr>
-          <w:left w:val="single" w:color="1F4E79" w:sz="18" w:space="6"/>
-        </w:pBdr>
-        <w:shd w:fill="F2F2F2" w:val="clear"/>
-        <w:spacing w:after="0" w:before="0" w:line="240"/>
-        <w:ind w:left="120" w:right="120"/>
-      </w:pPr>
-      <w:r>
-        <w:rPr>
-          <w:rFonts w:ascii="Consolas" w:cs="Consolas" w:eastAsia="Consolas" w:hAnsi="Consolas"/>
-          <w:sz w:val="17"/>
-          <w:szCs w:val="17"/>
-        </w:rPr>
-        <w:t xml:space="preserve">@enduml</w:t>
+        <w:spacing w:after="0" w:before="120"/>
+        <w:jc w:val="center"/>
+      </w:pPr>
+      <w:r>
+        <w:drawing>
+          <wp:inline distT="0" distB="0" distL="0" distR="0">
+            <wp:extent cx="4010025" cy="6858000"/>
+            <wp:effectExtent t="0" r="0" b="0" l="0"/>
+            <wp:docPr id="1" name="classes" descr="Diagrama classes" title="classes"/>
+            <wp:cNvGraphicFramePr>
+              <a:graphicFrameLocks xmlns:a="http://schemas.openxmlformats.org/drawingml/2006/main" noChangeAspect="1"/>
+            </wp:cNvGraphicFramePr>
+            <a:graphic xmlns:a="http://schemas.openxmlformats.org/drawingml/2006/main">
+              <a:graphicData uri="http://schemas.openxmlformats.org/drawingml/2006/picture">
+                <pic:pic xmlns:pic="http://schemas.openxmlformats.org/drawingml/2006/picture">
+                  <pic:nvPicPr>
+                    <pic:cNvPr id="0" name="" descr=""/>
+                    <pic:cNvPicPr>
+                      <a:picLocks noChangeAspect="1" noChangeArrowheads="1"/>
+                    </pic:cNvPicPr>
+                  </pic:nvPicPr>
+                  <pic:blipFill>
+                    <a:blip r:embed="rId17" cstate="none"/>
+                    <a:srcRect/>
+                    <a:stretch>
+                      <a:fillRect/>
+                    </a:stretch>
+                  </pic:blipFill>
+                  <pic:spPr bwMode="auto">
+                    <a:xfrm>
+                      <a:off x="0" y="0"/>
+                      <a:ext cx="4010025" cy="6858000"/>
+                    </a:xfrm>
+                    <a:prstGeom prst="rect">
+                      <a:avLst/>
+                    </a:prstGeom>
+                  </pic:spPr>
+                </pic:pic>
+              </a:graphicData>
+            </a:graphic>
+          </wp:inline>
+        </w:drawing>
       </w:r>
     </w:p>
     <w:p>
@@ -8436,398 +4422,48 @@
     </w:p>
     <w:p>
       <w:pPr>
-        <w:pBdr>
-          <w:left w:val="single" w:color="1F4E79" w:sz="18" w:space="6"/>
-        </w:pBdr>
-        <w:shd w:fill="F2F2F2" w:val="clear"/>
-        <w:spacing w:after="0" w:before="0" w:line="240"/>
-        <w:ind w:left="120" w:right="120"/>
-      </w:pPr>
-      <w:r>
-        <w:rPr>
-          <w:rFonts w:ascii="Consolas" w:cs="Consolas" w:eastAsia="Consolas" w:hAnsi="Consolas"/>
-          <w:sz w:val="17"/>
-          <w:szCs w:val="17"/>
-        </w:rPr>
-        <w:t xml:space="preserve">@startuml Seq-UC01</w:t>
-      </w:r>
-    </w:p>
-    <w:p>
-      <w:pPr>
-        <w:pBdr>
-          <w:left w:val="single" w:color="1F4E79" w:sz="18" w:space="6"/>
-        </w:pBdr>
-        <w:shd w:fill="F2F2F2" w:val="clear"/>
-        <w:spacing w:after="0" w:before="0" w:line="240"/>
-        <w:ind w:left="120" w:right="120"/>
-      </w:pPr>
-      <w:r>
-        <w:rPr>
-          <w:rFonts w:ascii="Consolas" w:cs="Consolas" w:eastAsia="Consolas" w:hAnsi="Consolas"/>
-          <w:sz w:val="17"/>
-          <w:szCs w:val="17"/>
-        </w:rPr>
-        <w:t xml:space="preserve">participant ":APIRisco" as api</w:t>
-      </w:r>
-    </w:p>
-    <w:p>
-      <w:pPr>
-        <w:pBdr>
-          <w:left w:val="single" w:color="1F4E79" w:sz="18" w:space="6"/>
-        </w:pBdr>
-        <w:shd w:fill="F2F2F2" w:val="clear"/>
-        <w:spacing w:after="0" w:before="0" w:line="240"/>
-        <w:ind w:left="120" w:right="120"/>
-      </w:pPr>
-      <w:r>
-        <w:rPr>
-          <w:rFonts w:ascii="Consolas" w:cs="Consolas" w:eastAsia="Consolas" w:hAnsi="Consolas"/>
-          <w:sz w:val="17"/>
-          <w:szCs w:val="17"/>
-        </w:rPr>
-        <w:t xml:space="preserve">participant ":Orquestrador" as orq</w:t>
-      </w:r>
-    </w:p>
-    <w:p>
-      <w:pPr>
-        <w:pBdr>
-          <w:left w:val="single" w:color="1F4E79" w:sz="18" w:space="6"/>
-        </w:pBdr>
-        <w:shd w:fill="F2F2F2" w:val="clear"/>
-        <w:spacing w:after="0" w:before="0" w:line="240"/>
-        <w:ind w:left="120" w:right="120"/>
-      </w:pPr>
-      <w:r>
-        <w:rPr>
-          <w:rFonts w:ascii="Consolas" w:cs="Consolas" w:eastAsia="Consolas" w:hAnsi="Consolas"/>
-          <w:sz w:val="17"/>
-          <w:szCs w:val="17"/>
-        </w:rPr>
-        <w:t xml:space="preserve">participant ":MotorRegras" as mr</w:t>
-      </w:r>
-    </w:p>
-    <w:p>
-      <w:pPr>
-        <w:pBdr>
-          <w:left w:val="single" w:color="1F4E79" w:sz="18" w:space="6"/>
-        </w:pBdr>
-        <w:shd w:fill="F2F2F2" w:val="clear"/>
-        <w:spacing w:after="0" w:before="0" w:line="240"/>
-        <w:ind w:left="120" w:right="120"/>
-      </w:pPr>
-      <w:r>
-        <w:rPr>
-          <w:rFonts w:ascii="Consolas" w:cs="Consolas" w:eastAsia="Consolas" w:hAnsi="Consolas"/>
-          <w:sz w:val="17"/>
-          <w:szCs w:val="17"/>
-        </w:rPr>
-        <w:t xml:space="preserve">participant ":AdaptadorScoring" as as</w:t>
-      </w:r>
-    </w:p>
-    <w:p>
-      <w:pPr>
-        <w:pBdr>
-          <w:left w:val="single" w:color="1F4E79" w:sz="18" w:space="6"/>
-        </w:pBdr>
-        <w:shd w:fill="F2F2F2" w:val="clear"/>
-        <w:spacing w:after="0" w:before="0" w:line="240"/>
-        <w:ind w:left="120" w:right="120"/>
-      </w:pPr>
-      <w:r>
-        <w:rPr>
-          <w:rFonts w:ascii="Consolas" w:cs="Consolas" w:eastAsia="Consolas" w:hAnsi="Consolas"/>
-          <w:sz w:val="17"/>
-          <w:szCs w:val="17"/>
-        </w:rPr>
-        <w:t xml:space="preserve">participant ":RepoAvaliacoes" as repo</w:t>
-      </w:r>
-    </w:p>
-    <w:p>
-      <w:pPr>
-        <w:pBdr>
-          <w:left w:val="single" w:color="1F4E79" w:sz="18" w:space="6"/>
-        </w:pBdr>
-        <w:shd w:fill="F2F2F2" w:val="clear"/>
-        <w:spacing w:after="0" w:before="0" w:line="240"/>
-        <w:ind w:left="120" w:right="120"/>
-      </w:pPr>
-      <w:r>
-        <w:rPr>
-          <w:rFonts w:ascii="Consolas" w:cs="Consolas" w:eastAsia="Consolas" w:hAnsi="Consolas"/>
-          <w:sz w:val="17"/>
-          <w:szCs w:val="17"/>
-        </w:rPr>
-        <w:t xml:space="preserve"> </w:t>
-      </w:r>
-    </w:p>
-    <w:p>
-      <w:pPr>
-        <w:pBdr>
-          <w:left w:val="single" w:color="1F4E79" w:sz="18" w:space="6"/>
-        </w:pBdr>
-        <w:shd w:fill="F2F2F2" w:val="clear"/>
-        <w:spacing w:after="0" w:before="0" w:line="240"/>
-        <w:ind w:left="120" w:right="120"/>
-      </w:pPr>
-      <w:r>
-        <w:rPr>
-          <w:rFonts w:ascii="Consolas" w:cs="Consolas" w:eastAsia="Consolas" w:hAnsi="Consolas"/>
-          <w:sz w:val="17"/>
-          <w:szCs w:val="17"/>
-        </w:rPr>
-        <w:t xml:space="preserve">api -&gt; orq : avaliarRisco(transacao)</w:t>
-      </w:r>
-    </w:p>
-    <w:p>
-      <w:pPr>
-        <w:pBdr>
-          <w:left w:val="single" w:color="1F4E79" w:sz="18" w:space="6"/>
-        </w:pBdr>
-        <w:shd w:fill="F2F2F2" w:val="clear"/>
-        <w:spacing w:after="0" w:before="0" w:line="240"/>
-        <w:ind w:left="120" w:right="120"/>
-      </w:pPr>
-      <w:r>
-        <w:rPr>
-          <w:rFonts w:ascii="Consolas" w:cs="Consolas" w:eastAsia="Consolas" w:hAnsi="Consolas"/>
-          <w:sz w:val="17"/>
-          <w:szCs w:val="17"/>
-        </w:rPr>
-        <w:t xml:space="preserve">activate orq</w:t>
-      </w:r>
-    </w:p>
-    <w:p>
-      <w:pPr>
-        <w:pBdr>
-          <w:left w:val="single" w:color="1F4E79" w:sz="18" w:space="6"/>
-        </w:pBdr>
-        <w:shd w:fill="F2F2F2" w:val="clear"/>
-        <w:spacing w:after="0" w:before="0" w:line="240"/>
-        <w:ind w:left="120" w:right="120"/>
-      </w:pPr>
-      <w:r>
-        <w:rPr>
-          <w:rFonts w:ascii="Consolas" w:cs="Consolas" w:eastAsia="Consolas" w:hAnsi="Consolas"/>
-          <w:sz w:val="17"/>
-          <w:szCs w:val="17"/>
-        </w:rPr>
-        <w:t xml:space="preserve">orq -&gt; mr : aplicarRegras(transacao)</w:t>
-      </w:r>
-    </w:p>
-    <w:p>
-      <w:pPr>
-        <w:pBdr>
-          <w:left w:val="single" w:color="1F4E79" w:sz="18" w:space="6"/>
-        </w:pBdr>
-        <w:shd w:fill="F2F2F2" w:val="clear"/>
-        <w:spacing w:after="0" w:before="0" w:line="240"/>
-        <w:ind w:left="120" w:right="120"/>
-      </w:pPr>
-      <w:r>
-        <w:rPr>
-          <w:rFonts w:ascii="Consolas" w:cs="Consolas" w:eastAsia="Consolas" w:hAnsi="Consolas"/>
-          <w:sz w:val="17"/>
-          <w:szCs w:val="17"/>
-        </w:rPr>
-        <w:t xml:space="preserve">activate mr</w:t>
-      </w:r>
-    </w:p>
-    <w:p>
-      <w:pPr>
-        <w:pBdr>
-          <w:left w:val="single" w:color="1F4E79" w:sz="18" w:space="6"/>
-        </w:pBdr>
-        <w:shd w:fill="F2F2F2" w:val="clear"/>
-        <w:spacing w:after="0" w:before="0" w:line="240"/>
-        <w:ind w:left="120" w:right="120"/>
-      </w:pPr>
-      <w:r>
-        <w:rPr>
-          <w:rFonts w:ascii="Consolas" w:cs="Consolas" w:eastAsia="Consolas" w:hAnsi="Consolas"/>
-          <w:sz w:val="17"/>
-          <w:szCs w:val="17"/>
-        </w:rPr>
-        <w:t xml:space="preserve">mr --&gt; orq : List&lt;RegraDisparada&gt;</w:t>
-      </w:r>
-    </w:p>
-    <w:p>
-      <w:pPr>
-        <w:pBdr>
-          <w:left w:val="single" w:color="1F4E79" w:sz="18" w:space="6"/>
-        </w:pBdr>
-        <w:shd w:fill="F2F2F2" w:val="clear"/>
-        <w:spacing w:after="0" w:before="0" w:line="240"/>
-        <w:ind w:left="120" w:right="120"/>
-      </w:pPr>
-      <w:r>
-        <w:rPr>
-          <w:rFonts w:ascii="Consolas" w:cs="Consolas" w:eastAsia="Consolas" w:hAnsi="Consolas"/>
-          <w:sz w:val="17"/>
-          <w:szCs w:val="17"/>
-        </w:rPr>
-        <w:t xml:space="preserve">deactivate mr</w:t>
-      </w:r>
-    </w:p>
-    <w:p>
-      <w:pPr>
-        <w:pBdr>
-          <w:left w:val="single" w:color="1F4E79" w:sz="18" w:space="6"/>
-        </w:pBdr>
-        <w:shd w:fill="F2F2F2" w:val="clear"/>
-        <w:spacing w:after="0" w:before="0" w:line="240"/>
-        <w:ind w:left="120" w:right="120"/>
-      </w:pPr>
-      <w:r>
-        <w:rPr>
-          <w:rFonts w:ascii="Consolas" w:cs="Consolas" w:eastAsia="Consolas" w:hAnsi="Consolas"/>
-          <w:sz w:val="17"/>
-          <w:szCs w:val="17"/>
-        </w:rPr>
-        <w:t xml:space="preserve">orq -&gt; as : calcularScore(features)</w:t>
-      </w:r>
-    </w:p>
-    <w:p>
-      <w:pPr>
-        <w:pBdr>
-          <w:left w:val="single" w:color="1F4E79" w:sz="18" w:space="6"/>
-        </w:pBdr>
-        <w:shd w:fill="F2F2F2" w:val="clear"/>
-        <w:spacing w:after="0" w:before="0" w:line="240"/>
-        <w:ind w:left="120" w:right="120"/>
-      </w:pPr>
-      <w:r>
-        <w:rPr>
-          <w:rFonts w:ascii="Consolas" w:cs="Consolas" w:eastAsia="Consolas" w:hAnsi="Consolas"/>
-          <w:sz w:val="17"/>
-          <w:szCs w:val="17"/>
-        </w:rPr>
-        <w:t xml:space="preserve">activate as</w:t>
-      </w:r>
-    </w:p>
-    <w:p>
-      <w:pPr>
-        <w:pBdr>
-          <w:left w:val="single" w:color="1F4E79" w:sz="18" w:space="6"/>
-        </w:pBdr>
-        <w:shd w:fill="F2F2F2" w:val="clear"/>
-        <w:spacing w:after="0" w:before="0" w:line="240"/>
-        <w:ind w:left="120" w:right="120"/>
-      </w:pPr>
-      <w:r>
-        <w:rPr>
-          <w:rFonts w:ascii="Consolas" w:cs="Consolas" w:eastAsia="Consolas" w:hAnsi="Consolas"/>
-          <w:sz w:val="17"/>
-          <w:szCs w:val="17"/>
-        </w:rPr>
-        <w:t xml:space="preserve">as --&gt; orq : ScoreRisco</w:t>
-      </w:r>
-    </w:p>
-    <w:p>
-      <w:pPr>
-        <w:pBdr>
-          <w:left w:val="single" w:color="1F4E79" w:sz="18" w:space="6"/>
-        </w:pBdr>
-        <w:shd w:fill="F2F2F2" w:val="clear"/>
-        <w:spacing w:after="0" w:before="0" w:line="240"/>
-        <w:ind w:left="120" w:right="120"/>
-      </w:pPr>
-      <w:r>
-        <w:rPr>
-          <w:rFonts w:ascii="Consolas" w:cs="Consolas" w:eastAsia="Consolas" w:hAnsi="Consolas"/>
-          <w:sz w:val="17"/>
-          <w:szCs w:val="17"/>
-        </w:rPr>
-        <w:t xml:space="preserve">deactivate as</w:t>
-      </w:r>
-    </w:p>
-    <w:p>
-      <w:pPr>
-        <w:pBdr>
-          <w:left w:val="single" w:color="1F4E79" w:sz="18" w:space="6"/>
-        </w:pBdr>
-        <w:shd w:fill="F2F2F2" w:val="clear"/>
-        <w:spacing w:after="0" w:before="0" w:line="240"/>
-        <w:ind w:left="120" w:right="120"/>
-      </w:pPr>
-      <w:r>
-        <w:rPr>
-          <w:rFonts w:ascii="Consolas" w:cs="Consolas" w:eastAsia="Consolas" w:hAnsi="Consolas"/>
-          <w:sz w:val="17"/>
-          <w:szCs w:val="17"/>
-        </w:rPr>
-        <w:t xml:space="preserve">orq -&gt; orq : combinar(score, regras)</w:t>
-      </w:r>
-    </w:p>
-    <w:p>
-      <w:pPr>
-        <w:pBdr>
-          <w:left w:val="single" w:color="1F4E79" w:sz="18" w:space="6"/>
-        </w:pBdr>
-        <w:shd w:fill="F2F2F2" w:val="clear"/>
-        <w:spacing w:after="0" w:before="0" w:line="240"/>
-        <w:ind w:left="120" w:right="120"/>
-      </w:pPr>
-      <w:r>
-        <w:rPr>
-          <w:rFonts w:ascii="Consolas" w:cs="Consolas" w:eastAsia="Consolas" w:hAnsi="Consolas"/>
-          <w:sz w:val="17"/>
-          <w:szCs w:val="17"/>
-        </w:rPr>
-        <w:t xml:space="preserve">orq -&gt; repo : salvar(avaliacao)</w:t>
-      </w:r>
-    </w:p>
-    <w:p>
-      <w:pPr>
-        <w:pBdr>
-          <w:left w:val="single" w:color="1F4E79" w:sz="18" w:space="6"/>
-        </w:pBdr>
-        <w:shd w:fill="F2F2F2" w:val="clear"/>
-        <w:spacing w:after="0" w:before="0" w:line="240"/>
-        <w:ind w:left="120" w:right="120"/>
-      </w:pPr>
-      <w:r>
-        <w:rPr>
-          <w:rFonts w:ascii="Consolas" w:cs="Consolas" w:eastAsia="Consolas" w:hAnsi="Consolas"/>
-          <w:sz w:val="17"/>
-          <w:szCs w:val="17"/>
-        </w:rPr>
-        <w:t xml:space="preserve">orq --&gt; api : Decisao</w:t>
-      </w:r>
-    </w:p>
-    <w:p>
-      <w:pPr>
-        <w:pBdr>
-          <w:left w:val="single" w:color="1F4E79" w:sz="18" w:space="6"/>
-        </w:pBdr>
-        <w:shd w:fill="F2F2F2" w:val="clear"/>
-        <w:spacing w:after="0" w:before="0" w:line="240"/>
-        <w:ind w:left="120" w:right="120"/>
-      </w:pPr>
-      <w:r>
-        <w:rPr>
-          <w:rFonts w:ascii="Consolas" w:cs="Consolas" w:eastAsia="Consolas" w:hAnsi="Consolas"/>
-          <w:sz w:val="17"/>
-          <w:szCs w:val="17"/>
-        </w:rPr>
-        <w:t xml:space="preserve">deactivate orq</w:t>
-      </w:r>
-    </w:p>
-    <w:p>
-      <w:pPr>
-        <w:pBdr>
-          <w:left w:val="single" w:color="1F4E79" w:sz="18" w:space="6"/>
-        </w:pBdr>
-        <w:shd w:fill="F2F2F2" w:val="clear"/>
-        <w:spacing w:after="0" w:before="0" w:line="240"/>
-        <w:ind w:left="120" w:right="120"/>
-      </w:pPr>
-      <w:r>
-        <w:rPr>
-          <w:rFonts w:ascii="Consolas" w:cs="Consolas" w:eastAsia="Consolas" w:hAnsi="Consolas"/>
-          <w:sz w:val="17"/>
-          <w:szCs w:val="17"/>
-        </w:rPr>
-        <w:t xml:space="preserve">@enduml</w:t>
+        <w:spacing w:after="0" w:before="120"/>
+        <w:jc w:val="center"/>
+      </w:pPr>
+      <w:r>
+        <w:drawing>
+          <wp:inline distT="0" distB="0" distL="0" distR="0">
+            <wp:extent cx="5715000" cy="2543175"/>
+            <wp:effectExtent t="0" r="0" b="0" l="0"/>
+            <wp:docPr id="1" name="seq_uc01" descr="Diagrama seq_uc01" title="seq_uc01"/>
+            <wp:cNvGraphicFramePr>
+              <a:graphicFrameLocks xmlns:a="http://schemas.openxmlformats.org/drawingml/2006/main" noChangeAspect="1"/>
+            </wp:cNvGraphicFramePr>
+            <a:graphic xmlns:a="http://schemas.openxmlformats.org/drawingml/2006/main">
+              <a:graphicData uri="http://schemas.openxmlformats.org/drawingml/2006/picture">
+                <pic:pic xmlns:pic="http://schemas.openxmlformats.org/drawingml/2006/picture">
+                  <pic:nvPicPr>
+                    <pic:cNvPr id="0" name="" descr=""/>
+                    <pic:cNvPicPr>
+                      <a:picLocks noChangeAspect="1" noChangeArrowheads="1"/>
+                    </pic:cNvPicPr>
+                  </pic:nvPicPr>
+                  <pic:blipFill>
+                    <a:blip r:embed="rId18" cstate="none"/>
+                    <a:srcRect/>
+                    <a:stretch>
+                      <a:fillRect/>
+                    </a:stretch>
+                  </pic:blipFill>
+                  <pic:spPr bwMode="auto">
+                    <a:xfrm>
+                      <a:off x="0" y="0"/>
+                      <a:ext cx="5715000" cy="2543175"/>
+                    </a:xfrm>
+                    <a:prstGeom prst="rect">
+                      <a:avLst/>
+                    </a:prstGeom>
+                  </pic:spPr>
+                </pic:pic>
+              </a:graphicData>
+            </a:graphic>
+          </wp:inline>
+        </w:drawing>
       </w:r>
     </w:p>
     <w:p>
@@ -8865,236 +4501,48 @@
     </w:p>
     <w:p>
       <w:pPr>
-        <w:pBdr>
-          <w:left w:val="single" w:color="1F4E79" w:sz="18" w:space="6"/>
-        </w:pBdr>
-        <w:shd w:fill="F2F2F2" w:val="clear"/>
-        <w:spacing w:after="0" w:before="0" w:line="240"/>
-        <w:ind w:left="120" w:right="120"/>
-      </w:pPr>
-      <w:r>
-        <w:rPr>
-          <w:rFonts w:ascii="Consolas" w:cs="Consolas" w:eastAsia="Consolas" w:hAnsi="Consolas"/>
-          <w:sz w:val="17"/>
-          <w:szCs w:val="17"/>
-        </w:rPr>
-        <w:t xml:space="preserve">@startuml Com-UC01</w:t>
-      </w:r>
-    </w:p>
-    <w:p>
-      <w:pPr>
-        <w:pBdr>
-          <w:left w:val="single" w:color="1F4E79" w:sz="18" w:space="6"/>
-        </w:pBdr>
-        <w:shd w:fill="F2F2F2" w:val="clear"/>
-        <w:spacing w:after="0" w:before="0" w:line="240"/>
-        <w:ind w:left="120" w:right="120"/>
-      </w:pPr>
-      <w:r>
-        <w:rPr>
-          <w:rFonts w:ascii="Consolas" w:cs="Consolas" w:eastAsia="Consolas" w:hAnsi="Consolas"/>
-          <w:sz w:val="17"/>
-          <w:szCs w:val="17"/>
-        </w:rPr>
-        <w:t xml:space="preserve">object ":APIRisco" as api</w:t>
-      </w:r>
-    </w:p>
-    <w:p>
-      <w:pPr>
-        <w:pBdr>
-          <w:left w:val="single" w:color="1F4E79" w:sz="18" w:space="6"/>
-        </w:pBdr>
-        <w:shd w:fill="F2F2F2" w:val="clear"/>
-        <w:spacing w:after="0" w:before="0" w:line="240"/>
-        <w:ind w:left="120" w:right="120"/>
-      </w:pPr>
-      <w:r>
-        <w:rPr>
-          <w:rFonts w:ascii="Consolas" w:cs="Consolas" w:eastAsia="Consolas" w:hAnsi="Consolas"/>
-          <w:sz w:val="17"/>
-          <w:szCs w:val="17"/>
-        </w:rPr>
-        <w:t xml:space="preserve">object ":Orquestrador" as orq</w:t>
-      </w:r>
-    </w:p>
-    <w:p>
-      <w:pPr>
-        <w:pBdr>
-          <w:left w:val="single" w:color="1F4E79" w:sz="18" w:space="6"/>
-        </w:pBdr>
-        <w:shd w:fill="F2F2F2" w:val="clear"/>
-        <w:spacing w:after="0" w:before="0" w:line="240"/>
-        <w:ind w:left="120" w:right="120"/>
-      </w:pPr>
-      <w:r>
-        <w:rPr>
-          <w:rFonts w:ascii="Consolas" w:cs="Consolas" w:eastAsia="Consolas" w:hAnsi="Consolas"/>
-          <w:sz w:val="17"/>
-          <w:szCs w:val="17"/>
-        </w:rPr>
-        <w:t xml:space="preserve">object ":MotorRegras" as mr</w:t>
-      </w:r>
-    </w:p>
-    <w:p>
-      <w:pPr>
-        <w:pBdr>
-          <w:left w:val="single" w:color="1F4E79" w:sz="18" w:space="6"/>
-        </w:pBdr>
-        <w:shd w:fill="F2F2F2" w:val="clear"/>
-        <w:spacing w:after="0" w:before="0" w:line="240"/>
-        <w:ind w:left="120" w:right="120"/>
-      </w:pPr>
-      <w:r>
-        <w:rPr>
-          <w:rFonts w:ascii="Consolas" w:cs="Consolas" w:eastAsia="Consolas" w:hAnsi="Consolas"/>
-          <w:sz w:val="17"/>
-          <w:szCs w:val="17"/>
-        </w:rPr>
-        <w:t xml:space="preserve">object ":AdaptadorScoring" as as</w:t>
-      </w:r>
-    </w:p>
-    <w:p>
-      <w:pPr>
-        <w:pBdr>
-          <w:left w:val="single" w:color="1F4E79" w:sz="18" w:space="6"/>
-        </w:pBdr>
-        <w:shd w:fill="F2F2F2" w:val="clear"/>
-        <w:spacing w:after="0" w:before="0" w:line="240"/>
-        <w:ind w:left="120" w:right="120"/>
-      </w:pPr>
-      <w:r>
-        <w:rPr>
-          <w:rFonts w:ascii="Consolas" w:cs="Consolas" w:eastAsia="Consolas" w:hAnsi="Consolas"/>
-          <w:sz w:val="17"/>
-          <w:szCs w:val="17"/>
-        </w:rPr>
-        <w:t xml:space="preserve">object ":RepoAvaliacoes" as repo</w:t>
-      </w:r>
-    </w:p>
-    <w:p>
-      <w:pPr>
-        <w:pBdr>
-          <w:left w:val="single" w:color="1F4E79" w:sz="18" w:space="6"/>
-        </w:pBdr>
-        <w:shd w:fill="F2F2F2" w:val="clear"/>
-        <w:spacing w:after="0" w:before="0" w:line="240"/>
-        <w:ind w:left="120" w:right="120"/>
-      </w:pPr>
-      <w:r>
-        <w:rPr>
-          <w:rFonts w:ascii="Consolas" w:cs="Consolas" w:eastAsia="Consolas" w:hAnsi="Consolas"/>
-          <w:sz w:val="17"/>
-          <w:szCs w:val="17"/>
-        </w:rPr>
-        <w:t xml:space="preserve"> </w:t>
-      </w:r>
-    </w:p>
-    <w:p>
-      <w:pPr>
-        <w:pBdr>
-          <w:left w:val="single" w:color="1F4E79" w:sz="18" w:space="6"/>
-        </w:pBdr>
-        <w:shd w:fill="F2F2F2" w:val="clear"/>
-        <w:spacing w:after="0" w:before="0" w:line="240"/>
-        <w:ind w:left="120" w:right="120"/>
-      </w:pPr>
-      <w:r>
-        <w:rPr>
-          <w:rFonts w:ascii="Consolas" w:cs="Consolas" w:eastAsia="Consolas" w:hAnsi="Consolas"/>
-          <w:sz w:val="17"/>
-          <w:szCs w:val="17"/>
-        </w:rPr>
-        <w:t xml:space="preserve">api --&gt; orq : 1: avaliarRisco(transacao)</w:t>
-      </w:r>
-    </w:p>
-    <w:p>
-      <w:pPr>
-        <w:pBdr>
-          <w:left w:val="single" w:color="1F4E79" w:sz="18" w:space="6"/>
-        </w:pBdr>
-        <w:shd w:fill="F2F2F2" w:val="clear"/>
-        <w:spacing w:after="0" w:before="0" w:line="240"/>
-        <w:ind w:left="120" w:right="120"/>
-      </w:pPr>
-      <w:r>
-        <w:rPr>
-          <w:rFonts w:ascii="Consolas" w:cs="Consolas" w:eastAsia="Consolas" w:hAnsi="Consolas"/>
-          <w:sz w:val="17"/>
-          <w:szCs w:val="17"/>
-        </w:rPr>
-        <w:t xml:space="preserve">orq --&gt; mr : 2: aplicarRegras(transacao)</w:t>
-      </w:r>
-    </w:p>
-    <w:p>
-      <w:pPr>
-        <w:pBdr>
-          <w:left w:val="single" w:color="1F4E79" w:sz="18" w:space="6"/>
-        </w:pBdr>
-        <w:shd w:fill="F2F2F2" w:val="clear"/>
-        <w:spacing w:after="0" w:before="0" w:line="240"/>
-        <w:ind w:left="120" w:right="120"/>
-      </w:pPr>
-      <w:r>
-        <w:rPr>
-          <w:rFonts w:ascii="Consolas" w:cs="Consolas" w:eastAsia="Consolas" w:hAnsi="Consolas"/>
-          <w:sz w:val="17"/>
-          <w:szCs w:val="17"/>
-        </w:rPr>
-        <w:t xml:space="preserve">orq --&gt; as : 3: calcularScore(features)</w:t>
-      </w:r>
-    </w:p>
-    <w:p>
-      <w:pPr>
-        <w:pBdr>
-          <w:left w:val="single" w:color="1F4E79" w:sz="18" w:space="6"/>
-        </w:pBdr>
-        <w:shd w:fill="F2F2F2" w:val="clear"/>
-        <w:spacing w:after="0" w:before="0" w:line="240"/>
-        <w:ind w:left="120" w:right="120"/>
-      </w:pPr>
-      <w:r>
-        <w:rPr>
-          <w:rFonts w:ascii="Consolas" w:cs="Consolas" w:eastAsia="Consolas" w:hAnsi="Consolas"/>
-          <w:sz w:val="17"/>
-          <w:szCs w:val="17"/>
-        </w:rPr>
-        <w:t xml:space="preserve">orq --&gt; orq : 4: combinar(score, regras)</w:t>
-      </w:r>
-    </w:p>
-    <w:p>
-      <w:pPr>
-        <w:pBdr>
-          <w:left w:val="single" w:color="1F4E79" w:sz="18" w:space="6"/>
-        </w:pBdr>
-        <w:shd w:fill="F2F2F2" w:val="clear"/>
-        <w:spacing w:after="0" w:before="0" w:line="240"/>
-        <w:ind w:left="120" w:right="120"/>
-      </w:pPr>
-      <w:r>
-        <w:rPr>
-          <w:rFonts w:ascii="Consolas" w:cs="Consolas" w:eastAsia="Consolas" w:hAnsi="Consolas"/>
-          <w:sz w:val="17"/>
-          <w:szCs w:val="17"/>
-        </w:rPr>
-        <w:t xml:space="preserve">orq --&gt; repo : 5: salvar(avaliacao)</w:t>
-      </w:r>
-    </w:p>
-    <w:p>
-      <w:pPr>
-        <w:pBdr>
-          <w:left w:val="single" w:color="1F4E79" w:sz="18" w:space="6"/>
-        </w:pBdr>
-        <w:shd w:fill="F2F2F2" w:val="clear"/>
-        <w:spacing w:after="0" w:before="0" w:line="240"/>
-        <w:ind w:left="120" w:right="120"/>
-      </w:pPr>
-      <w:r>
-        <w:rPr>
-          <w:rFonts w:ascii="Consolas" w:cs="Consolas" w:eastAsia="Consolas" w:hAnsi="Consolas"/>
-          <w:sz w:val="17"/>
-          <w:szCs w:val="17"/>
-        </w:rPr>
-        <w:t xml:space="preserve">@enduml</w:t>
+        <w:spacing w:after="0" w:before="120"/>
+        <w:jc w:val="center"/>
+      </w:pPr>
+      <w:r>
+        <w:drawing>
+          <wp:inline distT="0" distB="0" distL="0" distR="0">
+            <wp:extent cx="5715000" cy="2638425"/>
+            <wp:effectExtent t="0" r="0" b="0" l="0"/>
+            <wp:docPr id="1" name="com_uc01" descr="Diagrama com_uc01" title="com_uc01"/>
+            <wp:cNvGraphicFramePr>
+              <a:graphicFrameLocks xmlns:a="http://schemas.openxmlformats.org/drawingml/2006/main" noChangeAspect="1"/>
+            </wp:cNvGraphicFramePr>
+            <a:graphic xmlns:a="http://schemas.openxmlformats.org/drawingml/2006/main">
+              <a:graphicData uri="http://schemas.openxmlformats.org/drawingml/2006/picture">
+                <pic:pic xmlns:pic="http://schemas.openxmlformats.org/drawingml/2006/picture">
+                  <pic:nvPicPr>
+                    <pic:cNvPr id="0" name="" descr=""/>
+                    <pic:cNvPicPr>
+                      <a:picLocks noChangeAspect="1" noChangeArrowheads="1"/>
+                    </pic:cNvPicPr>
+                  </pic:nvPicPr>
+                  <pic:blipFill>
+                    <a:blip r:embed="rId19" cstate="none"/>
+                    <a:srcRect/>
+                    <a:stretch>
+                      <a:fillRect/>
+                    </a:stretch>
+                  </pic:blipFill>
+                  <pic:spPr bwMode="auto">
+                    <a:xfrm>
+                      <a:off x="0" y="0"/>
+                      <a:ext cx="5715000" cy="2638425"/>
+                    </a:xfrm>
+                    <a:prstGeom prst="rect">
+                      <a:avLst/>
+                    </a:prstGeom>
+                  </pic:spPr>
+                </pic:pic>
+              </a:graphicData>
+            </a:graphic>
+          </wp:inline>
+        </w:drawing>
       </w:r>
     </w:p>
     <w:p>
@@ -9152,218 +4600,48 @@
     </w:p>
     <w:p>
       <w:pPr>
-        <w:pBdr>
-          <w:left w:val="single" w:color="1F4E79" w:sz="18" w:space="6"/>
-        </w:pBdr>
-        <w:shd w:fill="F2F2F2" w:val="clear"/>
-        <w:spacing w:after="0" w:before="0" w:line="240"/>
-        <w:ind w:left="120" w:right="120"/>
-      </w:pPr>
-      <w:r>
-        <w:rPr>
-          <w:rFonts w:ascii="Consolas" w:cs="Consolas" w:eastAsia="Consolas" w:hAnsi="Consolas"/>
-          <w:sz w:val="17"/>
-          <w:szCs w:val="17"/>
-        </w:rPr>
-        <w:t xml:space="preserve">@startuml Estados-Transacao</w:t>
-      </w:r>
-    </w:p>
-    <w:p>
-      <w:pPr>
-        <w:pBdr>
-          <w:left w:val="single" w:color="1F4E79" w:sz="18" w:space="6"/>
-        </w:pBdr>
-        <w:shd w:fill="F2F2F2" w:val="clear"/>
-        <w:spacing w:after="0" w:before="0" w:line="240"/>
-        <w:ind w:left="120" w:right="120"/>
-      </w:pPr>
-      <w:r>
-        <w:rPr>
-          <w:rFonts w:ascii="Consolas" w:cs="Consolas" w:eastAsia="Consolas" w:hAnsi="Consolas"/>
-          <w:sz w:val="17"/>
-          <w:szCs w:val="17"/>
-        </w:rPr>
-        <w:t xml:space="preserve">[*] --&gt; Recebida</w:t>
-      </w:r>
-    </w:p>
-    <w:p>
-      <w:pPr>
-        <w:pBdr>
-          <w:left w:val="single" w:color="1F4E79" w:sz="18" w:space="6"/>
-        </w:pBdr>
-        <w:shd w:fill="F2F2F2" w:val="clear"/>
-        <w:spacing w:after="0" w:before="0" w:line="240"/>
-        <w:ind w:left="120" w:right="120"/>
-      </w:pPr>
-      <w:r>
-        <w:rPr>
-          <w:rFonts w:ascii="Consolas" w:cs="Consolas" w:eastAsia="Consolas" w:hAnsi="Consolas"/>
-          <w:sz w:val="17"/>
-          <w:szCs w:val="17"/>
-        </w:rPr>
-        <w:t xml:space="preserve">Recebida --&gt; EmAvaliacao : avaliarRisco()</w:t>
-      </w:r>
-    </w:p>
-    <w:p>
-      <w:pPr>
-        <w:pBdr>
-          <w:left w:val="single" w:color="1F4E79" w:sz="18" w:space="6"/>
-        </w:pBdr>
-        <w:shd w:fill="F2F2F2" w:val="clear"/>
-        <w:spacing w:after="0" w:before="0" w:line="240"/>
-        <w:ind w:left="120" w:right="120"/>
-      </w:pPr>
-      <w:r>
-        <w:rPr>
-          <w:rFonts w:ascii="Consolas" w:cs="Consolas" w:eastAsia="Consolas" w:hAnsi="Consolas"/>
-          <w:sz w:val="17"/>
-          <w:szCs w:val="17"/>
-        </w:rPr>
-        <w:t xml:space="preserve">EmAvaliacao --&gt; Aprovada : decisao = APROVAR</w:t>
-      </w:r>
-    </w:p>
-    <w:p>
-      <w:pPr>
-        <w:pBdr>
-          <w:left w:val="single" w:color="1F4E79" w:sz="18" w:space="6"/>
-        </w:pBdr>
-        <w:shd w:fill="F2F2F2" w:val="clear"/>
-        <w:spacing w:after="0" w:before="0" w:line="240"/>
-        <w:ind w:left="120" w:right="120"/>
-      </w:pPr>
-      <w:r>
-        <w:rPr>
-          <w:rFonts w:ascii="Consolas" w:cs="Consolas" w:eastAsia="Consolas" w:hAnsi="Consolas"/>
-          <w:sz w:val="17"/>
-          <w:szCs w:val="17"/>
-        </w:rPr>
-        <w:t xml:space="preserve">EmAvaliacao --&gt; Negada : decisao = NEGAR</w:t>
-      </w:r>
-    </w:p>
-    <w:p>
-      <w:pPr>
-        <w:pBdr>
-          <w:left w:val="single" w:color="1F4E79" w:sz="18" w:space="6"/>
-        </w:pBdr>
-        <w:shd w:fill="F2F2F2" w:val="clear"/>
-        <w:spacing w:after="0" w:before="0" w:line="240"/>
-        <w:ind w:left="120" w:right="120"/>
-      </w:pPr>
-      <w:r>
-        <w:rPr>
-          <w:rFonts w:ascii="Consolas" w:cs="Consolas" w:eastAsia="Consolas" w:hAnsi="Consolas"/>
-          <w:sz w:val="17"/>
-          <w:szCs w:val="17"/>
-        </w:rPr>
-        <w:t xml:space="preserve">EmAvaliacao --&gt; EmRevisao : decisao = REVISAR</w:t>
-      </w:r>
-    </w:p>
-    <w:p>
-      <w:pPr>
-        <w:pBdr>
-          <w:left w:val="single" w:color="1F4E79" w:sz="18" w:space="6"/>
-        </w:pBdr>
-        <w:shd w:fill="F2F2F2" w:val="clear"/>
-        <w:spacing w:after="0" w:before="0" w:line="240"/>
-        <w:ind w:left="120" w:right="120"/>
-      </w:pPr>
-      <w:r>
-        <w:rPr>
-          <w:rFonts w:ascii="Consolas" w:cs="Consolas" w:eastAsia="Consolas" w:hAnsi="Consolas"/>
-          <w:sz w:val="17"/>
-          <w:szCs w:val="17"/>
-        </w:rPr>
-        <w:t xml:space="preserve">EmRevisao --&gt; Aprovada : analista aprova</w:t>
-      </w:r>
-    </w:p>
-    <w:p>
-      <w:pPr>
-        <w:pBdr>
-          <w:left w:val="single" w:color="1F4E79" w:sz="18" w:space="6"/>
-        </w:pBdr>
-        <w:shd w:fill="F2F2F2" w:val="clear"/>
-        <w:spacing w:after="0" w:before="0" w:line="240"/>
-        <w:ind w:left="120" w:right="120"/>
-      </w:pPr>
-      <w:r>
-        <w:rPr>
-          <w:rFonts w:ascii="Consolas" w:cs="Consolas" w:eastAsia="Consolas" w:hAnsi="Consolas"/>
-          <w:sz w:val="17"/>
-          <w:szCs w:val="17"/>
-        </w:rPr>
-        <w:t xml:space="preserve">EmRevisao --&gt; Negada : analista nega</w:t>
-      </w:r>
-    </w:p>
-    <w:p>
-      <w:pPr>
-        <w:pBdr>
-          <w:left w:val="single" w:color="1F4E79" w:sz="18" w:space="6"/>
-        </w:pBdr>
-        <w:shd w:fill="F2F2F2" w:val="clear"/>
-        <w:spacing w:after="0" w:before="0" w:line="240"/>
-        <w:ind w:left="120" w:right="120"/>
-      </w:pPr>
-      <w:r>
-        <w:rPr>
-          <w:rFonts w:ascii="Consolas" w:cs="Consolas" w:eastAsia="Consolas" w:hAnsi="Consolas"/>
-          <w:sz w:val="17"/>
-          <w:szCs w:val="17"/>
-        </w:rPr>
-        <w:t xml:space="preserve">Aprovada --&gt; Concluida</w:t>
-      </w:r>
-    </w:p>
-    <w:p>
-      <w:pPr>
-        <w:pBdr>
-          <w:left w:val="single" w:color="1F4E79" w:sz="18" w:space="6"/>
-        </w:pBdr>
-        <w:shd w:fill="F2F2F2" w:val="clear"/>
-        <w:spacing w:after="0" w:before="0" w:line="240"/>
-        <w:ind w:left="120" w:right="120"/>
-      </w:pPr>
-      <w:r>
-        <w:rPr>
-          <w:rFonts w:ascii="Consolas" w:cs="Consolas" w:eastAsia="Consolas" w:hAnsi="Consolas"/>
-          <w:sz w:val="17"/>
-          <w:szCs w:val="17"/>
-        </w:rPr>
-        <w:t xml:space="preserve">Negada --&gt; Concluida</w:t>
-      </w:r>
-    </w:p>
-    <w:p>
-      <w:pPr>
-        <w:pBdr>
-          <w:left w:val="single" w:color="1F4E79" w:sz="18" w:space="6"/>
-        </w:pBdr>
-        <w:shd w:fill="F2F2F2" w:val="clear"/>
-        <w:spacing w:after="0" w:before="0" w:line="240"/>
-        <w:ind w:left="120" w:right="120"/>
-      </w:pPr>
-      <w:r>
-        <w:rPr>
-          <w:rFonts w:ascii="Consolas" w:cs="Consolas" w:eastAsia="Consolas" w:hAnsi="Consolas"/>
-          <w:sz w:val="17"/>
-          <w:szCs w:val="17"/>
-        </w:rPr>
-        <w:t xml:space="preserve">Concluida --&gt; [*]</w:t>
-      </w:r>
-    </w:p>
-    <w:p>
-      <w:pPr>
-        <w:pBdr>
-          <w:left w:val="single" w:color="1F4E79" w:sz="18" w:space="6"/>
-        </w:pBdr>
-        <w:shd w:fill="F2F2F2" w:val="clear"/>
-        <w:spacing w:after="0" w:before="0" w:line="240"/>
-        <w:ind w:left="120" w:right="120"/>
-      </w:pPr>
-      <w:r>
-        <w:rPr>
-          <w:rFonts w:ascii="Consolas" w:cs="Consolas" w:eastAsia="Consolas" w:hAnsi="Consolas"/>
-          <w:sz w:val="17"/>
-          <w:szCs w:val="17"/>
-        </w:rPr>
-        <w:t xml:space="preserve">@enduml</w:t>
+        <w:spacing w:after="0" w:before="120"/>
+        <w:jc w:val="center"/>
+      </w:pPr>
+      <w:r>
+        <w:drawing>
+          <wp:inline distT="0" distB="0" distL="0" distR="0">
+            <wp:extent cx="4324350" cy="6858000"/>
+            <wp:effectExtent t="0" r="0" b="0" l="0"/>
+            <wp:docPr id="1" name="estados_transacao" descr="Diagrama estados_transacao" title="estados_transacao"/>
+            <wp:cNvGraphicFramePr>
+              <a:graphicFrameLocks xmlns:a="http://schemas.openxmlformats.org/drawingml/2006/main" noChangeAspect="1"/>
+            </wp:cNvGraphicFramePr>
+            <a:graphic xmlns:a="http://schemas.openxmlformats.org/drawingml/2006/main">
+              <a:graphicData uri="http://schemas.openxmlformats.org/drawingml/2006/picture">
+                <pic:pic xmlns:pic="http://schemas.openxmlformats.org/drawingml/2006/picture">
+                  <pic:nvPicPr>
+                    <pic:cNvPr id="0" name="" descr=""/>
+                    <pic:cNvPicPr>
+                      <a:picLocks noChangeAspect="1" noChangeArrowheads="1"/>
+                    </pic:cNvPicPr>
+                  </pic:nvPicPr>
+                  <pic:blipFill>
+                    <a:blip r:embed="rId20" cstate="none"/>
+                    <a:srcRect/>
+                    <a:stretch>
+                      <a:fillRect/>
+                    </a:stretch>
+                  </pic:blipFill>
+                  <pic:spPr bwMode="auto">
+                    <a:xfrm>
+                      <a:off x="0" y="0"/>
+                      <a:ext cx="4324350" cy="6858000"/>
+                    </a:xfrm>
+                    <a:prstGeom prst="rect">
+                      <a:avLst/>
+                    </a:prstGeom>
+                  </pic:spPr>
+                </pic:pic>
+              </a:graphicData>
+            </a:graphic>
+          </wp:inline>
+        </w:drawing>
       </w:r>
     </w:p>
     <w:p>
@@ -9384,164 +4662,48 @@
     </w:p>
     <w:p>
       <w:pPr>
-        <w:pBdr>
-          <w:left w:val="single" w:color="1F4E79" w:sz="18" w:space="6"/>
-        </w:pBdr>
-        <w:shd w:fill="F2F2F2" w:val="clear"/>
-        <w:spacing w:after="0" w:before="0" w:line="240"/>
-        <w:ind w:left="120" w:right="120"/>
-      </w:pPr>
-      <w:r>
-        <w:rPr>
-          <w:rFonts w:ascii="Consolas" w:cs="Consolas" w:eastAsia="Consolas" w:hAnsi="Consolas"/>
-          <w:sz w:val="17"/>
-          <w:szCs w:val="17"/>
-        </w:rPr>
-        <w:t xml:space="preserve">@startuml Estados-Caso</w:t>
-      </w:r>
-    </w:p>
-    <w:p>
-      <w:pPr>
-        <w:pBdr>
-          <w:left w:val="single" w:color="1F4E79" w:sz="18" w:space="6"/>
-        </w:pBdr>
-        <w:shd w:fill="F2F2F2" w:val="clear"/>
-        <w:spacing w:after="0" w:before="0" w:line="240"/>
-        <w:ind w:left="120" w:right="120"/>
-      </w:pPr>
-      <w:r>
-        <w:rPr>
-          <w:rFonts w:ascii="Consolas" w:cs="Consolas" w:eastAsia="Consolas" w:hAnsi="Consolas"/>
-          <w:sz w:val="17"/>
-          <w:szCs w:val="17"/>
-        </w:rPr>
-        <w:t xml:space="preserve">[*] --&gt; Aberto</w:t>
-      </w:r>
-    </w:p>
-    <w:p>
-      <w:pPr>
-        <w:pBdr>
-          <w:left w:val="single" w:color="1F4E79" w:sz="18" w:space="6"/>
-        </w:pBdr>
-        <w:shd w:fill="F2F2F2" w:val="clear"/>
-        <w:spacing w:after="0" w:before="0" w:line="240"/>
-        <w:ind w:left="120" w:right="120"/>
-      </w:pPr>
-      <w:r>
-        <w:rPr>
-          <w:rFonts w:ascii="Consolas" w:cs="Consolas" w:eastAsia="Consolas" w:hAnsi="Consolas"/>
-          <w:sz w:val="17"/>
-          <w:szCs w:val="17"/>
-        </w:rPr>
-        <w:t xml:space="preserve">Aberto --&gt; EmAnalise : analista assume</w:t>
-      </w:r>
-    </w:p>
-    <w:p>
-      <w:pPr>
-        <w:pBdr>
-          <w:left w:val="single" w:color="1F4E79" w:sz="18" w:space="6"/>
-        </w:pBdr>
-        <w:shd w:fill="F2F2F2" w:val="clear"/>
-        <w:spacing w:after="0" w:before="0" w:line="240"/>
-        <w:ind w:left="120" w:right="120"/>
-      </w:pPr>
-      <w:r>
-        <w:rPr>
-          <w:rFonts w:ascii="Consolas" w:cs="Consolas" w:eastAsia="Consolas" w:hAnsi="Consolas"/>
-          <w:sz w:val="17"/>
-          <w:szCs w:val="17"/>
-        </w:rPr>
-        <w:t xml:space="preserve">EmAnalise --&gt; Escalado : requer aprovacao</w:t>
-      </w:r>
-    </w:p>
-    <w:p>
-      <w:pPr>
-        <w:pBdr>
-          <w:left w:val="single" w:color="1F4E79" w:sz="18" w:space="6"/>
-        </w:pBdr>
-        <w:shd w:fill="F2F2F2" w:val="clear"/>
-        <w:spacing w:after="0" w:before="0" w:line="240"/>
-        <w:ind w:left="120" w:right="120"/>
-      </w:pPr>
-      <w:r>
-        <w:rPr>
-          <w:rFonts w:ascii="Consolas" w:cs="Consolas" w:eastAsia="Consolas" w:hAnsi="Consolas"/>
-          <w:sz w:val="17"/>
-          <w:szCs w:val="17"/>
-        </w:rPr>
-        <w:t xml:space="preserve">Escalado --&gt; EmAnalise : devolvido</w:t>
-      </w:r>
-    </w:p>
-    <w:p>
-      <w:pPr>
-        <w:pBdr>
-          <w:left w:val="single" w:color="1F4E79" w:sz="18" w:space="6"/>
-        </w:pBdr>
-        <w:shd w:fill="F2F2F2" w:val="clear"/>
-        <w:spacing w:after="0" w:before="0" w:line="240"/>
-        <w:ind w:left="120" w:right="120"/>
-      </w:pPr>
-      <w:r>
-        <w:rPr>
-          <w:rFonts w:ascii="Consolas" w:cs="Consolas" w:eastAsia="Consolas" w:hAnsi="Consolas"/>
-          <w:sz w:val="17"/>
-          <w:szCs w:val="17"/>
-        </w:rPr>
-        <w:t xml:space="preserve">EmAnalise --&gt; Resolvido : registrarDecisao()</w:t>
-      </w:r>
-    </w:p>
-    <w:p>
-      <w:pPr>
-        <w:pBdr>
-          <w:left w:val="single" w:color="1F4E79" w:sz="18" w:space="6"/>
-        </w:pBdr>
-        <w:shd w:fill="F2F2F2" w:val="clear"/>
-        <w:spacing w:after="0" w:before="0" w:line="240"/>
-        <w:ind w:left="120" w:right="120"/>
-      </w:pPr>
-      <w:r>
-        <w:rPr>
-          <w:rFonts w:ascii="Consolas" w:cs="Consolas" w:eastAsia="Consolas" w:hAnsi="Consolas"/>
-          <w:sz w:val="17"/>
-          <w:szCs w:val="17"/>
-        </w:rPr>
-        <w:t xml:space="preserve">Resolvido --&gt; Fechado : auditoria concluida</w:t>
-      </w:r>
-    </w:p>
-    <w:p>
-      <w:pPr>
-        <w:pBdr>
-          <w:left w:val="single" w:color="1F4E79" w:sz="18" w:space="6"/>
-        </w:pBdr>
-        <w:shd w:fill="F2F2F2" w:val="clear"/>
-        <w:spacing w:after="0" w:before="0" w:line="240"/>
-        <w:ind w:left="120" w:right="120"/>
-      </w:pPr>
-      <w:r>
-        <w:rPr>
-          <w:rFonts w:ascii="Consolas" w:cs="Consolas" w:eastAsia="Consolas" w:hAnsi="Consolas"/>
-          <w:sz w:val="17"/>
-          <w:szCs w:val="17"/>
-        </w:rPr>
-        <w:t xml:space="preserve">Fechado --&gt; [*]</w:t>
-      </w:r>
-    </w:p>
-    <w:p>
-      <w:pPr>
-        <w:pBdr>
-          <w:left w:val="single" w:color="1F4E79" w:sz="18" w:space="6"/>
-        </w:pBdr>
-        <w:shd w:fill="F2F2F2" w:val="clear"/>
-        <w:spacing w:after="0" w:before="0" w:line="240"/>
-        <w:ind w:left="120" w:right="120"/>
-      </w:pPr>
-      <w:r>
-        <w:rPr>
-          <w:rFonts w:ascii="Consolas" w:cs="Consolas" w:eastAsia="Consolas" w:hAnsi="Consolas"/>
-          <w:sz w:val="17"/>
-          <w:szCs w:val="17"/>
-        </w:rPr>
-        <w:t xml:space="preserve">@enduml</w:t>
+        <w:spacing w:after="0" w:before="120"/>
+        <w:jc w:val="center"/>
+      </w:pPr>
+      <w:r>
+        <w:drawing>
+          <wp:inline distT="0" distB="0" distL="0" distR="0">
+            <wp:extent cx="4514850" cy="6858000"/>
+            <wp:effectExtent t="0" r="0" b="0" l="0"/>
+            <wp:docPr id="1" name="estados_caso" descr="Diagrama estados_caso" title="estados_caso"/>
+            <wp:cNvGraphicFramePr>
+              <a:graphicFrameLocks xmlns:a="http://schemas.openxmlformats.org/drawingml/2006/main" noChangeAspect="1"/>
+            </wp:cNvGraphicFramePr>
+            <a:graphic xmlns:a="http://schemas.openxmlformats.org/drawingml/2006/main">
+              <a:graphicData uri="http://schemas.openxmlformats.org/drawingml/2006/picture">
+                <pic:pic xmlns:pic="http://schemas.openxmlformats.org/drawingml/2006/picture">
+                  <pic:nvPicPr>
+                    <pic:cNvPr id="0" name="" descr=""/>
+                    <pic:cNvPicPr>
+                      <a:picLocks noChangeAspect="1" noChangeArrowheads="1"/>
+                    </pic:cNvPicPr>
+                  </pic:nvPicPr>
+                  <pic:blipFill>
+                    <a:blip r:embed="rId21" cstate="none"/>
+                    <a:srcRect/>
+                    <a:stretch>
+                      <a:fillRect/>
+                    </a:stretch>
+                  </pic:blipFill>
+                  <pic:spPr bwMode="auto">
+                    <a:xfrm>
+                      <a:off x="0" y="0"/>
+                      <a:ext cx="4514850" cy="6858000"/>
+                    </a:xfrm>
+                    <a:prstGeom prst="rect">
+                      <a:avLst/>
+                    </a:prstGeom>
+                  </pic:spPr>
+                </pic:pic>
+              </a:graphicData>
+            </a:graphic>
+          </wp:inline>
+        </w:drawing>
       </w:r>
     </w:p>
     <w:p>
